--- a/assets/vgorbachev_cv.docx
+++ b/assets/vgorbachev_cv.docx
@@ -33,8 +33,95 @@
           <w:rFonts w:asciiTheme="majorHAnsi" w:hAnsiTheme="majorHAnsi" w:cstheme="majorHAnsi"/>
           <w:lang w:val="en-US"/>
         </w:rPr>
+        <w:t>Contacts</w:t>
+      </w:r>
+    </w:p>
+    <w:p>
+      <w:pPr>
+        <w:rPr>
+          <w:lang w:val="en-US" w:eastAsia="ru-RU"/>
+        </w:rPr>
+      </w:pPr>
+      <w:r>
+        <w:rPr>
+          <w:lang w:val="en-US" w:eastAsia="ru-RU"/>
+        </w:rPr>
+        <w:t xml:space="preserve">Site: </w:t>
+      </w:r>
+      <w:hyperlink r:id="rId6" w:history="1">
+        <w:r>
+          <w:rPr>
+            <w:rStyle w:val="Hyperlink"/>
+            <w:lang w:val="en-US" w:eastAsia="ru-RU"/>
+          </w:rPr>
+          <w:t>https://bmsdave.github.io</w:t>
+        </w:r>
+      </w:hyperlink>
+    </w:p>
+    <w:p>
+      <w:pPr>
+        <w:rPr>
+          <w:lang w:val="en-US" w:eastAsia="ru-RU"/>
+        </w:rPr>
+      </w:pPr>
+      <w:r>
+        <w:rPr>
+          <w:lang w:val="en-US" w:eastAsia="ru-RU"/>
+        </w:rPr>
+        <w:t xml:space="preserve">Skype: </w:t>
+      </w:r>
+      <w:proofErr w:type="spellStart"/>
+      <w:r>
+        <w:rPr>
+          <w:lang w:val="en-US" w:eastAsia="ru-RU"/>
+        </w:rPr>
+        <w:t>bmsdave</w:t>
+      </w:r>
+      <w:proofErr w:type="spellEnd"/>
+    </w:p>
+    <w:p>
+      <w:pPr>
+        <w:rPr>
+          <w:lang w:val="en-US" w:eastAsia="ru-RU"/>
+        </w:rPr>
+      </w:pPr>
+      <w:r>
+        <w:rPr>
+          <w:lang w:val="en-US" w:eastAsia="ru-RU"/>
+        </w:rPr>
+        <w:t>Tel.: +79811068082</w:t>
+      </w:r>
+    </w:p>
+    <w:p>
+      <w:pPr>
+        <w:rPr>
+          <w:lang w:val="en-US" w:eastAsia="ru-RU"/>
+        </w:rPr>
+      </w:pPr>
+      <w:r>
+        <w:rPr>
+          <w:lang w:val="en-US" w:eastAsia="ru-RU"/>
+        </w:rPr>
+        <w:t>E-mail: bmsdave@gmail.com</w:t>
+      </w:r>
+    </w:p>
+    <w:p>
+      <w:pPr>
+        <w:pStyle w:val="Heading2"/>
+        <w:rPr>
+          <w:rFonts w:asciiTheme="majorHAnsi" w:hAnsiTheme="majorHAnsi" w:cstheme="majorHAnsi"/>
+          <w:lang w:val="en-US"/>
+        </w:rPr>
+      </w:pPr>
+      <w:r>
+        <w:rPr>
+          <w:rFonts w:asciiTheme="majorHAnsi" w:hAnsiTheme="majorHAnsi" w:cstheme="majorHAnsi"/>
+          <w:lang w:val="en-US"/>
+        </w:rPr>
         <w:t>Summary</w:t>
       </w:r>
+      <w:bookmarkStart w:id="0" w:name="_GoBack"/>
+      <w:bookmarkEnd w:id="0"/>
     </w:p>
     <w:p>
       <w:pPr>
@@ -218,7 +305,7 @@
         </w:rPr>
         <w:t> program Committee. Previously I mentored in </w:t>
       </w:r>
-      <w:hyperlink r:id="rId6" w:history="1">
+      <w:hyperlink r:id="rId7" w:history="1">
         <w:r>
           <w:rPr>
             <w:rFonts w:asciiTheme="majorHAnsi" w:hAnsiTheme="majorHAnsi" w:cstheme="majorHAnsi"/>
@@ -291,28 +378,7 @@
           <w:rFonts w:asciiTheme="majorHAnsi" w:hAnsiTheme="majorHAnsi" w:cstheme="majorHAnsi"/>
           <w:lang w:val="en-US"/>
         </w:rPr>
-        <w:t>I like spo</w:t>
-      </w:r>
-      <w:r>
-        <w:rPr>
-          <w:rFonts w:asciiTheme="majorHAnsi" w:hAnsiTheme="majorHAnsi" w:cstheme="majorHAnsi"/>
-          <w:lang w:val="en-US"/>
-        </w:rPr>
-        <w:t>rts (Boxing, speed cubing, and chess</w:t>
-      </w:r>
-      <w:r>
-        <w:rPr>
-          <w:rFonts w:asciiTheme="majorHAnsi" w:hAnsiTheme="majorHAnsi" w:cstheme="majorHAnsi"/>
-          <w:lang w:val="en-US"/>
-        </w:rPr>
-        <w:t>), I respect and love mathematics an</w:t>
-      </w:r>
-      <w:r>
-        <w:rPr>
-          <w:rFonts w:asciiTheme="majorHAnsi" w:hAnsiTheme="majorHAnsi" w:cstheme="majorHAnsi"/>
-          <w:lang w:val="en-US"/>
-        </w:rPr>
-        <w:t>d everything connected with it.</w:t>
+        <w:t>I like sports (Boxing, speed cubing, and chess), I respect and love mathematics and everything connected with it.</w:t>
       </w:r>
     </w:p>
     <w:p>
@@ -368,16 +434,9 @@
           <w:rFonts w:asciiTheme="majorHAnsi" w:hAnsiTheme="majorHAnsi" w:cstheme="majorHAnsi"/>
           <w:lang w:val="en-US"/>
         </w:rPr>
-        <w:t>Nov 2016 — present</w:t>
-      </w:r>
-      <w:r>
-        <w:rPr>
-          <w:rFonts w:asciiTheme="majorHAnsi" w:hAnsiTheme="majorHAnsi" w:cstheme="majorHAnsi"/>
-          <w:lang w:val="en-US"/>
-        </w:rPr>
-        <w:t xml:space="preserve">, </w:t>
-      </w:r>
-      <w:hyperlink r:id="rId7" w:tgtFrame="_blank" w:history="1">
+        <w:t xml:space="preserve">Nov 2016 — present, </w:t>
+      </w:r>
+      <w:hyperlink r:id="rId8" w:tgtFrame="_blank" w:history="1">
         <w:proofErr w:type="spellStart"/>
         <w:r>
           <w:rPr>
@@ -540,354 +599,7 @@
           <w:szCs w:val="18"/>
           <w:lang w:val="en-US"/>
         </w:rPr>
-        <w:t>Feb 2015 — Nov 2016</w:t>
-      </w:r>
-      <w:r>
-        <w:rPr>
-          <w:rFonts w:asciiTheme="majorHAnsi" w:hAnsiTheme="majorHAnsi" w:cstheme="majorHAnsi"/>
-          <w:sz w:val="18"/>
-          <w:szCs w:val="18"/>
-          <w:lang w:val="en-US"/>
-        </w:rPr>
-        <w:t xml:space="preserve">, </w:t>
-      </w:r>
-      <w:hyperlink r:id="rId8" w:tgtFrame="_blank" w:history="1">
-        <w:proofErr w:type="spellStart"/>
-        <w:r>
-          <w:rPr>
-            <w:rFonts w:asciiTheme="majorHAnsi" w:hAnsiTheme="majorHAnsi" w:cstheme="majorHAnsi"/>
-            <w:color w:val="007ACC"/>
-            <w:lang w:val="en-US" w:eastAsia="ru-RU"/>
-          </w:rPr>
-          <w:t>i</w:t>
-        </w:r>
-        <w:proofErr w:type="spellEnd"/>
-        <w:r>
-          <w:rPr>
-            <w:rFonts w:asciiTheme="majorHAnsi" w:hAnsiTheme="majorHAnsi" w:cstheme="majorHAnsi"/>
-            <w:color w:val="007ACC"/>
-            <w:lang w:val="en-US" w:eastAsia="ru-RU"/>
-          </w:rPr>
-          <w:t>-Free</w:t>
-        </w:r>
-      </w:hyperlink>
-      <w:r>
-        <w:rPr>
-          <w:rFonts w:asciiTheme="majorHAnsi" w:hAnsiTheme="majorHAnsi" w:cstheme="majorHAnsi"/>
-          <w:lang w:val="en-US" w:eastAsia="ru-RU"/>
-        </w:rPr>
-        <w:t>, Saint Petersburg</w:t>
-      </w:r>
-    </w:p>
-    <w:p>
-      <w:pPr>
-        <w:rPr>
-          <w:rFonts w:asciiTheme="majorHAnsi" w:hAnsiTheme="majorHAnsi" w:cstheme="majorHAnsi"/>
-          <w:lang w:val="en-US" w:eastAsia="ru-RU"/>
-        </w:rPr>
-      </w:pPr>
-      <w:r>
-        <w:rPr>
-          <w:rFonts w:asciiTheme="majorHAnsi" w:hAnsiTheme="majorHAnsi" w:cstheme="majorHAnsi"/>
-          <w:b/>
-          <w:bCs/>
-          <w:lang w:val="en-US" w:eastAsia="ru-RU"/>
-        </w:rPr>
-        <w:t>Tasks:</w:t>
-      </w:r>
-    </w:p>
-    <w:p>
-      <w:pPr>
-        <w:rPr>
-          <w:rFonts w:asciiTheme="majorHAnsi" w:hAnsiTheme="majorHAnsi" w:cstheme="majorHAnsi"/>
-          <w:lang w:val="en-US" w:eastAsia="ru-RU"/>
-        </w:rPr>
-      </w:pPr>
-      <w:r>
-        <w:rPr>
-          <w:rFonts w:asciiTheme="majorHAnsi" w:hAnsiTheme="majorHAnsi" w:cstheme="majorHAnsi"/>
-          <w:lang w:val="en-US" w:eastAsia="ru-RU"/>
-        </w:rPr>
-        <w:t>- Developing UI of the operating and accounting platform.</w:t>
-      </w:r>
-      <w:r>
-        <w:rPr>
-          <w:rFonts w:asciiTheme="majorHAnsi" w:hAnsiTheme="majorHAnsi" w:cstheme="majorHAnsi"/>
-          <w:lang w:val="en-US" w:eastAsia="ru-RU"/>
-        </w:rPr>
-        <w:br/>
-        <w:t>- Writing stored procedures and views in PostgreSQL.</w:t>
-      </w:r>
-      <w:r>
-        <w:rPr>
-          <w:rFonts w:asciiTheme="majorHAnsi" w:hAnsiTheme="majorHAnsi" w:cstheme="majorHAnsi"/>
-          <w:lang w:val="en-US" w:eastAsia="ru-RU"/>
-        </w:rPr>
-        <w:br/>
-        <w:t>- Architecture development and writing of server-side and client-side parts of the platform.</w:t>
-      </w:r>
-      <w:r>
-        <w:rPr>
-          <w:rFonts w:asciiTheme="majorHAnsi" w:hAnsiTheme="majorHAnsi" w:cstheme="majorHAnsi"/>
-          <w:lang w:val="en-US" w:eastAsia="ru-RU"/>
-        </w:rPr>
-        <w:br/>
-        <w:t>- Developing of personal accounts of clients.</w:t>
-      </w:r>
-      <w:r>
-        <w:rPr>
-          <w:rFonts w:asciiTheme="majorHAnsi" w:hAnsiTheme="majorHAnsi" w:cstheme="majorHAnsi"/>
-          <w:lang w:val="en-US" w:eastAsia="ru-RU"/>
-        </w:rPr>
-        <w:br/>
-        <w:t>- Architecture development and writing of server-side and client-side parts of the platform according to the requirements of external customers.</w:t>
-      </w:r>
-      <w:r>
-        <w:rPr>
-          <w:rFonts w:asciiTheme="majorHAnsi" w:hAnsiTheme="majorHAnsi" w:cstheme="majorHAnsi"/>
-          <w:lang w:val="en-US" w:eastAsia="ru-RU"/>
-        </w:rPr>
-        <w:br/>
-        <w:t>- Integration of the operating and accounting platform with other external and internal systems.</w:t>
-      </w:r>
-      <w:r>
-        <w:rPr>
-          <w:rFonts w:asciiTheme="majorHAnsi" w:hAnsiTheme="majorHAnsi" w:cstheme="majorHAnsi"/>
-          <w:lang w:val="en-US" w:eastAsia="ru-RU"/>
-        </w:rPr>
-        <w:br/>
-        <w:t>- Implementation of applications for data synchronization via REST, SOAP, SMTP.</w:t>
-      </w:r>
-      <w:r>
-        <w:rPr>
-          <w:rFonts w:asciiTheme="majorHAnsi" w:hAnsiTheme="majorHAnsi" w:cstheme="majorHAnsi"/>
-          <w:lang w:val="en-US" w:eastAsia="ru-RU"/>
-        </w:rPr>
-        <w:br/>
-        <w:t>- Deploy developed applications.</w:t>
-      </w:r>
-      <w:r>
-        <w:rPr>
-          <w:rFonts w:asciiTheme="majorHAnsi" w:hAnsiTheme="majorHAnsi" w:cstheme="majorHAnsi"/>
-          <w:lang w:val="en-US" w:eastAsia="ru-RU"/>
-        </w:rPr>
-        <w:br/>
-        <w:t>- Setting up the production environment.</w:t>
-      </w:r>
-      <w:r>
-        <w:rPr>
-          <w:rFonts w:asciiTheme="majorHAnsi" w:hAnsiTheme="majorHAnsi" w:cstheme="majorHAnsi"/>
-          <w:lang w:val="en-US" w:eastAsia="ru-RU"/>
-        </w:rPr>
-        <w:br/>
-        <w:t>- Configuration and optimization of web servers.</w:t>
-      </w:r>
-      <w:r>
-        <w:rPr>
-          <w:rFonts w:asciiTheme="majorHAnsi" w:hAnsiTheme="majorHAnsi" w:cstheme="majorHAnsi"/>
-          <w:lang w:val="en-US" w:eastAsia="ru-RU"/>
-        </w:rPr>
-        <w:br/>
-        <w:t xml:space="preserve">- Configure </w:t>
-      </w:r>
-      <w:proofErr w:type="spellStart"/>
-      <w:r>
-        <w:rPr>
-          <w:rFonts w:asciiTheme="majorHAnsi" w:hAnsiTheme="majorHAnsi" w:cstheme="majorHAnsi"/>
-          <w:lang w:val="en-US" w:eastAsia="ru-RU"/>
-        </w:rPr>
-        <w:t>nginx</w:t>
-      </w:r>
-      <w:proofErr w:type="spellEnd"/>
-      <w:r>
-        <w:rPr>
-          <w:rFonts w:asciiTheme="majorHAnsi" w:hAnsiTheme="majorHAnsi" w:cstheme="majorHAnsi"/>
-          <w:lang w:val="en-US" w:eastAsia="ru-RU"/>
-        </w:rPr>
-        <w:t xml:space="preserve">, apache, </w:t>
-      </w:r>
-      <w:proofErr w:type="gramStart"/>
-      <w:r>
-        <w:rPr>
-          <w:rFonts w:asciiTheme="majorHAnsi" w:hAnsiTheme="majorHAnsi" w:cstheme="majorHAnsi"/>
-          <w:lang w:val="en-US" w:eastAsia="ru-RU"/>
-        </w:rPr>
-        <w:t>puppet</w:t>
-      </w:r>
-      <w:proofErr w:type="gramEnd"/>
-      <w:r>
-        <w:rPr>
-          <w:rFonts w:asciiTheme="majorHAnsi" w:hAnsiTheme="majorHAnsi" w:cstheme="majorHAnsi"/>
-          <w:lang w:val="en-US" w:eastAsia="ru-RU"/>
-        </w:rPr>
-        <w:t xml:space="preserve"> configurations.</w:t>
-      </w:r>
-    </w:p>
-    <w:p>
-      <w:pPr>
-        <w:rPr>
-          <w:rFonts w:asciiTheme="majorHAnsi" w:hAnsiTheme="majorHAnsi" w:cstheme="majorHAnsi"/>
-          <w:lang w:val="en-US" w:eastAsia="ru-RU"/>
-        </w:rPr>
-      </w:pPr>
-      <w:r>
-        <w:rPr>
-          <w:rFonts w:asciiTheme="majorHAnsi" w:hAnsiTheme="majorHAnsi" w:cstheme="majorHAnsi"/>
-          <w:b/>
-          <w:bCs/>
-          <w:lang w:val="en-US" w:eastAsia="ru-RU"/>
-        </w:rPr>
-        <w:t>The list of technologies:</w:t>
-      </w:r>
-      <w:r>
-        <w:rPr>
-          <w:rFonts w:asciiTheme="majorHAnsi" w:hAnsiTheme="majorHAnsi" w:cstheme="majorHAnsi"/>
-          <w:b/>
-          <w:bCs/>
-          <w:lang w:val="en-US" w:eastAsia="ru-RU"/>
-        </w:rPr>
-        <w:t xml:space="preserve"> </w:t>
-      </w:r>
-      <w:r>
-        <w:rPr>
-          <w:rFonts w:asciiTheme="majorHAnsi" w:hAnsiTheme="majorHAnsi" w:cstheme="majorHAnsi"/>
-          <w:lang w:val="en-US" w:eastAsia="ru-RU"/>
-        </w:rPr>
-        <w:t>JS, Dart, Typescript</w:t>
-      </w:r>
-      <w:r>
-        <w:rPr>
-          <w:rFonts w:asciiTheme="majorHAnsi" w:hAnsiTheme="majorHAnsi" w:cstheme="majorHAnsi"/>
-          <w:lang w:val="en-US" w:eastAsia="ru-RU"/>
-        </w:rPr>
-        <w:t xml:space="preserve">, </w:t>
-      </w:r>
-      <w:proofErr w:type="gramStart"/>
-      <w:r>
-        <w:rPr>
-          <w:rFonts w:asciiTheme="majorHAnsi" w:hAnsiTheme="majorHAnsi" w:cstheme="majorHAnsi"/>
-          <w:lang w:val="en-US" w:eastAsia="ru-RU"/>
-        </w:rPr>
-        <w:t>Angular(</w:t>
-      </w:r>
-      <w:proofErr w:type="gramEnd"/>
-      <w:r>
-        <w:rPr>
-          <w:rFonts w:asciiTheme="majorHAnsi" w:hAnsiTheme="majorHAnsi" w:cstheme="majorHAnsi"/>
-          <w:lang w:val="en-US" w:eastAsia="ru-RU"/>
-        </w:rPr>
-        <w:t>1,2), Backbone.js, Polymer, Ampersand</w:t>
-      </w:r>
-      <w:r>
-        <w:rPr>
-          <w:rFonts w:asciiTheme="majorHAnsi" w:hAnsiTheme="majorHAnsi" w:cstheme="majorHAnsi"/>
-          <w:lang w:val="en-US" w:eastAsia="ru-RU"/>
-        </w:rPr>
-        <w:br/>
-      </w:r>
-      <w:r>
-        <w:rPr>
-          <w:rFonts w:asciiTheme="majorHAnsi" w:hAnsiTheme="majorHAnsi" w:cstheme="majorHAnsi"/>
-          <w:lang w:val="en-US" w:eastAsia="ru-RU"/>
-        </w:rPr>
-        <w:t xml:space="preserve">Python2.7, PL/SQL, Flask, </w:t>
-      </w:r>
-      <w:proofErr w:type="spellStart"/>
-      <w:r>
-        <w:rPr>
-          <w:rFonts w:asciiTheme="majorHAnsi" w:hAnsiTheme="majorHAnsi" w:cstheme="majorHAnsi"/>
-          <w:lang w:val="en-US" w:eastAsia="ru-RU"/>
-        </w:rPr>
-        <w:t>SqlA</w:t>
-      </w:r>
-      <w:r>
-        <w:rPr>
-          <w:rFonts w:asciiTheme="majorHAnsi" w:hAnsiTheme="majorHAnsi" w:cstheme="majorHAnsi"/>
-          <w:lang w:val="en-US" w:eastAsia="ru-RU"/>
-        </w:rPr>
-        <w:t>lchemy</w:t>
-      </w:r>
-      <w:proofErr w:type="spellEnd"/>
-      <w:r>
-        <w:rPr>
-          <w:rFonts w:asciiTheme="majorHAnsi" w:hAnsiTheme="majorHAnsi" w:cstheme="majorHAnsi"/>
-          <w:lang w:val="en-US" w:eastAsia="ru-RU"/>
-        </w:rPr>
-        <w:t xml:space="preserve">, </w:t>
-      </w:r>
-      <w:proofErr w:type="spellStart"/>
-      <w:r>
-        <w:rPr>
-          <w:rFonts w:asciiTheme="majorHAnsi" w:hAnsiTheme="majorHAnsi" w:cstheme="majorHAnsi"/>
-          <w:lang w:val="en-US" w:eastAsia="ru-RU"/>
-        </w:rPr>
-        <w:t>PostrgreSQL</w:t>
-      </w:r>
-      <w:proofErr w:type="spellEnd"/>
-      <w:r>
-        <w:rPr>
-          <w:rFonts w:asciiTheme="majorHAnsi" w:hAnsiTheme="majorHAnsi" w:cstheme="majorHAnsi"/>
-          <w:lang w:val="en-US" w:eastAsia="ru-RU"/>
-        </w:rPr>
-        <w:t xml:space="preserve">, GIT, Nginx, Apache2, </w:t>
-      </w:r>
-      <w:proofErr w:type="spellStart"/>
-      <w:r>
-        <w:rPr>
-          <w:rFonts w:asciiTheme="majorHAnsi" w:hAnsiTheme="majorHAnsi" w:cstheme="majorHAnsi"/>
-          <w:lang w:val="en-US" w:eastAsia="ru-RU"/>
-        </w:rPr>
-        <w:t>Debian</w:t>
-      </w:r>
-      <w:proofErr w:type="spellEnd"/>
-      <w:r>
-        <w:rPr>
-          <w:rFonts w:asciiTheme="majorHAnsi" w:hAnsiTheme="majorHAnsi" w:cstheme="majorHAnsi"/>
-          <w:lang w:val="en-US" w:eastAsia="ru-RU"/>
-        </w:rPr>
-        <w:t>, Puppet</w:t>
-      </w:r>
-    </w:p>
-    <w:p>
-      <w:pPr>
-        <w:rPr>
-          <w:rFonts w:asciiTheme="majorHAnsi" w:hAnsiTheme="majorHAnsi" w:cstheme="majorHAnsi"/>
-          <w:lang w:val="en-US"/>
-        </w:rPr>
-      </w:pPr>
-    </w:p>
-    <w:p>
-      <w:pPr>
-        <w:pStyle w:val="Heading3"/>
-        <w:rPr>
-          <w:rFonts w:eastAsia="Times New Roman"/>
-          <w:b/>
-          <w:lang w:val="en-US" w:eastAsia="ru-RU"/>
-        </w:rPr>
-      </w:pPr>
-      <w:r>
-        <w:rPr>
-          <w:rFonts w:eastAsia="Times New Roman"/>
-          <w:b/>
-          <w:lang w:val="en-US" w:eastAsia="ru-RU"/>
-        </w:rPr>
-        <w:lastRenderedPageBreak/>
-        <w:t>Monitoring System Administrator</w:t>
-      </w:r>
-    </w:p>
-    <w:p>
-      <w:pPr>
-        <w:rPr>
-          <w:rFonts w:asciiTheme="majorHAnsi" w:hAnsiTheme="majorHAnsi" w:cstheme="majorHAnsi"/>
-          <w:lang w:val="en-US" w:eastAsia="ru-RU"/>
-        </w:rPr>
-      </w:pPr>
-      <w:r>
-        <w:rPr>
-          <w:rFonts w:asciiTheme="majorHAnsi" w:hAnsiTheme="majorHAnsi" w:cstheme="majorHAnsi"/>
-          <w:lang w:val="en-US" w:eastAsia="ru-RU"/>
-        </w:rPr>
-        <w:t xml:space="preserve">Sep 2014 — Feb 2015, </w:t>
+        <w:t xml:space="preserve">Feb 2015 — Nov 2016, </w:t>
       </w:r>
       <w:hyperlink r:id="rId9" w:tgtFrame="_blank" w:history="1">
         <w:proofErr w:type="spellStart"/>
@@ -946,7 +658,7 @@
           <w:rFonts w:asciiTheme="majorHAnsi" w:hAnsiTheme="majorHAnsi" w:cstheme="majorHAnsi"/>
           <w:lang w:val="en-US" w:eastAsia="ru-RU"/>
         </w:rPr>
-        <w:t>- Monitoring of performance and optimization of performance of the company's systems.</w:t>
+        <w:t>- Developing UI of the operating and accounting platform.</w:t>
       </w:r>
       <w:r>
         <w:rPr>
@@ -954,7 +666,7 @@
           <w:lang w:val="en-US" w:eastAsia="ru-RU"/>
         </w:rPr>
         <w:br/>
-        <w:t>- Participation in the elimination of emergencies in the server SOFTWARE (regardless of the time of day).</w:t>
+        <w:t>- Writing stored procedures and views in PostgreSQL.</w:t>
       </w:r>
       <w:r>
         <w:rPr>
@@ -962,14 +674,110 @@
           <w:lang w:val="en-US" w:eastAsia="ru-RU"/>
         </w:rPr>
         <w:br/>
-        <w:t xml:space="preserve">- Improvement of existing processes to respond to </w:t>
-      </w:r>
-      <w:r>
-        <w:rPr>
-          <w:rFonts w:asciiTheme="majorHAnsi" w:hAnsiTheme="majorHAnsi" w:cstheme="majorHAnsi"/>
-          <w:lang w:val="en-US" w:eastAsia="ru-RU"/>
-        </w:rPr>
-        <w:t>emergencies.</w:t>
+        <w:t>- Architecture development and writing of server-side and client-side parts of the platform.</w:t>
+      </w:r>
+      <w:r>
+        <w:rPr>
+          <w:rFonts w:asciiTheme="majorHAnsi" w:hAnsiTheme="majorHAnsi" w:cstheme="majorHAnsi"/>
+          <w:lang w:val="en-US" w:eastAsia="ru-RU"/>
+        </w:rPr>
+        <w:br/>
+        <w:t>- Developing of personal accounts of clients.</w:t>
+      </w:r>
+      <w:r>
+        <w:rPr>
+          <w:rFonts w:asciiTheme="majorHAnsi" w:hAnsiTheme="majorHAnsi" w:cstheme="majorHAnsi"/>
+          <w:lang w:val="en-US" w:eastAsia="ru-RU"/>
+        </w:rPr>
+        <w:br/>
+        <w:t>- Architecture development and writing of server-side and client-side parts of the platform according to the requirements of external customers.</w:t>
+      </w:r>
+      <w:r>
+        <w:rPr>
+          <w:rFonts w:asciiTheme="majorHAnsi" w:hAnsiTheme="majorHAnsi" w:cstheme="majorHAnsi"/>
+          <w:lang w:val="en-US" w:eastAsia="ru-RU"/>
+        </w:rPr>
+        <w:br/>
+        <w:t>- Integration of the operating and accounting platform with other external and internal systems.</w:t>
+      </w:r>
+      <w:r>
+        <w:rPr>
+          <w:rFonts w:asciiTheme="majorHAnsi" w:hAnsiTheme="majorHAnsi" w:cstheme="majorHAnsi"/>
+          <w:lang w:val="en-US" w:eastAsia="ru-RU"/>
+        </w:rPr>
+        <w:br/>
+        <w:t>- Implementation of applications for data synchronization via REST, SOAP, SMTP.</w:t>
+      </w:r>
+      <w:r>
+        <w:rPr>
+          <w:rFonts w:asciiTheme="majorHAnsi" w:hAnsiTheme="majorHAnsi" w:cstheme="majorHAnsi"/>
+          <w:lang w:val="en-US" w:eastAsia="ru-RU"/>
+        </w:rPr>
+        <w:br/>
+      </w:r>
+      <w:r>
+        <w:rPr>
+          <w:rFonts w:asciiTheme="majorHAnsi" w:hAnsiTheme="majorHAnsi" w:cstheme="majorHAnsi"/>
+          <w:lang w:val="en-US" w:eastAsia="ru-RU"/>
+        </w:rPr>
+        <w:lastRenderedPageBreak/>
+        <w:t>- Deploy developed applications.</w:t>
+      </w:r>
+      <w:r>
+        <w:rPr>
+          <w:rFonts w:asciiTheme="majorHAnsi" w:hAnsiTheme="majorHAnsi" w:cstheme="majorHAnsi"/>
+          <w:lang w:val="en-US" w:eastAsia="ru-RU"/>
+        </w:rPr>
+        <w:br/>
+        <w:t>- Setting up the production environment.</w:t>
+      </w:r>
+      <w:r>
+        <w:rPr>
+          <w:rFonts w:asciiTheme="majorHAnsi" w:hAnsiTheme="majorHAnsi" w:cstheme="majorHAnsi"/>
+          <w:lang w:val="en-US" w:eastAsia="ru-RU"/>
+        </w:rPr>
+        <w:br/>
+        <w:t>- Configuration and optimization of web servers.</w:t>
+      </w:r>
+      <w:r>
+        <w:rPr>
+          <w:rFonts w:asciiTheme="majorHAnsi" w:hAnsiTheme="majorHAnsi" w:cstheme="majorHAnsi"/>
+          <w:lang w:val="en-US" w:eastAsia="ru-RU"/>
+        </w:rPr>
+        <w:br/>
+        <w:t xml:space="preserve">- Configure </w:t>
+      </w:r>
+      <w:proofErr w:type="spellStart"/>
+      <w:r>
+        <w:rPr>
+          <w:rFonts w:asciiTheme="majorHAnsi" w:hAnsiTheme="majorHAnsi" w:cstheme="majorHAnsi"/>
+          <w:lang w:val="en-US" w:eastAsia="ru-RU"/>
+        </w:rPr>
+        <w:t>nginx</w:t>
+      </w:r>
+      <w:proofErr w:type="spellEnd"/>
+      <w:r>
+        <w:rPr>
+          <w:rFonts w:asciiTheme="majorHAnsi" w:hAnsiTheme="majorHAnsi" w:cstheme="majorHAnsi"/>
+          <w:lang w:val="en-US" w:eastAsia="ru-RU"/>
+        </w:rPr>
+        <w:t xml:space="preserve">, apache, </w:t>
+      </w:r>
+      <w:proofErr w:type="gramStart"/>
+      <w:r>
+        <w:rPr>
+          <w:rFonts w:asciiTheme="majorHAnsi" w:hAnsiTheme="majorHAnsi" w:cstheme="majorHAnsi"/>
+          <w:lang w:val="en-US" w:eastAsia="ru-RU"/>
+        </w:rPr>
+        <w:t>puppet</w:t>
+      </w:r>
+      <w:proofErr w:type="gramEnd"/>
+      <w:r>
+        <w:rPr>
+          <w:rFonts w:asciiTheme="majorHAnsi" w:hAnsiTheme="majorHAnsi" w:cstheme="majorHAnsi"/>
+          <w:lang w:val="en-US" w:eastAsia="ru-RU"/>
+        </w:rPr>
+        <w:t xml:space="preserve"> configurations.</w:t>
       </w:r>
     </w:p>
     <w:p>
@@ -986,63 +794,8 @@
           <w:bCs/>
           <w:lang w:val="en-US" w:eastAsia="ru-RU"/>
         </w:rPr>
-        <w:t>Functions:</w:t>
-      </w:r>
-    </w:p>
-    <w:p>
-      <w:pPr>
-        <w:rPr>
-          <w:rFonts w:asciiTheme="majorHAnsi" w:hAnsiTheme="majorHAnsi" w:cstheme="majorHAnsi"/>
-          <w:lang w:val="en-US" w:eastAsia="ru-RU"/>
-        </w:rPr>
-      </w:pPr>
-      <w:r>
-        <w:rPr>
-          <w:rFonts w:asciiTheme="majorHAnsi" w:hAnsiTheme="majorHAnsi" w:cstheme="majorHAnsi"/>
-          <w:lang w:val="en-US" w:eastAsia="ru-RU"/>
-        </w:rPr>
-        <w:t>- Setting up a monitoring system to display the necessary information for technical support and specialists responsible for their respective systems.</w:t>
-      </w:r>
-      <w:r>
-        <w:rPr>
-          <w:rFonts w:asciiTheme="majorHAnsi" w:hAnsiTheme="majorHAnsi" w:cstheme="majorHAnsi"/>
-          <w:lang w:val="en-US" w:eastAsia="ru-RU"/>
-        </w:rPr>
-        <w:br/>
-        <w:t>- Support uninterrupted operation of the monitoring system.</w:t>
-      </w:r>
-      <w:r>
-        <w:rPr>
-          <w:rFonts w:asciiTheme="majorHAnsi" w:hAnsiTheme="majorHAnsi" w:cstheme="majorHAnsi"/>
-          <w:lang w:val="en-US" w:eastAsia="ru-RU"/>
-        </w:rPr>
-        <w:br/>
-        <w:t>- Performance of tasks on service of services of the company.</w:t>
-      </w:r>
-      <w:r>
-        <w:rPr>
-          <w:rFonts w:asciiTheme="majorHAnsi" w:hAnsiTheme="majorHAnsi" w:cstheme="majorHAnsi"/>
-          <w:lang w:val="en-US" w:eastAsia="ru-RU"/>
-        </w:rPr>
-        <w:br/>
-        <w:t>- Elimination of errors in the company's systems.</w:t>
-      </w:r>
-      <w:r>
-        <w:rPr>
-          <w:rFonts w:asciiTheme="majorHAnsi" w:hAnsiTheme="majorHAnsi" w:cstheme="majorHAnsi"/>
-          <w:lang w:val="en-US" w:eastAsia="ru-RU"/>
-        </w:rPr>
-        <w:br/>
-        <w:t>- Technical advice to internal divisions of the company.</w:t>
-      </w:r>
-    </w:p>
-    <w:p>
-      <w:pPr>
-        <w:rPr>
-          <w:rFonts w:asciiTheme="majorHAnsi" w:hAnsiTheme="majorHAnsi" w:cstheme="majorHAnsi"/>
-          <w:lang w:val="en-US" w:eastAsia="ru-RU"/>
-        </w:rPr>
-      </w:pPr>
+        <w:t>The list of technologies:</w:t>
+      </w:r>
       <w:r>
         <w:rPr>
           <w:rFonts w:asciiTheme="majorHAnsi" w:hAnsiTheme="majorHAnsi" w:cstheme="majorHAnsi"/>
@@ -1050,14 +803,51 @@
           <w:bCs/>
           <w:lang w:val="en-US" w:eastAsia="ru-RU"/>
         </w:rPr>
-        <w:t>List of technologies:</w:t>
-      </w:r>
-      <w:r>
-        <w:rPr>
-          <w:rFonts w:asciiTheme="majorHAnsi" w:hAnsiTheme="majorHAnsi" w:cstheme="majorHAnsi"/>
-          <w:lang w:val="en-US" w:eastAsia="ru-RU"/>
-        </w:rPr>
-        <w:t> </w:t>
+        <w:t xml:space="preserve"> </w:t>
+      </w:r>
+      <w:r>
+        <w:rPr>
+          <w:rFonts w:asciiTheme="majorHAnsi" w:hAnsiTheme="majorHAnsi" w:cstheme="majorHAnsi"/>
+          <w:lang w:val="en-US" w:eastAsia="ru-RU"/>
+        </w:rPr>
+        <w:t>JS, Dart, Typescript</w:t>
+      </w:r>
+      <w:r>
+        <w:rPr>
+          <w:rFonts w:asciiTheme="majorHAnsi" w:hAnsiTheme="majorHAnsi" w:cstheme="majorHAnsi"/>
+          <w:lang w:val="en-US" w:eastAsia="ru-RU"/>
+        </w:rPr>
+        <w:t xml:space="preserve">, </w:t>
+      </w:r>
+      <w:proofErr w:type="gramStart"/>
+      <w:r>
+        <w:rPr>
+          <w:rFonts w:asciiTheme="majorHAnsi" w:hAnsiTheme="majorHAnsi" w:cstheme="majorHAnsi"/>
+          <w:lang w:val="en-US" w:eastAsia="ru-RU"/>
+        </w:rPr>
+        <w:t>Angular(</w:t>
+      </w:r>
+      <w:proofErr w:type="gramEnd"/>
+      <w:r>
+        <w:rPr>
+          <w:rFonts w:asciiTheme="majorHAnsi" w:hAnsiTheme="majorHAnsi" w:cstheme="majorHAnsi"/>
+          <w:lang w:val="en-US" w:eastAsia="ru-RU"/>
+        </w:rPr>
+        <w:t>1,2), Backbone.js, Polymer, Ampersand</w:t>
+      </w:r>
+      <w:r>
+        <w:rPr>
+          <w:rFonts w:asciiTheme="majorHAnsi" w:hAnsiTheme="majorHAnsi" w:cstheme="majorHAnsi"/>
+          <w:lang w:val="en-US" w:eastAsia="ru-RU"/>
+        </w:rPr>
+        <w:br/>
+      </w:r>
+      <w:r>
+        <w:rPr>
+          <w:rFonts w:asciiTheme="majorHAnsi" w:hAnsiTheme="majorHAnsi" w:cstheme="majorHAnsi"/>
+          <w:lang w:val="en-US" w:eastAsia="ru-RU"/>
+        </w:rPr>
+        <w:t xml:space="preserve">Python2.7, PL/SQL, Flask, </w:t>
       </w:r>
       <w:proofErr w:type="spellStart"/>
       <w:r>
@@ -1065,6 +855,45 @@
           <w:rFonts w:asciiTheme="majorHAnsi" w:hAnsiTheme="majorHAnsi" w:cstheme="majorHAnsi"/>
           <w:lang w:val="en-US" w:eastAsia="ru-RU"/>
         </w:rPr>
+        <w:t>SqlA</w:t>
+      </w:r>
+      <w:r>
+        <w:rPr>
+          <w:rFonts w:asciiTheme="majorHAnsi" w:hAnsiTheme="majorHAnsi" w:cstheme="majorHAnsi"/>
+          <w:lang w:val="en-US" w:eastAsia="ru-RU"/>
+        </w:rPr>
+        <w:t>lchemy</w:t>
+      </w:r>
+      <w:proofErr w:type="spellEnd"/>
+      <w:r>
+        <w:rPr>
+          <w:rFonts w:asciiTheme="majorHAnsi" w:hAnsiTheme="majorHAnsi" w:cstheme="majorHAnsi"/>
+          <w:lang w:val="en-US" w:eastAsia="ru-RU"/>
+        </w:rPr>
+        <w:t xml:space="preserve">, </w:t>
+      </w:r>
+      <w:proofErr w:type="spellStart"/>
+      <w:r>
+        <w:rPr>
+          <w:rFonts w:asciiTheme="majorHAnsi" w:hAnsiTheme="majorHAnsi" w:cstheme="majorHAnsi"/>
+          <w:lang w:val="en-US" w:eastAsia="ru-RU"/>
+        </w:rPr>
+        <w:t>PostrgreSQL</w:t>
+      </w:r>
+      <w:proofErr w:type="spellEnd"/>
+      <w:r>
+        <w:rPr>
+          <w:rFonts w:asciiTheme="majorHAnsi" w:hAnsiTheme="majorHAnsi" w:cstheme="majorHAnsi"/>
+          <w:lang w:val="en-US" w:eastAsia="ru-RU"/>
+        </w:rPr>
+        <w:t xml:space="preserve">, GIT, Nginx, Apache2, </w:t>
+      </w:r>
+      <w:proofErr w:type="spellStart"/>
+      <w:r>
+        <w:rPr>
+          <w:rFonts w:asciiTheme="majorHAnsi" w:hAnsiTheme="majorHAnsi" w:cstheme="majorHAnsi"/>
+          <w:lang w:val="en-US" w:eastAsia="ru-RU"/>
+        </w:rPr>
         <w:t>Debian</w:t>
       </w:r>
       <w:proofErr w:type="spellEnd"/>
@@ -1073,23 +902,7 @@
           <w:rFonts w:asciiTheme="majorHAnsi" w:hAnsiTheme="majorHAnsi" w:cstheme="majorHAnsi"/>
           <w:lang w:val="en-US" w:eastAsia="ru-RU"/>
         </w:rPr>
-        <w:t xml:space="preserve">, Puppet, Apache/Nginx/Tomcat, SQL, TCP/IP, </w:t>
-      </w:r>
-      <w:proofErr w:type="spellStart"/>
-      <w:r>
-        <w:rPr>
-          <w:rFonts w:asciiTheme="majorHAnsi" w:hAnsiTheme="majorHAnsi" w:cstheme="majorHAnsi"/>
-          <w:lang w:val="en-US" w:eastAsia="ru-RU"/>
-        </w:rPr>
-        <w:t>Zabbix</w:t>
-      </w:r>
-      <w:proofErr w:type="spellEnd"/>
-      <w:r>
-        <w:rPr>
-          <w:rFonts w:asciiTheme="majorHAnsi" w:hAnsiTheme="majorHAnsi" w:cstheme="majorHAnsi"/>
-          <w:lang w:val="en-US" w:eastAsia="ru-RU"/>
-        </w:rPr>
-        <w:t>, Java, Python, Bash.</w:t>
+        <w:t>, Puppet</w:t>
       </w:r>
     </w:p>
     <w:p>
@@ -1115,29 +928,22 @@
           <w:b/>
           <w:lang w:val="en-US" w:eastAsia="ru-RU"/>
         </w:rPr>
-        <w:t>Technical Support Engineer</w:t>
-      </w:r>
-    </w:p>
-    <w:p>
-      <w:pPr>
-        <w:rPr>
-          <w:rFonts w:asciiTheme="majorHAnsi" w:hAnsiTheme="majorHAnsi" w:cstheme="majorHAnsi"/>
-          <w:lang w:val="en-US" w:eastAsia="ru-RU"/>
-        </w:rPr>
-      </w:pPr>
-      <w:r>
-        <w:rPr>
-          <w:rFonts w:asciiTheme="majorHAnsi" w:hAnsiTheme="majorHAnsi" w:cstheme="majorHAnsi"/>
-          <w:lang w:val="en-US"/>
-        </w:rPr>
-        <w:t>Feb 2013 — Sep 2014</w:t>
-      </w:r>
-      <w:r>
-        <w:rPr>
-          <w:rFonts w:asciiTheme="majorHAnsi" w:hAnsiTheme="majorHAnsi" w:cstheme="majorHAnsi"/>
-          <w:lang w:val="en-US" w:eastAsia="ru-RU"/>
-        </w:rPr>
-        <w:t xml:space="preserve">, </w:t>
+        <w:t>Monitoring System Administrator</w:t>
+      </w:r>
+    </w:p>
+    <w:p>
+      <w:pPr>
+        <w:rPr>
+          <w:rFonts w:asciiTheme="majorHAnsi" w:hAnsiTheme="majorHAnsi" w:cstheme="majorHAnsi"/>
+          <w:lang w:val="en-US" w:eastAsia="ru-RU"/>
+        </w:rPr>
+      </w:pPr>
+      <w:r>
+        <w:rPr>
+          <w:rFonts w:asciiTheme="majorHAnsi" w:hAnsiTheme="majorHAnsi" w:cstheme="majorHAnsi"/>
+          <w:lang w:val="en-US" w:eastAsia="ru-RU"/>
+        </w:rPr>
+        <w:t xml:space="preserve">Sep 2014 — Feb 2015, </w:t>
       </w:r>
       <w:hyperlink r:id="rId10" w:tgtFrame="_blank" w:history="1">
         <w:proofErr w:type="spellStart"/>
@@ -1196,6 +1002,249 @@
           <w:rFonts w:asciiTheme="majorHAnsi" w:hAnsiTheme="majorHAnsi" w:cstheme="majorHAnsi"/>
           <w:lang w:val="en-US" w:eastAsia="ru-RU"/>
         </w:rPr>
+        <w:t>- Monitoring of performance and optimization of performance of the company's systems.</w:t>
+      </w:r>
+      <w:r>
+        <w:rPr>
+          <w:rFonts w:asciiTheme="majorHAnsi" w:hAnsiTheme="majorHAnsi" w:cstheme="majorHAnsi"/>
+          <w:lang w:val="en-US" w:eastAsia="ru-RU"/>
+        </w:rPr>
+        <w:br/>
+        <w:t>- Participation in the elimination of emergencies in the server SOFTWARE (regardless of the time of day).</w:t>
+      </w:r>
+      <w:r>
+        <w:rPr>
+          <w:rFonts w:asciiTheme="majorHAnsi" w:hAnsiTheme="majorHAnsi" w:cstheme="majorHAnsi"/>
+          <w:lang w:val="en-US" w:eastAsia="ru-RU"/>
+        </w:rPr>
+        <w:br/>
+        <w:t>- Improvement of existing processes to respond to emergencies.</w:t>
+      </w:r>
+    </w:p>
+    <w:p>
+      <w:pPr>
+        <w:rPr>
+          <w:rFonts w:asciiTheme="majorHAnsi" w:hAnsiTheme="majorHAnsi" w:cstheme="majorHAnsi"/>
+          <w:lang w:val="en-US" w:eastAsia="ru-RU"/>
+        </w:rPr>
+      </w:pPr>
+      <w:r>
+        <w:rPr>
+          <w:rFonts w:asciiTheme="majorHAnsi" w:hAnsiTheme="majorHAnsi" w:cstheme="majorHAnsi"/>
+          <w:b/>
+          <w:bCs/>
+          <w:lang w:val="en-US" w:eastAsia="ru-RU"/>
+        </w:rPr>
+        <w:t>Functions:</w:t>
+      </w:r>
+    </w:p>
+    <w:p>
+      <w:pPr>
+        <w:rPr>
+          <w:rFonts w:asciiTheme="majorHAnsi" w:hAnsiTheme="majorHAnsi" w:cstheme="majorHAnsi"/>
+          <w:lang w:val="en-US" w:eastAsia="ru-RU"/>
+        </w:rPr>
+      </w:pPr>
+      <w:r>
+        <w:rPr>
+          <w:rFonts w:asciiTheme="majorHAnsi" w:hAnsiTheme="majorHAnsi" w:cstheme="majorHAnsi"/>
+          <w:lang w:val="en-US" w:eastAsia="ru-RU"/>
+        </w:rPr>
+        <w:t>- Setting up a monitoring system to display the necessary information for technical support and specialists responsible for their respective systems.</w:t>
+      </w:r>
+      <w:r>
+        <w:rPr>
+          <w:rFonts w:asciiTheme="majorHAnsi" w:hAnsiTheme="majorHAnsi" w:cstheme="majorHAnsi"/>
+          <w:lang w:val="en-US" w:eastAsia="ru-RU"/>
+        </w:rPr>
+        <w:br/>
+        <w:t>- Support uninterrupted operation of the monitoring system.</w:t>
+      </w:r>
+      <w:r>
+        <w:rPr>
+          <w:rFonts w:asciiTheme="majorHAnsi" w:hAnsiTheme="majorHAnsi" w:cstheme="majorHAnsi"/>
+          <w:lang w:val="en-US" w:eastAsia="ru-RU"/>
+        </w:rPr>
+        <w:br/>
+        <w:t>- Performance of tasks on service of services of the company.</w:t>
+      </w:r>
+      <w:r>
+        <w:rPr>
+          <w:rFonts w:asciiTheme="majorHAnsi" w:hAnsiTheme="majorHAnsi" w:cstheme="majorHAnsi"/>
+          <w:lang w:val="en-US" w:eastAsia="ru-RU"/>
+        </w:rPr>
+        <w:br/>
+        <w:t>- Elimination of errors in the company's systems.</w:t>
+      </w:r>
+      <w:r>
+        <w:rPr>
+          <w:rFonts w:asciiTheme="majorHAnsi" w:hAnsiTheme="majorHAnsi" w:cstheme="majorHAnsi"/>
+          <w:lang w:val="en-US" w:eastAsia="ru-RU"/>
+        </w:rPr>
+        <w:br/>
+        <w:t>- Technical advice to internal divisions of the company.</w:t>
+      </w:r>
+    </w:p>
+    <w:p>
+      <w:pPr>
+        <w:rPr>
+          <w:rFonts w:asciiTheme="majorHAnsi" w:hAnsiTheme="majorHAnsi" w:cstheme="majorHAnsi"/>
+          <w:lang w:val="en-US" w:eastAsia="ru-RU"/>
+        </w:rPr>
+      </w:pPr>
+      <w:r>
+        <w:rPr>
+          <w:rFonts w:asciiTheme="majorHAnsi" w:hAnsiTheme="majorHAnsi" w:cstheme="majorHAnsi"/>
+          <w:b/>
+          <w:bCs/>
+          <w:lang w:val="en-US" w:eastAsia="ru-RU"/>
+        </w:rPr>
+        <w:t>List of technologies:</w:t>
+      </w:r>
+      <w:r>
+        <w:rPr>
+          <w:rFonts w:asciiTheme="majorHAnsi" w:hAnsiTheme="majorHAnsi" w:cstheme="majorHAnsi"/>
+          <w:lang w:val="en-US" w:eastAsia="ru-RU"/>
+        </w:rPr>
+        <w:t> </w:t>
+      </w:r>
+      <w:proofErr w:type="spellStart"/>
+      <w:r>
+        <w:rPr>
+          <w:rFonts w:asciiTheme="majorHAnsi" w:hAnsiTheme="majorHAnsi" w:cstheme="majorHAnsi"/>
+          <w:lang w:val="en-US" w:eastAsia="ru-RU"/>
+        </w:rPr>
+        <w:t>Debian</w:t>
+      </w:r>
+      <w:proofErr w:type="spellEnd"/>
+      <w:r>
+        <w:rPr>
+          <w:rFonts w:asciiTheme="majorHAnsi" w:hAnsiTheme="majorHAnsi" w:cstheme="majorHAnsi"/>
+          <w:lang w:val="en-US" w:eastAsia="ru-RU"/>
+        </w:rPr>
+        <w:t xml:space="preserve">, Puppet, Apache/Nginx/Tomcat, SQL, TCP/IP, </w:t>
+      </w:r>
+      <w:proofErr w:type="spellStart"/>
+      <w:r>
+        <w:rPr>
+          <w:rFonts w:asciiTheme="majorHAnsi" w:hAnsiTheme="majorHAnsi" w:cstheme="majorHAnsi"/>
+          <w:lang w:val="en-US" w:eastAsia="ru-RU"/>
+        </w:rPr>
+        <w:t>Zabbix</w:t>
+      </w:r>
+      <w:proofErr w:type="spellEnd"/>
+      <w:r>
+        <w:rPr>
+          <w:rFonts w:asciiTheme="majorHAnsi" w:hAnsiTheme="majorHAnsi" w:cstheme="majorHAnsi"/>
+          <w:lang w:val="en-US" w:eastAsia="ru-RU"/>
+        </w:rPr>
+        <w:t>, Java, Python, Bash.</w:t>
+      </w:r>
+    </w:p>
+    <w:p>
+      <w:pPr>
+        <w:rPr>
+          <w:rFonts w:asciiTheme="majorHAnsi" w:hAnsiTheme="majorHAnsi" w:cstheme="majorHAnsi"/>
+          <w:lang w:val="en-US"/>
+        </w:rPr>
+      </w:pPr>
+    </w:p>
+    <w:p>
+      <w:pPr>
+        <w:pStyle w:val="Heading3"/>
+        <w:rPr>
+          <w:rFonts w:eastAsia="Times New Roman"/>
+          <w:b/>
+          <w:lang w:val="en-US" w:eastAsia="ru-RU"/>
+        </w:rPr>
+      </w:pPr>
+      <w:r>
+        <w:rPr>
+          <w:rFonts w:eastAsia="Times New Roman"/>
+          <w:b/>
+          <w:lang w:val="en-US" w:eastAsia="ru-RU"/>
+        </w:rPr>
+        <w:t>Technical Support Engineer</w:t>
+      </w:r>
+    </w:p>
+    <w:p>
+      <w:pPr>
+        <w:rPr>
+          <w:rFonts w:asciiTheme="majorHAnsi" w:hAnsiTheme="majorHAnsi" w:cstheme="majorHAnsi"/>
+          <w:lang w:val="en-US" w:eastAsia="ru-RU"/>
+        </w:rPr>
+      </w:pPr>
+      <w:r>
+        <w:rPr>
+          <w:rFonts w:asciiTheme="majorHAnsi" w:hAnsiTheme="majorHAnsi" w:cstheme="majorHAnsi"/>
+          <w:lang w:val="en-US"/>
+        </w:rPr>
+        <w:t>Feb 2013 — Sep 2014</w:t>
+      </w:r>
+      <w:r>
+        <w:rPr>
+          <w:rFonts w:asciiTheme="majorHAnsi" w:hAnsiTheme="majorHAnsi" w:cstheme="majorHAnsi"/>
+          <w:lang w:val="en-US" w:eastAsia="ru-RU"/>
+        </w:rPr>
+        <w:t xml:space="preserve">, </w:t>
+      </w:r>
+      <w:hyperlink r:id="rId11" w:tgtFrame="_blank" w:history="1">
+        <w:proofErr w:type="spellStart"/>
+        <w:r>
+          <w:rPr>
+            <w:rFonts w:asciiTheme="majorHAnsi" w:hAnsiTheme="majorHAnsi" w:cstheme="majorHAnsi"/>
+            <w:color w:val="007ACC"/>
+            <w:lang w:val="en-US" w:eastAsia="ru-RU"/>
+          </w:rPr>
+          <w:t>i</w:t>
+        </w:r>
+        <w:proofErr w:type="spellEnd"/>
+        <w:r>
+          <w:rPr>
+            <w:rFonts w:asciiTheme="majorHAnsi" w:hAnsiTheme="majorHAnsi" w:cstheme="majorHAnsi"/>
+            <w:color w:val="007ACC"/>
+            <w:lang w:val="en-US" w:eastAsia="ru-RU"/>
+          </w:rPr>
+          <w:t>-Free</w:t>
+        </w:r>
+      </w:hyperlink>
+      <w:r>
+        <w:rPr>
+          <w:rFonts w:asciiTheme="majorHAnsi" w:hAnsiTheme="majorHAnsi" w:cstheme="majorHAnsi"/>
+          <w:lang w:val="en-US" w:eastAsia="ru-RU"/>
+        </w:rPr>
+        <w:t>, Saint Petersburg</w:t>
+      </w:r>
+    </w:p>
+    <w:p>
+      <w:pPr>
+        <w:rPr>
+          <w:rFonts w:asciiTheme="majorHAnsi" w:hAnsiTheme="majorHAnsi" w:cstheme="majorHAnsi"/>
+          <w:lang w:val="en-US" w:eastAsia="ru-RU"/>
+        </w:rPr>
+      </w:pPr>
+      <w:r>
+        <w:rPr>
+          <w:rFonts w:asciiTheme="majorHAnsi" w:hAnsiTheme="majorHAnsi" w:cstheme="majorHAnsi"/>
+          <w:b/>
+          <w:bCs/>
+          <w:lang w:val="en-US" w:eastAsia="ru-RU"/>
+        </w:rPr>
+        <w:t>Tasks:</w:t>
+      </w:r>
+    </w:p>
+    <w:p>
+      <w:pPr>
+        <w:rPr>
+          <w:rFonts w:asciiTheme="majorHAnsi" w:hAnsiTheme="majorHAnsi" w:cstheme="majorHAnsi"/>
+          <w:lang w:val="en-US" w:eastAsia="ru-RU"/>
+        </w:rPr>
+      </w:pPr>
+      <w:r>
+        <w:rPr>
+          <w:rFonts w:asciiTheme="majorHAnsi" w:hAnsiTheme="majorHAnsi" w:cstheme="majorHAnsi"/>
+          <w:lang w:val="en-US" w:eastAsia="ru-RU"/>
+        </w:rPr>
         <w:t>- Providing support for the uninterrupted operation of servers, websites and other services of the company.</w:t>
       </w:r>
     </w:p>
@@ -1403,7 +1452,7 @@
         </w:rPr>
         <w:t xml:space="preserve">, </w:t>
       </w:r>
-      <w:hyperlink r:id="rId11" w:tgtFrame="_blank" w:history="1">
+      <w:hyperlink r:id="rId12" w:tgtFrame="_blank" w:history="1">
         <w:r>
           <w:rPr>
             <w:rFonts w:asciiTheme="majorHAnsi" w:hAnsiTheme="majorHAnsi" w:cstheme="majorHAnsi"/>
@@ -1704,18 +1753,27 @@
           <w:bCs/>
           <w:sz w:val="36"/>
           <w:szCs w:val="36"/>
-          <w:lang w:eastAsia="ru-RU"/>
-        </w:rPr>
-      </w:pPr>
-      <w:r>
+          <w:lang w:val="en-US" w:eastAsia="ru-RU"/>
+        </w:rPr>
+      </w:pPr>
+      <w:r>
+        <w:rPr>
+          <w:lang w:val="en-US"/>
+        </w:rPr>
         <w:br w:type="page"/>
       </w:r>
     </w:p>
     <w:p>
       <w:pPr>
         <w:pStyle w:val="Heading2"/>
-      </w:pPr>
-      <w:r>
+        <w:rPr>
+          <w:lang w:val="en-US"/>
+        </w:rPr>
+      </w:pPr>
+      <w:r>
+        <w:rPr>
+          <w:lang w:val="en-US"/>
+        </w:rPr>
         <w:lastRenderedPageBreak/>
         <w:t>Education</w:t>
       </w:r>
@@ -1758,7 +1816,7 @@
           <w:lang w:val="en-US" w:eastAsia="ru-RU"/>
         </w:rPr>
       </w:pPr>
-      <w:hyperlink r:id="rId12" w:tgtFrame="_blank" w:history="1">
+      <w:hyperlink r:id="rId13" w:tgtFrame="_blank" w:history="1">
         <w:r>
           <w:rPr>
             <w:color w:val="007ACC"/>
@@ -1852,7 +1910,7 @@
           <w:lang w:val="en-US" w:eastAsia="ru-RU"/>
         </w:rPr>
       </w:pPr>
-      <w:hyperlink r:id="rId13" w:tgtFrame="_blank" w:history="1">
+      <w:hyperlink r:id="rId14" w:tgtFrame="_blank" w:history="1">
         <w:r>
           <w:rPr>
             <w:color w:val="007ACC"/>
@@ -1900,12 +1958,16 @@
     <w:p>
       <w:pPr>
         <w:pStyle w:val="Heading2"/>
-      </w:pPr>
-      <w:proofErr w:type="spellStart"/>
-      <w:r>
+        <w:rPr>
+          <w:lang w:val="en-US"/>
+        </w:rPr>
+      </w:pPr>
+      <w:r>
+        <w:rPr>
+          <w:lang w:val="en-US"/>
+        </w:rPr>
         <w:t>Courses</w:t>
       </w:r>
-      <w:proofErr w:type="spellEnd"/>
     </w:p>
     <w:p>
       <w:pPr>
@@ -1921,108 +1983,6 @@
           <w:lang w:val="en-US" w:eastAsia="ru-RU"/>
         </w:rPr>
         <w:t>Analysis of security of web projects</w:t>
-      </w:r>
-      <w:r>
-        <w:rPr>
-          <w:rFonts w:asciiTheme="majorHAnsi" w:hAnsiTheme="majorHAnsi" w:cstheme="majorHAnsi"/>
-          <w:lang w:val="en-US" w:eastAsia="ru-RU"/>
-        </w:rPr>
-        <w:t xml:space="preserve"> </w:t>
-      </w:r>
-      <w:hyperlink r:id="rId14" w:history="1">
-        <w:r>
-          <w:rPr>
-            <w:rFonts w:asciiTheme="majorHAnsi" w:hAnsiTheme="majorHAnsi" w:cstheme="majorHAnsi"/>
-            <w:color w:val="007ACC"/>
-            <w:lang w:val="en-US" w:eastAsia="ru-RU"/>
-          </w:rPr>
-          <w:t>Certificate</w:t>
-        </w:r>
-      </w:hyperlink>
-      <w:r>
-        <w:rPr>
-          <w:rFonts w:asciiTheme="majorHAnsi" w:hAnsiTheme="majorHAnsi" w:cstheme="majorHAnsi"/>
-          <w:lang w:val="en-US" w:eastAsia="ru-RU"/>
-        </w:rPr>
-        <w:t>, </w:t>
-      </w:r>
-      <w:proofErr w:type="spellStart"/>
-      <w:r>
-        <w:rPr>
-          <w:rFonts w:asciiTheme="majorHAnsi" w:hAnsiTheme="majorHAnsi" w:cstheme="majorHAnsi"/>
-          <w:lang w:eastAsia="ru-RU"/>
-        </w:rPr>
-        <w:fldChar w:fldCharType="begin"/>
-      </w:r>
-      <w:r>
-        <w:rPr>
-          <w:rFonts w:asciiTheme="majorHAnsi" w:hAnsiTheme="majorHAnsi" w:cstheme="majorHAnsi"/>
-          <w:lang w:val="en-US" w:eastAsia="ru-RU"/>
-        </w:rPr>
-        <w:instrText xml:space="preserve"> HYPERLINK "https://corp.mail.ru/en/" </w:instrText>
-      </w:r>
-      <w:r>
-        <w:rPr>
-          <w:rFonts w:asciiTheme="majorHAnsi" w:hAnsiTheme="majorHAnsi" w:cstheme="majorHAnsi"/>
-          <w:lang w:eastAsia="ru-RU"/>
-        </w:rPr>
-        <w:fldChar w:fldCharType="separate"/>
-      </w:r>
-      <w:r>
-        <w:rPr>
-          <w:rFonts w:asciiTheme="majorHAnsi" w:hAnsiTheme="majorHAnsi" w:cstheme="majorHAnsi"/>
-          <w:color w:val="007ACC"/>
-          <w:lang w:val="en-US" w:eastAsia="ru-RU"/>
-        </w:rPr>
-        <w:t>Mail.Ru</w:t>
-      </w:r>
-      <w:proofErr w:type="spellEnd"/>
-      <w:r>
-        <w:rPr>
-          <w:rFonts w:asciiTheme="majorHAnsi" w:hAnsiTheme="majorHAnsi" w:cstheme="majorHAnsi"/>
-          <w:color w:val="007ACC"/>
-          <w:lang w:val="en-US" w:eastAsia="ru-RU"/>
-        </w:rPr>
-        <w:t xml:space="preserve"> Group</w:t>
-      </w:r>
-      <w:r>
-        <w:rPr>
-          <w:rFonts w:asciiTheme="majorHAnsi" w:hAnsiTheme="majorHAnsi" w:cstheme="majorHAnsi"/>
-          <w:lang w:eastAsia="ru-RU"/>
-        </w:rPr>
-        <w:fldChar w:fldCharType="end"/>
-      </w:r>
-      <w:r>
-        <w:rPr>
-          <w:rFonts w:asciiTheme="majorHAnsi" w:hAnsiTheme="majorHAnsi" w:cstheme="majorHAnsi"/>
-          <w:lang w:val="en-US" w:eastAsia="ru-RU"/>
-        </w:rPr>
-        <w:t>, Apr 201</w:t>
-      </w:r>
-      <w:bookmarkStart w:id="0" w:name="_GoBack"/>
-      <w:bookmarkEnd w:id="0"/>
-      <w:r>
-        <w:rPr>
-          <w:rFonts w:asciiTheme="majorHAnsi" w:hAnsiTheme="majorHAnsi" w:cstheme="majorHAnsi"/>
-          <w:lang w:val="en-US" w:eastAsia="ru-RU"/>
-        </w:rPr>
-        <w:t>6</w:t>
-      </w:r>
-    </w:p>
-    <w:p>
-      <w:pPr>
-        <w:pStyle w:val="NoSpacing"/>
-        <w:rPr>
-          <w:rFonts w:asciiTheme="majorHAnsi" w:hAnsiTheme="majorHAnsi" w:cstheme="majorHAnsi"/>
-          <w:lang w:val="en-US" w:eastAsia="ru-RU"/>
-        </w:rPr>
-      </w:pPr>
-      <w:r>
-        <w:rPr>
-          <w:rFonts w:asciiTheme="majorHAnsi" w:hAnsiTheme="majorHAnsi" w:cstheme="majorHAnsi"/>
-          <w:lang w:val="en-US" w:eastAsia="ru-RU"/>
-        </w:rPr>
-        <w:t>Fundamentals of statistics</w:t>
       </w:r>
       <w:r>
         <w:rPr>
@@ -2048,7 +2008,100 @@
         </w:rPr>
         <w:t>, </w:t>
       </w:r>
+      <w:proofErr w:type="spellStart"/>
+      <w:r>
+        <w:rPr>
+          <w:rFonts w:asciiTheme="majorHAnsi" w:hAnsiTheme="majorHAnsi" w:cstheme="majorHAnsi"/>
+          <w:lang w:eastAsia="ru-RU"/>
+        </w:rPr>
+        <w:fldChar w:fldCharType="begin"/>
+      </w:r>
+      <w:r>
+        <w:rPr>
+          <w:rFonts w:asciiTheme="majorHAnsi" w:hAnsiTheme="majorHAnsi" w:cstheme="majorHAnsi"/>
+          <w:lang w:val="en-US" w:eastAsia="ru-RU"/>
+        </w:rPr>
+        <w:instrText xml:space="preserve"> HYPERLINK "https://corp.mail.ru/en/" </w:instrText>
+      </w:r>
+      <w:r>
+        <w:rPr>
+          <w:rFonts w:asciiTheme="majorHAnsi" w:hAnsiTheme="majorHAnsi" w:cstheme="majorHAnsi"/>
+          <w:lang w:eastAsia="ru-RU"/>
+        </w:rPr>
+        <w:fldChar w:fldCharType="separate"/>
+      </w:r>
+      <w:r>
+        <w:rPr>
+          <w:rFonts w:asciiTheme="majorHAnsi" w:hAnsiTheme="majorHAnsi" w:cstheme="majorHAnsi"/>
+          <w:color w:val="007ACC"/>
+          <w:lang w:val="en-US" w:eastAsia="ru-RU"/>
+        </w:rPr>
+        <w:t>Mail.Ru</w:t>
+      </w:r>
+      <w:proofErr w:type="spellEnd"/>
+      <w:r>
+        <w:rPr>
+          <w:rFonts w:asciiTheme="majorHAnsi" w:hAnsiTheme="majorHAnsi" w:cstheme="majorHAnsi"/>
+          <w:color w:val="007ACC"/>
+          <w:lang w:val="en-US" w:eastAsia="ru-RU"/>
+        </w:rPr>
+        <w:t xml:space="preserve"> Group</w:t>
+      </w:r>
+      <w:r>
+        <w:rPr>
+          <w:rFonts w:asciiTheme="majorHAnsi" w:hAnsiTheme="majorHAnsi" w:cstheme="majorHAnsi"/>
+          <w:lang w:eastAsia="ru-RU"/>
+        </w:rPr>
+        <w:fldChar w:fldCharType="end"/>
+      </w:r>
+      <w:r>
+        <w:rPr>
+          <w:rFonts w:asciiTheme="majorHAnsi" w:hAnsiTheme="majorHAnsi" w:cstheme="majorHAnsi"/>
+          <w:lang w:val="en-US" w:eastAsia="ru-RU"/>
+        </w:rPr>
+        <w:t>, Apr 2016</w:t>
+      </w:r>
+    </w:p>
+    <w:p>
+      <w:pPr>
+        <w:pStyle w:val="NoSpacing"/>
+        <w:rPr>
+          <w:rFonts w:asciiTheme="majorHAnsi" w:hAnsiTheme="majorHAnsi" w:cstheme="majorHAnsi"/>
+          <w:lang w:val="en-US" w:eastAsia="ru-RU"/>
+        </w:rPr>
+      </w:pPr>
+      <w:r>
+        <w:rPr>
+          <w:rFonts w:asciiTheme="majorHAnsi" w:hAnsiTheme="majorHAnsi" w:cstheme="majorHAnsi"/>
+          <w:lang w:val="en-US" w:eastAsia="ru-RU"/>
+        </w:rPr>
+        <w:t>Fundamentals of statistics</w:t>
+      </w:r>
+      <w:r>
+        <w:rPr>
+          <w:rFonts w:asciiTheme="majorHAnsi" w:hAnsiTheme="majorHAnsi" w:cstheme="majorHAnsi"/>
+          <w:lang w:val="en-US" w:eastAsia="ru-RU"/>
+        </w:rPr>
+        <w:t xml:space="preserve"> </w:t>
+      </w:r>
       <w:hyperlink r:id="rId16" w:history="1">
+        <w:r>
+          <w:rPr>
+            <w:rFonts w:asciiTheme="majorHAnsi" w:hAnsiTheme="majorHAnsi" w:cstheme="majorHAnsi"/>
+            <w:color w:val="007ACC"/>
+            <w:lang w:val="en-US" w:eastAsia="ru-RU"/>
+          </w:rPr>
+          <w:t>Certificate</w:t>
+        </w:r>
+      </w:hyperlink>
+      <w:r>
+        <w:rPr>
+          <w:rFonts w:asciiTheme="majorHAnsi" w:hAnsiTheme="majorHAnsi" w:cstheme="majorHAnsi"/>
+          <w:lang w:val="en-US" w:eastAsia="ru-RU"/>
+        </w:rPr>
+        <w:t>, </w:t>
+      </w:r>
+      <w:hyperlink r:id="rId17" w:history="1">
         <w:r>
           <w:rPr>
             <w:rFonts w:asciiTheme="majorHAnsi" w:hAnsiTheme="majorHAnsi" w:cstheme="majorHAnsi"/>
@@ -2088,7 +2141,7 @@
         </w:rPr>
         <w:t xml:space="preserve"> </w:t>
       </w:r>
-      <w:hyperlink r:id="rId17" w:history="1">
+      <w:hyperlink r:id="rId18" w:history="1">
         <w:r>
           <w:rPr>
             <w:rFonts w:asciiTheme="majorHAnsi" w:hAnsiTheme="majorHAnsi" w:cstheme="majorHAnsi"/>
@@ -2105,7 +2158,7 @@
         </w:rPr>
         <w:t>, </w:t>
       </w:r>
-      <w:hyperlink r:id="rId18" w:history="1">
+      <w:hyperlink r:id="rId19" w:history="1">
         <w:r>
           <w:rPr>
             <w:rFonts w:asciiTheme="majorHAnsi" w:hAnsiTheme="majorHAnsi" w:cstheme="majorHAnsi"/>
@@ -2145,7 +2198,7 @@
         </w:rPr>
         <w:t xml:space="preserve"> </w:t>
       </w:r>
-      <w:hyperlink r:id="rId19" w:history="1">
+      <w:hyperlink r:id="rId20" w:history="1">
         <w:r>
           <w:rPr>
             <w:rFonts w:asciiTheme="majorHAnsi" w:hAnsiTheme="majorHAnsi" w:cstheme="majorHAnsi"/>
@@ -2162,7 +2215,7 @@
         </w:rPr>
         <w:t>, </w:t>
       </w:r>
-      <w:hyperlink r:id="rId20" w:history="1">
+      <w:hyperlink r:id="rId21" w:history="1">
         <w:r>
           <w:rPr>
             <w:rFonts w:asciiTheme="majorHAnsi" w:hAnsiTheme="majorHAnsi" w:cstheme="majorHAnsi"/>
@@ -2202,7 +2255,7 @@
         </w:rPr>
         <w:t xml:space="preserve"> </w:t>
       </w:r>
-      <w:hyperlink r:id="rId21" w:history="1">
+      <w:hyperlink r:id="rId22" w:history="1">
         <w:r>
           <w:rPr>
             <w:rFonts w:asciiTheme="majorHAnsi" w:hAnsiTheme="majorHAnsi" w:cstheme="majorHAnsi"/>
@@ -2219,7 +2272,7 @@
         </w:rPr>
         <w:t>, </w:t>
       </w:r>
-      <w:hyperlink r:id="rId22" w:history="1">
+      <w:hyperlink r:id="rId23" w:history="1">
         <w:r>
           <w:rPr>
             <w:rFonts w:asciiTheme="majorHAnsi" w:hAnsiTheme="majorHAnsi" w:cstheme="majorHAnsi"/>
@@ -2259,7 +2312,7 @@
         </w:rPr>
         <w:t xml:space="preserve"> </w:t>
       </w:r>
-      <w:hyperlink r:id="rId23" w:history="1">
+      <w:hyperlink r:id="rId24" w:history="1">
         <w:r>
           <w:rPr>
             <w:rFonts w:asciiTheme="majorHAnsi" w:hAnsiTheme="majorHAnsi" w:cstheme="majorHAnsi"/>
@@ -2276,7 +2329,7 @@
         </w:rPr>
         <w:t>, </w:t>
       </w:r>
-      <w:hyperlink r:id="rId24" w:history="1">
+      <w:hyperlink r:id="rId25" w:history="1">
         <w:r>
           <w:rPr>
             <w:rFonts w:asciiTheme="majorHAnsi" w:hAnsiTheme="majorHAnsi" w:cstheme="majorHAnsi"/>
@@ -2316,7 +2369,7 @@
         </w:rPr>
         <w:t xml:space="preserve"> </w:t>
       </w:r>
-      <w:hyperlink r:id="rId25" w:history="1">
+      <w:hyperlink r:id="rId26" w:history="1">
         <w:r>
           <w:rPr>
             <w:rFonts w:asciiTheme="majorHAnsi" w:hAnsiTheme="majorHAnsi" w:cstheme="majorHAnsi"/>
@@ -2333,7 +2386,7 @@
         </w:rPr>
         <w:t>, </w:t>
       </w:r>
-      <w:hyperlink r:id="rId26" w:history="1">
+      <w:hyperlink r:id="rId27" w:history="1">
         <w:r>
           <w:rPr>
             <w:rFonts w:asciiTheme="majorHAnsi" w:hAnsiTheme="majorHAnsi" w:cstheme="majorHAnsi"/>
@@ -3109,7 +3162,6 @@
     <w:name w:val="Hyperlink"/>
     <w:basedOn w:val="DefaultParagraphFont"/>
     <w:uiPriority w:val="99"/>
-    <w:semiHidden/>
     <w:unhideWhenUsed/>
     <w:rsid w:val="00A219C4"/>
     <w:rPr>
@@ -3463,7 +3515,7 @@
 </file>
 
 <file path=customXml/itemProps1.xml><?xml version="1.0" encoding="utf-8"?>
-<ds:datastoreItem xmlns:ds="http://schemas.openxmlformats.org/officeDocument/2006/customXml" ds:itemID="{73593FA0-AAA7-479D-8E4C-7069FAD25A2C}">
+<ds:datastoreItem xmlns:ds="http://schemas.openxmlformats.org/officeDocument/2006/customXml" ds:itemID="{46FB8377-4944-4EA6-97E0-56B734299EAD}">
   <ds:schemaRefs>
     <ds:schemaRef ds:uri="http://schemas.openxmlformats.org/officeDocument/2006/bibliography"/>
   </ds:schemaRefs>

--- a/assets/vgorbachev_cv.docx
+++ b/assets/vgorbachev_cv.docx
@@ -121,75 +121,80 @@
         </w:rPr>
         <w:t xml:space="preserve">Site: </w:t>
       </w:r>
+      <w:r>
+        <w:fldChar w:fldCharType="begin"/>
+      </w:r>
+      <w:r>
+        <w:rPr>
+          <w:lang w:val="en-US"/>
+        </w:rPr>
+        <w:instrText xml:space="preserve"> HYPERLINK "https://bmsdave.github.io" </w:instrText>
+      </w:r>
+      <w:r>
+        <w:fldChar w:fldCharType="separate"/>
+      </w:r>
+      <w:r>
+        <w:rPr>
+          <w:rStyle w:val="Hyperlink"/>
+          <w:rFonts w:asciiTheme="majorHAnsi" w:hAnsiTheme="majorHAnsi" w:cstheme="majorHAnsi"/>
+          <w:color w:val="2E74B5" w:themeColor="accent1" w:themeShade="BF"/>
+          <w:lang w:val="en-US" w:eastAsia="ru-RU"/>
+        </w:rPr>
+        <w:t>https://bmsdave.github.io</w:t>
+      </w:r>
+      <w:r>
+        <w:rPr>
+          <w:rStyle w:val="Hyperlink"/>
+          <w:rFonts w:asciiTheme="majorHAnsi" w:hAnsiTheme="majorHAnsi" w:cstheme="majorHAnsi"/>
+          <w:color w:val="2E74B5" w:themeColor="accent1" w:themeShade="BF"/>
+          <w:lang w:val="en-US" w:eastAsia="ru-RU"/>
+        </w:rPr>
+        <w:fldChar w:fldCharType="end"/>
+      </w:r>
+    </w:p>
+    <w:p>
+      <w:pPr>
+        <w:pStyle w:val="NoSpacing"/>
+        <w:rPr>
+          <w:rFonts w:asciiTheme="majorHAnsi" w:hAnsiTheme="majorHAnsi"/>
+          <w:lang w:val="en-US" w:eastAsia="ru-RU"/>
+        </w:rPr>
+      </w:pPr>
+      <w:r>
+        <w:rPr>
+          <w:rFonts w:asciiTheme="majorHAnsi" w:hAnsiTheme="majorHAnsi"/>
+          <w:lang w:val="en-US" w:eastAsia="ru-RU"/>
+        </w:rPr>
+        <w:t xml:space="preserve">Skype: </w:t>
+      </w:r>
+      <w:proofErr w:type="spellStart"/>
+      <w:r>
+        <w:rPr>
+          <w:rFonts w:asciiTheme="majorHAnsi" w:hAnsiTheme="majorHAnsi"/>
+          <w:lang w:val="en-US" w:eastAsia="ru-RU"/>
+        </w:rPr>
+        <w:t>bmsdave</w:t>
+      </w:r>
+      <w:proofErr w:type="spellEnd"/>
+    </w:p>
+    <w:p>
+      <w:pPr>
+        <w:pStyle w:val="NoSpacing"/>
+        <w:rPr>
+          <w:rFonts w:asciiTheme="majorHAnsi" w:hAnsiTheme="majorHAnsi"/>
+          <w:lang w:val="en-US" w:eastAsia="ru-RU"/>
+        </w:rPr>
+      </w:pPr>
+      <w:bookmarkStart w:id="0" w:name="_GoBack"/>
+      <w:bookmarkEnd w:id="0"/>
+      <w:r>
+        <w:rPr>
+          <w:rFonts w:asciiTheme="majorHAnsi" w:hAnsiTheme="majorHAnsi"/>
+          <w:lang w:val="en-US" w:eastAsia="ru-RU"/>
+        </w:rPr>
+        <w:t xml:space="preserve">E-mail: </w:t>
+      </w:r>
       <w:hyperlink r:id="rId7" w:history="1">
-        <w:r>
-          <w:rPr>
-            <w:rStyle w:val="Hyperlink"/>
-            <w:rFonts w:asciiTheme="majorHAnsi" w:hAnsiTheme="majorHAnsi" w:cstheme="majorHAnsi"/>
-            <w:color w:val="2E74B5" w:themeColor="accent1" w:themeShade="BF"/>
-            <w:lang w:val="en-US" w:eastAsia="ru-RU"/>
-          </w:rPr>
-          <w:t>https://bmsdave.github.io</w:t>
-        </w:r>
-      </w:hyperlink>
-    </w:p>
-    <w:p>
-      <w:pPr>
-        <w:pStyle w:val="NoSpacing"/>
-        <w:rPr>
-          <w:rFonts w:asciiTheme="majorHAnsi" w:hAnsiTheme="majorHAnsi"/>
-          <w:lang w:val="en-US" w:eastAsia="ru-RU"/>
-        </w:rPr>
-      </w:pPr>
-      <w:r>
-        <w:rPr>
-          <w:rFonts w:asciiTheme="majorHAnsi" w:hAnsiTheme="majorHAnsi"/>
-          <w:lang w:val="en-US" w:eastAsia="ru-RU"/>
-        </w:rPr>
-        <w:t xml:space="preserve">Skype: </w:t>
-      </w:r>
-      <w:proofErr w:type="spellStart"/>
-      <w:r>
-        <w:rPr>
-          <w:rFonts w:asciiTheme="majorHAnsi" w:hAnsiTheme="majorHAnsi"/>
-          <w:lang w:val="en-US" w:eastAsia="ru-RU"/>
-        </w:rPr>
-        <w:t>bmsdave</w:t>
-      </w:r>
-      <w:proofErr w:type="spellEnd"/>
-    </w:p>
-    <w:p>
-      <w:pPr>
-        <w:pStyle w:val="NoSpacing"/>
-        <w:rPr>
-          <w:rFonts w:asciiTheme="majorHAnsi" w:hAnsiTheme="majorHAnsi"/>
-          <w:lang w:val="en-US" w:eastAsia="ru-RU"/>
-        </w:rPr>
-      </w:pPr>
-      <w:r>
-        <w:rPr>
-          <w:rFonts w:asciiTheme="majorHAnsi" w:hAnsiTheme="majorHAnsi"/>
-          <w:lang w:val="en-US" w:eastAsia="ru-RU"/>
-        </w:rPr>
-        <w:t>Tel.: +79811068082</w:t>
-      </w:r>
-    </w:p>
-    <w:p>
-      <w:pPr>
-        <w:pStyle w:val="NoSpacing"/>
-        <w:rPr>
-          <w:rFonts w:asciiTheme="majorHAnsi" w:hAnsiTheme="majorHAnsi"/>
-          <w:lang w:val="en-US" w:eastAsia="ru-RU"/>
-        </w:rPr>
-      </w:pPr>
-      <w:r>
-        <w:rPr>
-          <w:rFonts w:asciiTheme="majorHAnsi" w:hAnsiTheme="majorHAnsi"/>
-          <w:lang w:val="en-US" w:eastAsia="ru-RU"/>
-        </w:rPr>
-        <w:t xml:space="preserve">E-mail: </w:t>
-      </w:r>
-      <w:hyperlink r:id="rId8" w:history="1">
         <w:r>
           <w:rPr>
             <w:rStyle w:val="Hyperlink"/>
@@ -394,7 +399,7 @@
         </w:rPr>
         <w:t xml:space="preserve"> – monthly JavaScript Meetup in Saint Petersburg, volunteer as a mentor at </w:t>
       </w:r>
-      <w:hyperlink r:id="rId9" w:history="1">
+      <w:hyperlink r:id="rId8" w:history="1">
         <w:proofErr w:type="spellStart"/>
         <w:r>
           <w:rPr>
@@ -473,7 +478,7 @@
         </w:rPr>
         <w:t> program committee. Previously I served as a mentor at </w:t>
       </w:r>
-      <w:hyperlink r:id="rId10" w:history="1">
+      <w:hyperlink r:id="rId9" w:history="1">
         <w:r>
           <w:rPr>
             <w:rStyle w:val="Hyperlink"/>
@@ -594,34 +599,58 @@
           <w:lang w:val="en-US" w:eastAsia="ru-RU"/>
         </w:rPr>
       </w:pPr>
-      <w:hyperlink r:id="rId11" w:tgtFrame="_blank" w:history="1">
-        <w:r>
-          <w:rPr>
-            <w:rFonts w:asciiTheme="majorHAnsi" w:hAnsiTheme="majorHAnsi" w:cstheme="majorHAnsi"/>
-            <w:color w:val="2E74B5" w:themeColor="accent1" w:themeShade="BF"/>
-            <w:lang w:val="en-US" w:eastAsia="ru-RU"/>
-          </w:rPr>
-          <w:t xml:space="preserve">Peter the Great </w:t>
-        </w:r>
-        <w:proofErr w:type="spellStart"/>
-        <w:r>
-          <w:rPr>
-            <w:rFonts w:asciiTheme="majorHAnsi" w:hAnsiTheme="majorHAnsi" w:cstheme="majorHAnsi"/>
-            <w:color w:val="2E74B5" w:themeColor="accent1" w:themeShade="BF"/>
-            <w:lang w:val="en-US" w:eastAsia="ru-RU"/>
-          </w:rPr>
-          <w:t>St.Petersburg</w:t>
-        </w:r>
-        <w:proofErr w:type="spellEnd"/>
-        <w:r>
-          <w:rPr>
-            <w:rFonts w:asciiTheme="majorHAnsi" w:hAnsiTheme="majorHAnsi" w:cstheme="majorHAnsi"/>
-            <w:color w:val="2E74B5" w:themeColor="accent1" w:themeShade="BF"/>
-            <w:lang w:val="en-US" w:eastAsia="ru-RU"/>
-          </w:rPr>
-          <w:t xml:space="preserve"> Polytechnic University</w:t>
-        </w:r>
-      </w:hyperlink>
+      <w:r>
+        <w:fldChar w:fldCharType="begin"/>
+      </w:r>
+      <w:r>
+        <w:rPr>
+          <w:lang w:val="en-US"/>
+        </w:rPr>
+        <w:instrText xml:space="preserve"> HYPERLINK "http://englis</w:instrText>
+      </w:r>
+      <w:r>
+        <w:rPr>
+          <w:lang w:val="en-US"/>
+        </w:rPr>
+        <w:instrText xml:space="preserve">h.spbstu.ru/" \t "_blank" </w:instrText>
+      </w:r>
+      <w:r>
+        <w:fldChar w:fldCharType="separate"/>
+      </w:r>
+      <w:r>
+        <w:rPr>
+          <w:rFonts w:asciiTheme="majorHAnsi" w:hAnsiTheme="majorHAnsi" w:cstheme="majorHAnsi"/>
+          <w:color w:val="2E74B5" w:themeColor="accent1" w:themeShade="BF"/>
+          <w:lang w:val="en-US" w:eastAsia="ru-RU"/>
+        </w:rPr>
+        <w:t xml:space="preserve">Peter the Great </w:t>
+      </w:r>
+      <w:proofErr w:type="spellStart"/>
+      <w:r>
+        <w:rPr>
+          <w:rFonts w:asciiTheme="majorHAnsi" w:hAnsiTheme="majorHAnsi" w:cstheme="majorHAnsi"/>
+          <w:color w:val="2E74B5" w:themeColor="accent1" w:themeShade="BF"/>
+          <w:lang w:val="en-US" w:eastAsia="ru-RU"/>
+        </w:rPr>
+        <w:t>St.Petersburg</w:t>
+      </w:r>
+      <w:proofErr w:type="spellEnd"/>
+      <w:r>
+        <w:rPr>
+          <w:rFonts w:asciiTheme="majorHAnsi" w:hAnsiTheme="majorHAnsi" w:cstheme="majorHAnsi"/>
+          <w:color w:val="2E74B5" w:themeColor="accent1" w:themeShade="BF"/>
+          <w:lang w:val="en-US" w:eastAsia="ru-RU"/>
+        </w:rPr>
+        <w:t xml:space="preserve"> Polytechnic University</w:t>
+      </w:r>
+      <w:r>
+        <w:rPr>
+          <w:rFonts w:asciiTheme="majorHAnsi" w:hAnsiTheme="majorHAnsi" w:cstheme="majorHAnsi"/>
+          <w:color w:val="2E74B5" w:themeColor="accent1" w:themeShade="BF"/>
+          <w:lang w:val="en-US" w:eastAsia="ru-RU"/>
+        </w:rPr>
+        <w:fldChar w:fldCharType="end"/>
+      </w:r>
       <w:r>
         <w:rPr>
           <w:rFonts w:asciiTheme="majorHAnsi" w:hAnsiTheme="majorHAnsi" w:cstheme="majorHAnsi"/>
@@ -653,16 +682,34 @@
           <w:lang w:val="en-US" w:eastAsia="ru-RU"/>
         </w:rPr>
       </w:pPr>
-      <w:hyperlink r:id="rId12" w:tgtFrame="_blank" w:history="1">
-        <w:r>
-          <w:rPr>
-            <w:rFonts w:asciiTheme="majorHAnsi" w:hAnsiTheme="majorHAnsi" w:cstheme="majorHAnsi"/>
-            <w:color w:val="2E74B5" w:themeColor="accent1" w:themeShade="BF"/>
-            <w:lang w:val="en-US" w:eastAsia="ru-RU"/>
-          </w:rPr>
-          <w:t>Belarusian-Russian University</w:t>
-        </w:r>
-      </w:hyperlink>
+      <w:r>
+        <w:fldChar w:fldCharType="begin"/>
+      </w:r>
+      <w:r>
+        <w:rPr>
+          <w:lang w:val="en-US"/>
+        </w:rPr>
+        <w:instrText xml:space="preserve"> HYPERLINK "http://en.bru.by/" \t "_blank" </w:instrText>
+      </w:r>
+      <w:r>
+        <w:fldChar w:fldCharType="separate"/>
+      </w:r>
+      <w:r>
+        <w:rPr>
+          <w:rFonts w:asciiTheme="majorHAnsi" w:hAnsiTheme="majorHAnsi" w:cstheme="majorHAnsi"/>
+          <w:color w:val="2E74B5" w:themeColor="accent1" w:themeShade="BF"/>
+          <w:lang w:val="en-US" w:eastAsia="ru-RU"/>
+        </w:rPr>
+        <w:t>Belarusian-Russian University</w:t>
+      </w:r>
+      <w:r>
+        <w:rPr>
+          <w:rFonts w:asciiTheme="majorHAnsi" w:hAnsiTheme="majorHAnsi" w:cstheme="majorHAnsi"/>
+          <w:color w:val="2E74B5" w:themeColor="accent1" w:themeShade="BF"/>
+          <w:lang w:val="en-US" w:eastAsia="ru-RU"/>
+        </w:rPr>
+        <w:fldChar w:fldCharType="end"/>
+      </w:r>
       <w:r>
         <w:rPr>
           <w:rFonts w:asciiTheme="majorHAnsi" w:hAnsiTheme="majorHAnsi" w:cstheme="majorHAnsi"/>
@@ -709,7 +756,7 @@
         </w:rPr>
         <w:t xml:space="preserve">Analysis of security of web projects </w:t>
       </w:r>
-      <w:hyperlink r:id="rId13" w:history="1">
+      <w:hyperlink r:id="rId10" w:history="1">
         <w:r>
           <w:rPr>
             <w:rFonts w:asciiTheme="majorHAnsi" w:hAnsiTheme="majorHAnsi" w:cstheme="majorHAnsi"/>
@@ -799,16 +846,34 @@
         </w:rPr>
         <w:t xml:space="preserve">Fundamentals of statistics </w:t>
       </w:r>
-      <w:hyperlink r:id="rId14" w:history="1">
-        <w:r>
-          <w:rPr>
-            <w:rFonts w:asciiTheme="majorHAnsi" w:hAnsiTheme="majorHAnsi" w:cstheme="majorHAnsi"/>
-            <w:color w:val="2E74B5" w:themeColor="accent1" w:themeShade="BF"/>
-            <w:lang w:val="en-US" w:eastAsia="ru-RU"/>
-          </w:rPr>
-          <w:t>Certificate</w:t>
-        </w:r>
-      </w:hyperlink>
+      <w:r>
+        <w:fldChar w:fldCharType="begin"/>
+      </w:r>
+      <w:r>
+        <w:rPr>
+          <w:lang w:val="en-US"/>
+        </w:rPr>
+        <w:instrText xml:space="preserve"> HYPERLINK "https://stepik.org/certificate/91851414de232aa0a9824789593703254006ab8b.pdf" </w:instrText>
+      </w:r>
+      <w:r>
+        <w:fldChar w:fldCharType="separate"/>
+      </w:r>
+      <w:r>
+        <w:rPr>
+          <w:rFonts w:asciiTheme="majorHAnsi" w:hAnsiTheme="majorHAnsi" w:cstheme="majorHAnsi"/>
+          <w:color w:val="2E74B5" w:themeColor="accent1" w:themeShade="BF"/>
+          <w:lang w:val="en-US" w:eastAsia="ru-RU"/>
+        </w:rPr>
+        <w:t>Certificate</w:t>
+      </w:r>
+      <w:r>
+        <w:rPr>
+          <w:rFonts w:asciiTheme="majorHAnsi" w:hAnsiTheme="majorHAnsi" w:cstheme="majorHAnsi"/>
+          <w:color w:val="2E74B5" w:themeColor="accent1" w:themeShade="BF"/>
+          <w:lang w:val="en-US" w:eastAsia="ru-RU"/>
+        </w:rPr>
+        <w:fldChar w:fldCharType="end"/>
+      </w:r>
       <w:r>
         <w:rPr>
           <w:rFonts w:asciiTheme="majorHAnsi" w:hAnsiTheme="majorHAnsi" w:cstheme="majorHAnsi"/>
@@ -816,16 +881,34 @@
         </w:rPr>
         <w:t>, </w:t>
       </w:r>
-      <w:hyperlink r:id="rId15" w:history="1">
-        <w:r>
-          <w:rPr>
-            <w:rFonts w:asciiTheme="majorHAnsi" w:hAnsiTheme="majorHAnsi" w:cstheme="majorHAnsi"/>
-            <w:color w:val="2E74B5" w:themeColor="accent1" w:themeShade="BF"/>
-            <w:lang w:val="en-US" w:eastAsia="ru-RU"/>
-          </w:rPr>
-          <w:t>Bioinformatics Institute</w:t>
-        </w:r>
-      </w:hyperlink>
+      <w:r>
+        <w:fldChar w:fldCharType="begin"/>
+      </w:r>
+      <w:r>
+        <w:rPr>
+          <w:lang w:val="en-US"/>
+        </w:rPr>
+        <w:instrText xml:space="preserve"> HYPERLINK "http://bioinformaticsinstitute.ru/en" </w:instrText>
+      </w:r>
+      <w:r>
+        <w:fldChar w:fldCharType="separate"/>
+      </w:r>
+      <w:r>
+        <w:rPr>
+          <w:rFonts w:asciiTheme="majorHAnsi" w:hAnsiTheme="majorHAnsi" w:cstheme="majorHAnsi"/>
+          <w:color w:val="2E74B5" w:themeColor="accent1" w:themeShade="BF"/>
+          <w:lang w:val="en-US" w:eastAsia="ru-RU"/>
+        </w:rPr>
+        <w:t>Bioinformatics Institute</w:t>
+      </w:r>
+      <w:r>
+        <w:rPr>
+          <w:rFonts w:asciiTheme="majorHAnsi" w:hAnsiTheme="majorHAnsi" w:cstheme="majorHAnsi"/>
+          <w:color w:val="2E74B5" w:themeColor="accent1" w:themeShade="BF"/>
+          <w:lang w:val="en-US" w:eastAsia="ru-RU"/>
+        </w:rPr>
+        <w:fldChar w:fldCharType="end"/>
+      </w:r>
       <w:r>
         <w:rPr>
           <w:rFonts w:asciiTheme="majorHAnsi" w:hAnsiTheme="majorHAnsi" w:cstheme="majorHAnsi"/>
@@ -849,16 +932,40 @@
         </w:rPr>
         <w:t xml:space="preserve">Data Structures and Algorithms </w:t>
       </w:r>
-      <w:hyperlink r:id="rId16" w:history="1">
-        <w:r>
-          <w:rPr>
-            <w:rFonts w:asciiTheme="majorHAnsi" w:hAnsiTheme="majorHAnsi" w:cstheme="majorHAnsi"/>
-            <w:color w:val="2E74B5" w:themeColor="accent1" w:themeShade="BF"/>
-            <w:lang w:val="en-US" w:eastAsia="ru-RU"/>
-          </w:rPr>
-          <w:t>Certificate</w:t>
-        </w:r>
-      </w:hyperlink>
+      <w:r>
+        <w:fldChar w:fldCharType="begin"/>
+      </w:r>
+      <w:r>
+        <w:rPr>
+          <w:lang w:val="en-US"/>
+        </w:rPr>
+        <w:instrText xml:space="preserve"> HY</w:instrText>
+      </w:r>
+      <w:r>
+        <w:rPr>
+          <w:lang w:val="en-US"/>
+        </w:rPr>
+        <w:instrText xml:space="preserve">PERLINK "https://stepik.org/certificate/a204bc3f0739560f37a58ba391b5c6d2e86e4183.pdf" </w:instrText>
+      </w:r>
+      <w:r>
+        <w:fldChar w:fldCharType="separate"/>
+      </w:r>
+      <w:r>
+        <w:rPr>
+          <w:rFonts w:asciiTheme="majorHAnsi" w:hAnsiTheme="majorHAnsi" w:cstheme="majorHAnsi"/>
+          <w:color w:val="2E74B5" w:themeColor="accent1" w:themeShade="BF"/>
+          <w:lang w:val="en-US" w:eastAsia="ru-RU"/>
+        </w:rPr>
+        <w:t>Certificate</w:t>
+      </w:r>
+      <w:r>
+        <w:rPr>
+          <w:rFonts w:asciiTheme="majorHAnsi" w:hAnsiTheme="majorHAnsi" w:cstheme="majorHAnsi"/>
+          <w:color w:val="2E74B5" w:themeColor="accent1" w:themeShade="BF"/>
+          <w:lang w:val="en-US" w:eastAsia="ru-RU"/>
+        </w:rPr>
+        <w:fldChar w:fldCharType="end"/>
+      </w:r>
       <w:r>
         <w:rPr>
           <w:rFonts w:asciiTheme="majorHAnsi" w:hAnsiTheme="majorHAnsi" w:cstheme="majorHAnsi"/>
@@ -866,16 +973,34 @@
         </w:rPr>
         <w:t>, </w:t>
       </w:r>
-      <w:hyperlink r:id="rId17" w:history="1">
-        <w:r>
-          <w:rPr>
-            <w:rFonts w:asciiTheme="majorHAnsi" w:hAnsiTheme="majorHAnsi" w:cstheme="majorHAnsi"/>
-            <w:color w:val="2E74B5" w:themeColor="accent1" w:themeShade="BF"/>
-            <w:lang w:val="en-US" w:eastAsia="ru-RU"/>
-          </w:rPr>
-          <w:t>Computer Science Center</w:t>
-        </w:r>
-      </w:hyperlink>
+      <w:r>
+        <w:fldChar w:fldCharType="begin"/>
+      </w:r>
+      <w:r>
+        <w:rPr>
+          <w:lang w:val="en-US"/>
+        </w:rPr>
+        <w:instrText xml:space="preserve"> HYPERLINK "https://compscicenter.ru/about/" </w:instrText>
+      </w:r>
+      <w:r>
+        <w:fldChar w:fldCharType="separate"/>
+      </w:r>
+      <w:r>
+        <w:rPr>
+          <w:rFonts w:asciiTheme="majorHAnsi" w:hAnsiTheme="majorHAnsi" w:cstheme="majorHAnsi"/>
+          <w:color w:val="2E74B5" w:themeColor="accent1" w:themeShade="BF"/>
+          <w:lang w:val="en-US" w:eastAsia="ru-RU"/>
+        </w:rPr>
+        <w:t>Computer Science Center</w:t>
+      </w:r>
+      <w:r>
+        <w:rPr>
+          <w:rFonts w:asciiTheme="majorHAnsi" w:hAnsiTheme="majorHAnsi" w:cstheme="majorHAnsi"/>
+          <w:color w:val="2E74B5" w:themeColor="accent1" w:themeShade="BF"/>
+          <w:lang w:val="en-US" w:eastAsia="ru-RU"/>
+        </w:rPr>
+        <w:fldChar w:fldCharType="end"/>
+      </w:r>
       <w:r>
         <w:rPr>
           <w:rFonts w:asciiTheme="majorHAnsi" w:hAnsiTheme="majorHAnsi" w:cstheme="majorHAnsi"/>
@@ -899,16 +1024,34 @@
         </w:rPr>
         <w:t xml:space="preserve">Introduction to architecture of a computer. Elements of operating systems </w:t>
       </w:r>
-      <w:hyperlink r:id="rId18" w:history="1">
-        <w:r>
-          <w:rPr>
-            <w:rFonts w:asciiTheme="majorHAnsi" w:hAnsiTheme="majorHAnsi" w:cstheme="majorHAnsi"/>
-            <w:color w:val="2E74B5" w:themeColor="accent1" w:themeShade="BF"/>
-            <w:lang w:val="en-US" w:eastAsia="ru-RU"/>
-          </w:rPr>
-          <w:t>Certificate</w:t>
-        </w:r>
-      </w:hyperlink>
+      <w:r>
+        <w:fldChar w:fldCharType="begin"/>
+      </w:r>
+      <w:r>
+        <w:rPr>
+          <w:lang w:val="en-US"/>
+        </w:rPr>
+        <w:instrText xml:space="preserve"> HYPERLINK "https://stepik.org/certificate/2ca3d3551973197610c474402e2811fa9d6f2064.pdf" </w:instrText>
+      </w:r>
+      <w:r>
+        <w:fldChar w:fldCharType="separate"/>
+      </w:r>
+      <w:r>
+        <w:rPr>
+          <w:rFonts w:asciiTheme="majorHAnsi" w:hAnsiTheme="majorHAnsi" w:cstheme="majorHAnsi"/>
+          <w:color w:val="2E74B5" w:themeColor="accent1" w:themeShade="BF"/>
+          <w:lang w:val="en-US" w:eastAsia="ru-RU"/>
+        </w:rPr>
+        <w:t>Certificate</w:t>
+      </w:r>
+      <w:r>
+        <w:rPr>
+          <w:rFonts w:asciiTheme="majorHAnsi" w:hAnsiTheme="majorHAnsi" w:cstheme="majorHAnsi"/>
+          <w:color w:val="2E74B5" w:themeColor="accent1" w:themeShade="BF"/>
+          <w:lang w:val="en-US" w:eastAsia="ru-RU"/>
+        </w:rPr>
+        <w:fldChar w:fldCharType="end"/>
+      </w:r>
       <w:r>
         <w:rPr>
           <w:rFonts w:asciiTheme="majorHAnsi" w:hAnsiTheme="majorHAnsi" w:cstheme="majorHAnsi"/>
@@ -916,16 +1059,34 @@
         </w:rPr>
         <w:t>, </w:t>
       </w:r>
-      <w:hyperlink r:id="rId19" w:history="1">
-        <w:r>
-          <w:rPr>
-            <w:rFonts w:asciiTheme="majorHAnsi" w:hAnsiTheme="majorHAnsi" w:cstheme="majorHAnsi"/>
-            <w:color w:val="2E74B5" w:themeColor="accent1" w:themeShade="BF"/>
-            <w:lang w:val="en-US" w:eastAsia="ru-RU"/>
-          </w:rPr>
-          <w:t>Computer Science Center</w:t>
-        </w:r>
-      </w:hyperlink>
+      <w:r>
+        <w:fldChar w:fldCharType="begin"/>
+      </w:r>
+      <w:r>
+        <w:rPr>
+          <w:lang w:val="en-US"/>
+        </w:rPr>
+        <w:instrText xml:space="preserve"> HYPERLINK "https://compscicenter.ru/about/" </w:instrText>
+      </w:r>
+      <w:r>
+        <w:fldChar w:fldCharType="separate"/>
+      </w:r>
+      <w:r>
+        <w:rPr>
+          <w:rFonts w:asciiTheme="majorHAnsi" w:hAnsiTheme="majorHAnsi" w:cstheme="majorHAnsi"/>
+          <w:color w:val="2E74B5" w:themeColor="accent1" w:themeShade="BF"/>
+          <w:lang w:val="en-US" w:eastAsia="ru-RU"/>
+        </w:rPr>
+        <w:t>Computer Science Center</w:t>
+      </w:r>
+      <w:r>
+        <w:rPr>
+          <w:rFonts w:asciiTheme="majorHAnsi" w:hAnsiTheme="majorHAnsi" w:cstheme="majorHAnsi"/>
+          <w:color w:val="2E74B5" w:themeColor="accent1" w:themeShade="BF"/>
+          <w:lang w:val="en-US" w:eastAsia="ru-RU"/>
+        </w:rPr>
+        <w:fldChar w:fldCharType="end"/>
+      </w:r>
       <w:r>
         <w:rPr>
           <w:rFonts w:asciiTheme="majorHAnsi" w:hAnsiTheme="majorHAnsi" w:cstheme="majorHAnsi"/>
@@ -949,16 +1110,40 @@
         </w:rPr>
         <w:t xml:space="preserve">Programming language C++ </w:t>
       </w:r>
-      <w:hyperlink r:id="rId20" w:history="1">
-        <w:r>
-          <w:rPr>
-            <w:rFonts w:asciiTheme="majorHAnsi" w:hAnsiTheme="majorHAnsi" w:cstheme="majorHAnsi"/>
-            <w:color w:val="2E74B5" w:themeColor="accent1" w:themeShade="BF"/>
-            <w:lang w:val="en-US" w:eastAsia="ru-RU"/>
-          </w:rPr>
-          <w:t>Certificate</w:t>
-        </w:r>
-      </w:hyperlink>
+      <w:r>
+        <w:fldChar w:fldCharType="begin"/>
+      </w:r>
+      <w:r>
+        <w:rPr>
+          <w:lang w:val="en-US"/>
+        </w:rPr>
+        <w:instrText xml:space="preserve"> HYPERLINK "https://stepik.org/certificate</w:instrText>
+      </w:r>
+      <w:r>
+        <w:rPr>
+          <w:lang w:val="en-US"/>
+        </w:rPr>
+        <w:instrText xml:space="preserve">/2010aad0961b0b9fe5172d005399aad3c7a21b2a.pdf" </w:instrText>
+      </w:r>
+      <w:r>
+        <w:fldChar w:fldCharType="separate"/>
+      </w:r>
+      <w:r>
+        <w:rPr>
+          <w:rFonts w:asciiTheme="majorHAnsi" w:hAnsiTheme="majorHAnsi" w:cstheme="majorHAnsi"/>
+          <w:color w:val="2E74B5" w:themeColor="accent1" w:themeShade="BF"/>
+          <w:lang w:val="en-US" w:eastAsia="ru-RU"/>
+        </w:rPr>
+        <w:t>Certificate</w:t>
+      </w:r>
+      <w:r>
+        <w:rPr>
+          <w:rFonts w:asciiTheme="majorHAnsi" w:hAnsiTheme="majorHAnsi" w:cstheme="majorHAnsi"/>
+          <w:color w:val="2E74B5" w:themeColor="accent1" w:themeShade="BF"/>
+          <w:lang w:val="en-US" w:eastAsia="ru-RU"/>
+        </w:rPr>
+        <w:fldChar w:fldCharType="end"/>
+      </w:r>
       <w:r>
         <w:rPr>
           <w:rFonts w:asciiTheme="majorHAnsi" w:hAnsiTheme="majorHAnsi" w:cstheme="majorHAnsi"/>
@@ -966,16 +1151,34 @@
         </w:rPr>
         <w:t>, </w:t>
       </w:r>
-      <w:hyperlink r:id="rId21" w:history="1">
-        <w:r>
-          <w:rPr>
-            <w:rFonts w:asciiTheme="majorHAnsi" w:hAnsiTheme="majorHAnsi" w:cstheme="majorHAnsi"/>
-            <w:color w:val="2E74B5" w:themeColor="accent1" w:themeShade="BF"/>
-            <w:lang w:val="en-US" w:eastAsia="ru-RU"/>
-          </w:rPr>
-          <w:t>Computer Science Center</w:t>
-        </w:r>
-      </w:hyperlink>
+      <w:r>
+        <w:fldChar w:fldCharType="begin"/>
+      </w:r>
+      <w:r>
+        <w:rPr>
+          <w:lang w:val="en-US"/>
+        </w:rPr>
+        <w:instrText xml:space="preserve"> HYPERLINK "https://compscicenter.ru/about/" </w:instrText>
+      </w:r>
+      <w:r>
+        <w:fldChar w:fldCharType="separate"/>
+      </w:r>
+      <w:r>
+        <w:rPr>
+          <w:rFonts w:asciiTheme="majorHAnsi" w:hAnsiTheme="majorHAnsi" w:cstheme="majorHAnsi"/>
+          <w:color w:val="2E74B5" w:themeColor="accent1" w:themeShade="BF"/>
+          <w:lang w:val="en-US" w:eastAsia="ru-RU"/>
+        </w:rPr>
+        <w:t>Computer Science Center</w:t>
+      </w:r>
+      <w:r>
+        <w:rPr>
+          <w:rFonts w:asciiTheme="majorHAnsi" w:hAnsiTheme="majorHAnsi" w:cstheme="majorHAnsi"/>
+          <w:color w:val="2E74B5" w:themeColor="accent1" w:themeShade="BF"/>
+          <w:lang w:val="en-US" w:eastAsia="ru-RU"/>
+        </w:rPr>
+        <w:fldChar w:fldCharType="end"/>
+      </w:r>
       <w:r>
         <w:rPr>
           <w:rFonts w:asciiTheme="majorHAnsi" w:hAnsiTheme="majorHAnsi" w:cstheme="majorHAnsi"/>
@@ -999,16 +1202,34 @@
         </w:rPr>
         <w:t xml:space="preserve">Introduction to operating systems </w:t>
       </w:r>
-      <w:hyperlink r:id="rId22" w:history="1">
-        <w:r>
-          <w:rPr>
-            <w:rFonts w:asciiTheme="majorHAnsi" w:hAnsiTheme="majorHAnsi" w:cstheme="majorHAnsi"/>
-            <w:color w:val="2E74B5" w:themeColor="accent1" w:themeShade="BF"/>
-            <w:lang w:val="en-US" w:eastAsia="ru-RU"/>
-          </w:rPr>
-          <w:t>Certificate</w:t>
-        </w:r>
-      </w:hyperlink>
+      <w:r>
+        <w:fldChar w:fldCharType="begin"/>
+      </w:r>
+      <w:r>
+        <w:rPr>
+          <w:lang w:val="en-US"/>
+        </w:rPr>
+        <w:instrText xml:space="preserve"> HYPERLINK "http://old.intuit.ru/diplom/xAajksbKIr44/P00184009" </w:instrText>
+      </w:r>
+      <w:r>
+        <w:fldChar w:fldCharType="separate"/>
+      </w:r>
+      <w:r>
+        <w:rPr>
+          <w:rFonts w:asciiTheme="majorHAnsi" w:hAnsiTheme="majorHAnsi" w:cstheme="majorHAnsi"/>
+          <w:color w:val="2E74B5" w:themeColor="accent1" w:themeShade="BF"/>
+          <w:lang w:val="en-US" w:eastAsia="ru-RU"/>
+        </w:rPr>
+        <w:t>Certificate</w:t>
+      </w:r>
+      <w:r>
+        <w:rPr>
+          <w:rFonts w:asciiTheme="majorHAnsi" w:hAnsiTheme="majorHAnsi" w:cstheme="majorHAnsi"/>
+          <w:color w:val="2E74B5" w:themeColor="accent1" w:themeShade="BF"/>
+          <w:lang w:val="en-US" w:eastAsia="ru-RU"/>
+        </w:rPr>
+        <w:fldChar w:fldCharType="end"/>
+      </w:r>
       <w:r>
         <w:rPr>
           <w:rFonts w:asciiTheme="majorHAnsi" w:hAnsiTheme="majorHAnsi" w:cstheme="majorHAnsi"/>
@@ -1016,16 +1237,34 @@
         </w:rPr>
         <w:t>, </w:t>
       </w:r>
-      <w:hyperlink r:id="rId23" w:history="1">
-        <w:r>
-          <w:rPr>
-            <w:rFonts w:asciiTheme="majorHAnsi" w:hAnsiTheme="majorHAnsi" w:cstheme="majorHAnsi"/>
-            <w:color w:val="2E74B5" w:themeColor="accent1" w:themeShade="BF"/>
-            <w:lang w:val="en-US" w:eastAsia="ru-RU"/>
-          </w:rPr>
-          <w:t>NOU INTUIN</w:t>
-        </w:r>
-      </w:hyperlink>
+      <w:r>
+        <w:fldChar w:fldCharType="begin"/>
+      </w:r>
+      <w:r>
+        <w:rPr>
+          <w:lang w:val="en-US"/>
+        </w:rPr>
+        <w:instrText xml:space="preserve"> HYPERLINK "https://www.intuit.ru/" </w:instrText>
+      </w:r>
+      <w:r>
+        <w:fldChar w:fldCharType="separate"/>
+      </w:r>
+      <w:r>
+        <w:rPr>
+          <w:rFonts w:asciiTheme="majorHAnsi" w:hAnsiTheme="majorHAnsi" w:cstheme="majorHAnsi"/>
+          <w:color w:val="2E74B5" w:themeColor="accent1" w:themeShade="BF"/>
+          <w:lang w:val="en-US" w:eastAsia="ru-RU"/>
+        </w:rPr>
+        <w:t>NOU INTUIN</w:t>
+      </w:r>
+      <w:r>
+        <w:rPr>
+          <w:rFonts w:asciiTheme="majorHAnsi" w:hAnsiTheme="majorHAnsi" w:cstheme="majorHAnsi"/>
+          <w:color w:val="2E74B5" w:themeColor="accent1" w:themeShade="BF"/>
+          <w:lang w:val="en-US" w:eastAsia="ru-RU"/>
+        </w:rPr>
+        <w:fldChar w:fldCharType="end"/>
+      </w:r>
       <w:r>
         <w:rPr>
           <w:rFonts w:asciiTheme="majorHAnsi" w:hAnsiTheme="majorHAnsi" w:cstheme="majorHAnsi"/>
@@ -1049,16 +1288,34 @@
         </w:rPr>
         <w:t xml:space="preserve">Programming language C++ </w:t>
       </w:r>
-      <w:hyperlink r:id="rId24" w:history="1">
-        <w:r>
-          <w:rPr>
-            <w:rFonts w:asciiTheme="majorHAnsi" w:hAnsiTheme="majorHAnsi" w:cstheme="majorHAnsi"/>
-            <w:color w:val="2E74B5" w:themeColor="accent1" w:themeShade="BF"/>
-            <w:lang w:val="en-US" w:eastAsia="ru-RU"/>
-          </w:rPr>
-          <w:t>Certificate</w:t>
-        </w:r>
-      </w:hyperlink>
+      <w:r>
+        <w:fldChar w:fldCharType="begin"/>
+      </w:r>
+      <w:r>
+        <w:rPr>
+          <w:lang w:val="en-US"/>
+        </w:rPr>
+        <w:instrText xml:space="preserve"> HYPERLINK "http://old.intuit.ru/diplom/xAajksbKIr44/P00074822" </w:instrText>
+      </w:r>
+      <w:r>
+        <w:fldChar w:fldCharType="separate"/>
+      </w:r>
+      <w:r>
+        <w:rPr>
+          <w:rFonts w:asciiTheme="majorHAnsi" w:hAnsiTheme="majorHAnsi" w:cstheme="majorHAnsi"/>
+          <w:color w:val="2E74B5" w:themeColor="accent1" w:themeShade="BF"/>
+          <w:lang w:val="en-US" w:eastAsia="ru-RU"/>
+        </w:rPr>
+        <w:t>Certificate</w:t>
+      </w:r>
+      <w:r>
+        <w:rPr>
+          <w:rFonts w:asciiTheme="majorHAnsi" w:hAnsiTheme="majorHAnsi" w:cstheme="majorHAnsi"/>
+          <w:color w:val="2E74B5" w:themeColor="accent1" w:themeShade="BF"/>
+          <w:lang w:val="en-US" w:eastAsia="ru-RU"/>
+        </w:rPr>
+        <w:fldChar w:fldCharType="end"/>
+      </w:r>
       <w:r>
         <w:rPr>
           <w:rFonts w:asciiTheme="majorHAnsi" w:hAnsiTheme="majorHAnsi" w:cstheme="majorHAnsi"/>
@@ -1066,16 +1323,34 @@
         </w:rPr>
         <w:t>, </w:t>
       </w:r>
-      <w:hyperlink r:id="rId25" w:history="1">
-        <w:r>
-          <w:rPr>
-            <w:rFonts w:asciiTheme="majorHAnsi" w:hAnsiTheme="majorHAnsi" w:cstheme="majorHAnsi"/>
-            <w:color w:val="2E74B5" w:themeColor="accent1" w:themeShade="BF"/>
-            <w:lang w:val="en-US" w:eastAsia="ru-RU"/>
-          </w:rPr>
-          <w:t>NOU INTUIN</w:t>
-        </w:r>
-      </w:hyperlink>
+      <w:r>
+        <w:fldChar w:fldCharType="begin"/>
+      </w:r>
+      <w:r>
+        <w:rPr>
+          <w:lang w:val="en-US"/>
+        </w:rPr>
+        <w:instrText xml:space="preserve"> HYPERLINK "https://www.intuit.ru/" </w:instrText>
+      </w:r>
+      <w:r>
+        <w:fldChar w:fldCharType="separate"/>
+      </w:r>
+      <w:r>
+        <w:rPr>
+          <w:rFonts w:asciiTheme="majorHAnsi" w:hAnsiTheme="majorHAnsi" w:cstheme="majorHAnsi"/>
+          <w:color w:val="2E74B5" w:themeColor="accent1" w:themeShade="BF"/>
+          <w:lang w:val="en-US" w:eastAsia="ru-RU"/>
+        </w:rPr>
+        <w:t>NOU INTUIN</w:t>
+      </w:r>
+      <w:r>
+        <w:rPr>
+          <w:rFonts w:asciiTheme="majorHAnsi" w:hAnsiTheme="majorHAnsi" w:cstheme="majorHAnsi"/>
+          <w:color w:val="2E74B5" w:themeColor="accent1" w:themeShade="BF"/>
+          <w:lang w:val="en-US" w:eastAsia="ru-RU"/>
+        </w:rPr>
+        <w:fldChar w:fldCharType="end"/>
+      </w:r>
       <w:r>
         <w:rPr>
           <w:rFonts w:asciiTheme="majorHAnsi" w:hAnsiTheme="majorHAnsi" w:cstheme="majorHAnsi"/>
@@ -1111,22 +1386,22 @@
         <w:rPr>
           <w:lang w:val="en-US"/>
         </w:rPr>
+        <w:t>Awards</w:t>
+      </w:r>
+    </w:p>
+    <w:p>
+      <w:pPr>
+        <w:rPr>
+          <w:rFonts w:asciiTheme="majorHAnsi" w:hAnsiTheme="majorHAnsi"/>
+          <w:lang w:val="en-US" w:eastAsia="ru-RU"/>
+        </w:rPr>
+      </w:pPr>
+      <w:r>
+        <w:rPr>
+          <w:rFonts w:asciiTheme="majorHAnsi" w:hAnsiTheme="majorHAnsi"/>
+          <w:lang w:val="en-US" w:eastAsia="ru-RU"/>
+        </w:rPr>
         <w:lastRenderedPageBreak/>
-        <w:t>Awards</w:t>
-      </w:r>
-    </w:p>
-    <w:p>
-      <w:pPr>
-        <w:rPr>
-          <w:rFonts w:asciiTheme="majorHAnsi" w:hAnsiTheme="majorHAnsi"/>
-          <w:lang w:val="en-US" w:eastAsia="ru-RU"/>
-        </w:rPr>
-      </w:pPr>
-      <w:r>
-        <w:rPr>
-          <w:rFonts w:asciiTheme="majorHAnsi" w:hAnsiTheme="majorHAnsi"/>
-          <w:lang w:val="en-US" w:eastAsia="ru-RU"/>
-        </w:rPr>
         <w:t>Feb 2007, First-round winner of the regional Olympiad in mathematics conducted between the students of the St. Petersburg universities</w:t>
       </w:r>
     </w:p>
@@ -2899,26 +3174,44 @@
         </w:rPr>
         <w:t xml:space="preserve">Nov 2016 — present, </w:t>
       </w:r>
-      <w:hyperlink r:id="rId26" w:tgtFrame="_blank" w:history="1">
-        <w:proofErr w:type="spellStart"/>
-        <w:r>
-          <w:rPr>
-            <w:rFonts w:asciiTheme="majorHAnsi" w:hAnsiTheme="majorHAnsi"/>
-            <w:color w:val="2E74B5" w:themeColor="accent1" w:themeShade="BF"/>
-            <w:lang w:val="en-US" w:eastAsia="ru-RU"/>
-          </w:rPr>
-          <w:t>OpenWay</w:t>
-        </w:r>
-        <w:proofErr w:type="spellEnd"/>
-        <w:r>
-          <w:rPr>
-            <w:rFonts w:asciiTheme="majorHAnsi" w:hAnsiTheme="majorHAnsi"/>
-            <w:color w:val="2E74B5" w:themeColor="accent1" w:themeShade="BF"/>
-            <w:lang w:val="en-US" w:eastAsia="ru-RU"/>
-          </w:rPr>
-          <w:t xml:space="preserve"> Group</w:t>
-        </w:r>
-      </w:hyperlink>
+      <w:r>
+        <w:fldChar w:fldCharType="begin"/>
+      </w:r>
+      <w:r>
+        <w:rPr>
+          <w:lang w:val="en-US"/>
+        </w:rPr>
+        <w:instrText xml:space="preserve"> HYPERLINK "http://www.openwaygroup.com/" \t "_blank" </w:instrText>
+      </w:r>
+      <w:r>
+        <w:fldChar w:fldCharType="separate"/>
+      </w:r>
+      <w:proofErr w:type="spellStart"/>
+      <w:r>
+        <w:rPr>
+          <w:rFonts w:asciiTheme="majorHAnsi" w:hAnsiTheme="majorHAnsi"/>
+          <w:color w:val="2E74B5" w:themeColor="accent1" w:themeShade="BF"/>
+          <w:lang w:val="en-US" w:eastAsia="ru-RU"/>
+        </w:rPr>
+        <w:t>OpenWay</w:t>
+      </w:r>
+      <w:proofErr w:type="spellEnd"/>
+      <w:r>
+        <w:rPr>
+          <w:rFonts w:asciiTheme="majorHAnsi" w:hAnsiTheme="majorHAnsi"/>
+          <w:color w:val="2E74B5" w:themeColor="accent1" w:themeShade="BF"/>
+          <w:lang w:val="en-US" w:eastAsia="ru-RU"/>
+        </w:rPr>
+        <w:t xml:space="preserve"> Group</w:t>
+      </w:r>
+      <w:r>
+        <w:rPr>
+          <w:rFonts w:asciiTheme="majorHAnsi" w:hAnsiTheme="majorHAnsi"/>
+          <w:color w:val="2E74B5" w:themeColor="accent1" w:themeShade="BF"/>
+          <w:lang w:val="en-US" w:eastAsia="ru-RU"/>
+        </w:rPr>
+        <w:fldChar w:fldCharType="end"/>
+      </w:r>
       <w:r>
         <w:rPr>
           <w:rFonts w:asciiTheme="majorHAnsi" w:hAnsiTheme="majorHAnsi"/>
@@ -3205,26 +3498,44 @@
         </w:rPr>
         <w:t xml:space="preserve">Feb 2015 — Nov 2016, </w:t>
       </w:r>
-      <w:hyperlink r:id="rId27" w:tgtFrame="_blank" w:history="1">
-        <w:proofErr w:type="spellStart"/>
-        <w:r>
-          <w:rPr>
-            <w:rFonts w:asciiTheme="majorHAnsi" w:hAnsiTheme="majorHAnsi"/>
-            <w:color w:val="2E74B5" w:themeColor="accent1" w:themeShade="BF"/>
-            <w:lang w:val="en-US" w:eastAsia="ru-RU"/>
-          </w:rPr>
-          <w:t>i</w:t>
-        </w:r>
-        <w:proofErr w:type="spellEnd"/>
-        <w:r>
-          <w:rPr>
-            <w:rFonts w:asciiTheme="majorHAnsi" w:hAnsiTheme="majorHAnsi"/>
-            <w:color w:val="2E74B5" w:themeColor="accent1" w:themeShade="BF"/>
-            <w:lang w:val="en-US" w:eastAsia="ru-RU"/>
-          </w:rPr>
-          <w:t>-Free</w:t>
-        </w:r>
-      </w:hyperlink>
+      <w:r>
+        <w:fldChar w:fldCharType="begin"/>
+      </w:r>
+      <w:r>
+        <w:rPr>
+          <w:lang w:val="en-US"/>
+        </w:rPr>
+        <w:instrText xml:space="preserve"> HYPERLINK "http://www.i-free.com/en" \t "_blank" </w:instrText>
+      </w:r>
+      <w:r>
+        <w:fldChar w:fldCharType="separate"/>
+      </w:r>
+      <w:proofErr w:type="spellStart"/>
+      <w:r>
+        <w:rPr>
+          <w:rFonts w:asciiTheme="majorHAnsi" w:hAnsiTheme="majorHAnsi"/>
+          <w:color w:val="2E74B5" w:themeColor="accent1" w:themeShade="BF"/>
+          <w:lang w:val="en-US" w:eastAsia="ru-RU"/>
+        </w:rPr>
+        <w:t>i</w:t>
+      </w:r>
+      <w:proofErr w:type="spellEnd"/>
+      <w:r>
+        <w:rPr>
+          <w:rFonts w:asciiTheme="majorHAnsi" w:hAnsiTheme="majorHAnsi"/>
+          <w:color w:val="2E74B5" w:themeColor="accent1" w:themeShade="BF"/>
+          <w:lang w:val="en-US" w:eastAsia="ru-RU"/>
+        </w:rPr>
+        <w:t>-Free</w:t>
+      </w:r>
+      <w:r>
+        <w:rPr>
+          <w:rFonts w:asciiTheme="majorHAnsi" w:hAnsiTheme="majorHAnsi"/>
+          <w:color w:val="2E74B5" w:themeColor="accent1" w:themeShade="BF"/>
+          <w:lang w:val="en-US" w:eastAsia="ru-RU"/>
+        </w:rPr>
+        <w:fldChar w:fldCharType="end"/>
+      </w:r>
       <w:r>
         <w:rPr>
           <w:rFonts w:asciiTheme="majorHAnsi" w:hAnsiTheme="majorHAnsi"/>
@@ -3253,6 +3564,7 @@
           <w:b/>
           <w:lang w:val="en-GB"/>
         </w:rPr>
+        <w:lastRenderedPageBreak/>
         <w:t>Project</w:t>
       </w:r>
       <w:r>
@@ -3677,8 +3989,6 @@
         </w:rPr>
         <w:br w:type="page"/>
       </w:r>
-      <w:bookmarkStart w:id="0" w:name="_GoBack"/>
-      <w:bookmarkEnd w:id="0"/>
     </w:p>
     <w:p>
       <w:pPr>
@@ -3713,26 +4023,44 @@
         </w:rPr>
         <w:t xml:space="preserve">Sep 2014 — Feb 2015, </w:t>
       </w:r>
-      <w:hyperlink r:id="rId28" w:tgtFrame="_blank" w:history="1">
-        <w:proofErr w:type="spellStart"/>
-        <w:r>
-          <w:rPr>
-            <w:rFonts w:asciiTheme="majorHAnsi" w:hAnsiTheme="majorHAnsi"/>
-            <w:color w:val="2E74B5" w:themeColor="accent1" w:themeShade="BF"/>
-            <w:lang w:val="en-US" w:eastAsia="ru-RU"/>
-          </w:rPr>
-          <w:t>i</w:t>
-        </w:r>
-        <w:proofErr w:type="spellEnd"/>
-        <w:r>
-          <w:rPr>
-            <w:rFonts w:asciiTheme="majorHAnsi" w:hAnsiTheme="majorHAnsi"/>
-            <w:color w:val="2E74B5" w:themeColor="accent1" w:themeShade="BF"/>
-            <w:lang w:val="en-US" w:eastAsia="ru-RU"/>
-          </w:rPr>
-          <w:t>-Free</w:t>
-        </w:r>
-      </w:hyperlink>
+      <w:r>
+        <w:fldChar w:fldCharType="begin"/>
+      </w:r>
+      <w:r>
+        <w:rPr>
+          <w:lang w:val="en-US"/>
+        </w:rPr>
+        <w:instrText xml:space="preserve"> HYPERLINK "http://www.i-free.com/en" \t "_blank" </w:instrText>
+      </w:r>
+      <w:r>
+        <w:fldChar w:fldCharType="separate"/>
+      </w:r>
+      <w:proofErr w:type="spellStart"/>
+      <w:r>
+        <w:rPr>
+          <w:rFonts w:asciiTheme="majorHAnsi" w:hAnsiTheme="majorHAnsi"/>
+          <w:color w:val="2E74B5" w:themeColor="accent1" w:themeShade="BF"/>
+          <w:lang w:val="en-US" w:eastAsia="ru-RU"/>
+        </w:rPr>
+        <w:t>i</w:t>
+      </w:r>
+      <w:proofErr w:type="spellEnd"/>
+      <w:r>
+        <w:rPr>
+          <w:rFonts w:asciiTheme="majorHAnsi" w:hAnsiTheme="majorHAnsi"/>
+          <w:color w:val="2E74B5" w:themeColor="accent1" w:themeShade="BF"/>
+          <w:lang w:val="en-US" w:eastAsia="ru-RU"/>
+        </w:rPr>
+        <w:t>-Free</w:t>
+      </w:r>
+      <w:r>
+        <w:rPr>
+          <w:rFonts w:asciiTheme="majorHAnsi" w:hAnsiTheme="majorHAnsi"/>
+          <w:color w:val="2E74B5" w:themeColor="accent1" w:themeShade="BF"/>
+          <w:lang w:val="en-US" w:eastAsia="ru-RU"/>
+        </w:rPr>
+        <w:fldChar w:fldCharType="end"/>
+      </w:r>
       <w:r>
         <w:rPr>
           <w:rFonts w:asciiTheme="majorHAnsi" w:hAnsiTheme="majorHAnsi"/>
@@ -4105,24 +4433,41 @@
         </w:rPr>
         <w:t xml:space="preserve">, </w:t>
       </w:r>
-      <w:hyperlink r:id="rId29" w:tgtFrame="_blank" w:history="1">
-        <w:proofErr w:type="spellStart"/>
-        <w:r>
-          <w:rPr>
-            <w:color w:val="2E74B5" w:themeColor="accent1" w:themeShade="BF"/>
-            <w:lang w:val="en-US" w:eastAsia="ru-RU"/>
-          </w:rPr>
-          <w:t>i</w:t>
-        </w:r>
-        <w:proofErr w:type="spellEnd"/>
-        <w:r>
-          <w:rPr>
-            <w:color w:val="2E74B5" w:themeColor="accent1" w:themeShade="BF"/>
-            <w:lang w:val="en-US" w:eastAsia="ru-RU"/>
-          </w:rPr>
-          <w:t>-Free</w:t>
-        </w:r>
-      </w:hyperlink>
+      <w:r>
+        <w:fldChar w:fldCharType="begin"/>
+      </w:r>
+      <w:r>
+        <w:rPr>
+          <w:lang w:val="en-US"/>
+        </w:rPr>
+        <w:instrText xml:space="preserve"> HYPERLINK "http://www.i-free.com/en" \t "_blank" </w:instrText>
+      </w:r>
+      <w:r>
+        <w:fldChar w:fldCharType="separate"/>
+      </w:r>
+      <w:proofErr w:type="spellStart"/>
+      <w:r>
+        <w:rPr>
+          <w:color w:val="2E74B5" w:themeColor="accent1" w:themeShade="BF"/>
+          <w:lang w:val="en-US" w:eastAsia="ru-RU"/>
+        </w:rPr>
+        <w:t>i</w:t>
+      </w:r>
+      <w:proofErr w:type="spellEnd"/>
+      <w:r>
+        <w:rPr>
+          <w:color w:val="2E74B5" w:themeColor="accent1" w:themeShade="BF"/>
+          <w:lang w:val="en-US" w:eastAsia="ru-RU"/>
+        </w:rPr>
+        <w:t>-Free</w:t>
+      </w:r>
+      <w:r>
+        <w:rPr>
+          <w:color w:val="2E74B5" w:themeColor="accent1" w:themeShade="BF"/>
+          <w:lang w:val="en-US" w:eastAsia="ru-RU"/>
+        </w:rPr>
+        <w:fldChar w:fldCharType="end"/>
+      </w:r>
       <w:r>
         <w:rPr>
           <w:lang w:val="en-US" w:eastAsia="ru-RU"/>
@@ -4689,16 +5034,34 @@
         </w:rPr>
         <w:t xml:space="preserve">, </w:t>
       </w:r>
-      <w:hyperlink r:id="rId30" w:tgtFrame="_blank" w:history="1">
-        <w:r>
-          <w:rPr>
-            <w:rFonts w:asciiTheme="majorHAnsi" w:hAnsiTheme="majorHAnsi"/>
-            <w:color w:val="2E74B5" w:themeColor="accent1" w:themeShade="BF"/>
-            <w:lang w:val="en-US" w:eastAsia="ru-RU"/>
-          </w:rPr>
-          <w:t>Majordomo</w:t>
-        </w:r>
-      </w:hyperlink>
+      <w:r>
+        <w:fldChar w:fldCharType="begin"/>
+      </w:r>
+      <w:r>
+        <w:rPr>
+          <w:lang w:val="en-US"/>
+        </w:rPr>
+        <w:instrText xml:space="preserve"> HYPERLINK "https://www.majordomo.ru/" \t "_blank" </w:instrText>
+      </w:r>
+      <w:r>
+        <w:fldChar w:fldCharType="separate"/>
+      </w:r>
+      <w:r>
+        <w:rPr>
+          <w:rFonts w:asciiTheme="majorHAnsi" w:hAnsiTheme="majorHAnsi"/>
+          <w:color w:val="2E74B5" w:themeColor="accent1" w:themeShade="BF"/>
+          <w:lang w:val="en-US" w:eastAsia="ru-RU"/>
+        </w:rPr>
+        <w:t>Majordomo</w:t>
+      </w:r>
+      <w:r>
+        <w:rPr>
+          <w:rFonts w:asciiTheme="majorHAnsi" w:hAnsiTheme="majorHAnsi"/>
+          <w:color w:val="2E74B5" w:themeColor="accent1" w:themeShade="BF"/>
+          <w:lang w:val="en-US" w:eastAsia="ru-RU"/>
+        </w:rPr>
+        <w:fldChar w:fldCharType="end"/>
+      </w:r>
       <w:r>
         <w:rPr>
           <w:rFonts w:asciiTheme="majorHAnsi" w:hAnsiTheme="majorHAnsi"/>
@@ -6094,7 +6457,7 @@
 </file>
 
 <file path=customXml/itemProps1.xml><?xml version="1.0" encoding="utf-8"?>
-<ds:datastoreItem xmlns:ds="http://schemas.openxmlformats.org/officeDocument/2006/customXml" ds:itemID="{0E2CCA0B-CA98-432C-BE08-C5F97D512E91}">
+<ds:datastoreItem xmlns:ds="http://schemas.openxmlformats.org/officeDocument/2006/customXml" ds:itemID="{4F0C2DC9-174D-4B20-B094-7E90DE821313}">
   <ds:schemaRefs>
     <ds:schemaRef ds:uri="http://schemas.openxmlformats.org/officeDocument/2006/bibliography"/>
   </ds:schemaRefs>

--- a/assets/vgorbachev_cv.docx
+++ b/assets/vgorbachev_cv.docx
@@ -121,36 +121,17 @@
         </w:rPr>
         <w:t xml:space="preserve">Site: </w:t>
       </w:r>
-      <w:r>
-        <w:fldChar w:fldCharType="begin"/>
-      </w:r>
-      <w:r>
-        <w:rPr>
-          <w:lang w:val="en-US"/>
-        </w:rPr>
-        <w:instrText xml:space="preserve"> HYPERLINK "https://bmsdave.github.io" </w:instrText>
-      </w:r>
-      <w:r>
-        <w:fldChar w:fldCharType="separate"/>
-      </w:r>
-      <w:r>
-        <w:rPr>
-          <w:rStyle w:val="Hyperlink"/>
-          <w:rFonts w:asciiTheme="majorHAnsi" w:hAnsiTheme="majorHAnsi" w:cstheme="majorHAnsi"/>
-          <w:color w:val="2E74B5" w:themeColor="accent1" w:themeShade="BF"/>
-          <w:lang w:val="en-US" w:eastAsia="ru-RU"/>
-        </w:rPr>
-        <w:t>https://bmsdave.github.io</w:t>
-      </w:r>
-      <w:r>
-        <w:rPr>
-          <w:rStyle w:val="Hyperlink"/>
-          <w:rFonts w:asciiTheme="majorHAnsi" w:hAnsiTheme="majorHAnsi" w:cstheme="majorHAnsi"/>
-          <w:color w:val="2E74B5" w:themeColor="accent1" w:themeShade="BF"/>
-          <w:lang w:val="en-US" w:eastAsia="ru-RU"/>
-        </w:rPr>
-        <w:fldChar w:fldCharType="end"/>
-      </w:r>
+      <w:hyperlink r:id="rId7" w:history="1">
+        <w:r>
+          <w:rPr>
+            <w:rStyle w:val="Hyperlink"/>
+            <w:rFonts w:asciiTheme="majorHAnsi" w:hAnsiTheme="majorHAnsi" w:cstheme="majorHAnsi"/>
+            <w:color w:val="2E74B5" w:themeColor="accent1" w:themeShade="BF"/>
+            <w:lang w:val="en-US" w:eastAsia="ru-RU"/>
+          </w:rPr>
+          <w:t>https://bmsdave.github.io</w:t>
+        </w:r>
+      </w:hyperlink>
     </w:p>
     <w:p>
       <w:pPr>
@@ -185,8 +166,6 @@
           <w:lang w:val="en-US" w:eastAsia="ru-RU"/>
         </w:rPr>
       </w:pPr>
-      <w:bookmarkStart w:id="0" w:name="_GoBack"/>
-      <w:bookmarkEnd w:id="0"/>
       <w:r>
         <w:rPr>
           <w:rFonts w:asciiTheme="majorHAnsi" w:hAnsiTheme="majorHAnsi"/>
@@ -194,7 +173,7 @@
         </w:rPr>
         <w:t xml:space="preserve">E-mail: </w:t>
       </w:r>
-      <w:hyperlink r:id="rId7" w:history="1">
+      <w:hyperlink r:id="rId8" w:history="1">
         <w:r>
           <w:rPr>
             <w:rStyle w:val="Hyperlink"/>
@@ -399,7 +378,7 @@
         </w:rPr>
         <w:t xml:space="preserve"> – monthly JavaScript Meetup in Saint Petersburg, volunteer as a mentor at </w:t>
       </w:r>
-      <w:hyperlink r:id="rId8" w:history="1">
+      <w:hyperlink r:id="rId9" w:history="1">
         <w:proofErr w:type="spellStart"/>
         <w:r>
           <w:rPr>
@@ -478,7 +457,7 @@
         </w:rPr>
         <w:t> program committee. Previously I served as a mentor at </w:t>
       </w:r>
-      <w:hyperlink r:id="rId9" w:history="1">
+      <w:hyperlink r:id="rId10" w:history="1">
         <w:r>
           <w:rPr>
             <w:rStyle w:val="Hyperlink"/>
@@ -599,58 +578,34 @@
           <w:lang w:val="en-US" w:eastAsia="ru-RU"/>
         </w:rPr>
       </w:pPr>
-      <w:r>
-        <w:fldChar w:fldCharType="begin"/>
-      </w:r>
-      <w:r>
-        <w:rPr>
-          <w:lang w:val="en-US"/>
-        </w:rPr>
-        <w:instrText xml:space="preserve"> HYPERLINK "http://englis</w:instrText>
-      </w:r>
-      <w:r>
-        <w:rPr>
-          <w:lang w:val="en-US"/>
-        </w:rPr>
-        <w:instrText xml:space="preserve">h.spbstu.ru/" \t "_blank" </w:instrText>
-      </w:r>
-      <w:r>
-        <w:fldChar w:fldCharType="separate"/>
-      </w:r>
-      <w:r>
-        <w:rPr>
-          <w:rFonts w:asciiTheme="majorHAnsi" w:hAnsiTheme="majorHAnsi" w:cstheme="majorHAnsi"/>
-          <w:color w:val="2E74B5" w:themeColor="accent1" w:themeShade="BF"/>
-          <w:lang w:val="en-US" w:eastAsia="ru-RU"/>
-        </w:rPr>
-        <w:t xml:space="preserve">Peter the Great </w:t>
-      </w:r>
-      <w:proofErr w:type="spellStart"/>
-      <w:r>
-        <w:rPr>
-          <w:rFonts w:asciiTheme="majorHAnsi" w:hAnsiTheme="majorHAnsi" w:cstheme="majorHAnsi"/>
-          <w:color w:val="2E74B5" w:themeColor="accent1" w:themeShade="BF"/>
-          <w:lang w:val="en-US" w:eastAsia="ru-RU"/>
-        </w:rPr>
-        <w:t>St.Petersburg</w:t>
-      </w:r>
-      <w:proofErr w:type="spellEnd"/>
-      <w:r>
-        <w:rPr>
-          <w:rFonts w:asciiTheme="majorHAnsi" w:hAnsiTheme="majorHAnsi" w:cstheme="majorHAnsi"/>
-          <w:color w:val="2E74B5" w:themeColor="accent1" w:themeShade="BF"/>
-          <w:lang w:val="en-US" w:eastAsia="ru-RU"/>
-        </w:rPr>
-        <w:t xml:space="preserve"> Polytechnic University</w:t>
-      </w:r>
-      <w:r>
-        <w:rPr>
-          <w:rFonts w:asciiTheme="majorHAnsi" w:hAnsiTheme="majorHAnsi" w:cstheme="majorHAnsi"/>
-          <w:color w:val="2E74B5" w:themeColor="accent1" w:themeShade="BF"/>
-          <w:lang w:val="en-US" w:eastAsia="ru-RU"/>
-        </w:rPr>
-        <w:fldChar w:fldCharType="end"/>
-      </w:r>
+      <w:hyperlink r:id="rId11" w:tgtFrame="_blank" w:history="1">
+        <w:r>
+          <w:rPr>
+            <w:rFonts w:asciiTheme="majorHAnsi" w:hAnsiTheme="majorHAnsi" w:cstheme="majorHAnsi"/>
+            <w:color w:val="2E74B5" w:themeColor="accent1" w:themeShade="BF"/>
+            <w:lang w:val="en-US" w:eastAsia="ru-RU"/>
+          </w:rPr>
+          <w:t xml:space="preserve">Peter the Great </w:t>
+        </w:r>
+        <w:proofErr w:type="spellStart"/>
+        <w:r>
+          <w:rPr>
+            <w:rFonts w:asciiTheme="majorHAnsi" w:hAnsiTheme="majorHAnsi" w:cstheme="majorHAnsi"/>
+            <w:color w:val="2E74B5" w:themeColor="accent1" w:themeShade="BF"/>
+            <w:lang w:val="en-US" w:eastAsia="ru-RU"/>
+          </w:rPr>
+          <w:t>St.Petersburg</w:t>
+        </w:r>
+        <w:proofErr w:type="spellEnd"/>
+        <w:r>
+          <w:rPr>
+            <w:rFonts w:asciiTheme="majorHAnsi" w:hAnsiTheme="majorHAnsi" w:cstheme="majorHAnsi"/>
+            <w:color w:val="2E74B5" w:themeColor="accent1" w:themeShade="BF"/>
+            <w:lang w:val="en-US" w:eastAsia="ru-RU"/>
+          </w:rPr>
+          <w:t xml:space="preserve"> Polytechnic University</w:t>
+        </w:r>
+      </w:hyperlink>
       <w:r>
         <w:rPr>
           <w:rFonts w:asciiTheme="majorHAnsi" w:hAnsiTheme="majorHAnsi" w:cstheme="majorHAnsi"/>
@@ -682,34 +637,16 @@
           <w:lang w:val="en-US" w:eastAsia="ru-RU"/>
         </w:rPr>
       </w:pPr>
-      <w:r>
-        <w:fldChar w:fldCharType="begin"/>
-      </w:r>
-      <w:r>
-        <w:rPr>
-          <w:lang w:val="en-US"/>
-        </w:rPr>
-        <w:instrText xml:space="preserve"> HYPERLINK "http://en.bru.by/" \t "_blank" </w:instrText>
-      </w:r>
-      <w:r>
-        <w:fldChar w:fldCharType="separate"/>
-      </w:r>
-      <w:r>
-        <w:rPr>
-          <w:rFonts w:asciiTheme="majorHAnsi" w:hAnsiTheme="majorHAnsi" w:cstheme="majorHAnsi"/>
-          <w:color w:val="2E74B5" w:themeColor="accent1" w:themeShade="BF"/>
-          <w:lang w:val="en-US" w:eastAsia="ru-RU"/>
-        </w:rPr>
-        <w:t>Belarusian-Russian University</w:t>
-      </w:r>
-      <w:r>
-        <w:rPr>
-          <w:rFonts w:asciiTheme="majorHAnsi" w:hAnsiTheme="majorHAnsi" w:cstheme="majorHAnsi"/>
-          <w:color w:val="2E74B5" w:themeColor="accent1" w:themeShade="BF"/>
-          <w:lang w:val="en-US" w:eastAsia="ru-RU"/>
-        </w:rPr>
-        <w:fldChar w:fldCharType="end"/>
-      </w:r>
+      <w:hyperlink r:id="rId12" w:tgtFrame="_blank" w:history="1">
+        <w:r>
+          <w:rPr>
+            <w:rFonts w:asciiTheme="majorHAnsi" w:hAnsiTheme="majorHAnsi" w:cstheme="majorHAnsi"/>
+            <w:color w:val="2E74B5" w:themeColor="accent1" w:themeShade="BF"/>
+            <w:lang w:val="en-US" w:eastAsia="ru-RU"/>
+          </w:rPr>
+          <w:t>Belarusian-Russian University</w:t>
+        </w:r>
+      </w:hyperlink>
       <w:r>
         <w:rPr>
           <w:rFonts w:asciiTheme="majorHAnsi" w:hAnsiTheme="majorHAnsi" w:cstheme="majorHAnsi"/>
@@ -756,7 +693,7 @@
         </w:rPr>
         <w:t xml:space="preserve">Analysis of security of web projects </w:t>
       </w:r>
-      <w:hyperlink r:id="rId10" w:history="1">
+      <w:hyperlink r:id="rId13" w:history="1">
         <w:r>
           <w:rPr>
             <w:rFonts w:asciiTheme="majorHAnsi" w:hAnsiTheme="majorHAnsi" w:cstheme="majorHAnsi"/>
@@ -846,34 +783,16 @@
         </w:rPr>
         <w:t xml:space="preserve">Fundamentals of statistics </w:t>
       </w:r>
-      <w:r>
-        <w:fldChar w:fldCharType="begin"/>
-      </w:r>
-      <w:r>
-        <w:rPr>
-          <w:lang w:val="en-US"/>
-        </w:rPr>
-        <w:instrText xml:space="preserve"> HYPERLINK "https://stepik.org/certificate/91851414de232aa0a9824789593703254006ab8b.pdf" </w:instrText>
-      </w:r>
-      <w:r>
-        <w:fldChar w:fldCharType="separate"/>
-      </w:r>
-      <w:r>
-        <w:rPr>
-          <w:rFonts w:asciiTheme="majorHAnsi" w:hAnsiTheme="majorHAnsi" w:cstheme="majorHAnsi"/>
-          <w:color w:val="2E74B5" w:themeColor="accent1" w:themeShade="BF"/>
-          <w:lang w:val="en-US" w:eastAsia="ru-RU"/>
-        </w:rPr>
-        <w:t>Certificate</w:t>
-      </w:r>
-      <w:r>
-        <w:rPr>
-          <w:rFonts w:asciiTheme="majorHAnsi" w:hAnsiTheme="majorHAnsi" w:cstheme="majorHAnsi"/>
-          <w:color w:val="2E74B5" w:themeColor="accent1" w:themeShade="BF"/>
-          <w:lang w:val="en-US" w:eastAsia="ru-RU"/>
-        </w:rPr>
-        <w:fldChar w:fldCharType="end"/>
-      </w:r>
+      <w:hyperlink r:id="rId14" w:history="1">
+        <w:r>
+          <w:rPr>
+            <w:rFonts w:asciiTheme="majorHAnsi" w:hAnsiTheme="majorHAnsi" w:cstheme="majorHAnsi"/>
+            <w:color w:val="2E74B5" w:themeColor="accent1" w:themeShade="BF"/>
+            <w:lang w:val="en-US" w:eastAsia="ru-RU"/>
+          </w:rPr>
+          <w:t>Certificate</w:t>
+        </w:r>
+      </w:hyperlink>
       <w:r>
         <w:rPr>
           <w:rFonts w:asciiTheme="majorHAnsi" w:hAnsiTheme="majorHAnsi" w:cstheme="majorHAnsi"/>
@@ -881,34 +800,16 @@
         </w:rPr>
         <w:t>, </w:t>
       </w:r>
-      <w:r>
-        <w:fldChar w:fldCharType="begin"/>
-      </w:r>
-      <w:r>
-        <w:rPr>
-          <w:lang w:val="en-US"/>
-        </w:rPr>
-        <w:instrText xml:space="preserve"> HYPERLINK "http://bioinformaticsinstitute.ru/en" </w:instrText>
-      </w:r>
-      <w:r>
-        <w:fldChar w:fldCharType="separate"/>
-      </w:r>
-      <w:r>
-        <w:rPr>
-          <w:rFonts w:asciiTheme="majorHAnsi" w:hAnsiTheme="majorHAnsi" w:cstheme="majorHAnsi"/>
-          <w:color w:val="2E74B5" w:themeColor="accent1" w:themeShade="BF"/>
-          <w:lang w:val="en-US" w:eastAsia="ru-RU"/>
-        </w:rPr>
-        <w:t>Bioinformatics Institute</w:t>
-      </w:r>
-      <w:r>
-        <w:rPr>
-          <w:rFonts w:asciiTheme="majorHAnsi" w:hAnsiTheme="majorHAnsi" w:cstheme="majorHAnsi"/>
-          <w:color w:val="2E74B5" w:themeColor="accent1" w:themeShade="BF"/>
-          <w:lang w:val="en-US" w:eastAsia="ru-RU"/>
-        </w:rPr>
-        <w:fldChar w:fldCharType="end"/>
-      </w:r>
+      <w:hyperlink r:id="rId15" w:history="1">
+        <w:r>
+          <w:rPr>
+            <w:rFonts w:asciiTheme="majorHAnsi" w:hAnsiTheme="majorHAnsi" w:cstheme="majorHAnsi"/>
+            <w:color w:val="2E74B5" w:themeColor="accent1" w:themeShade="BF"/>
+            <w:lang w:val="en-US" w:eastAsia="ru-RU"/>
+          </w:rPr>
+          <w:t>Bioinformatics Institute</w:t>
+        </w:r>
+      </w:hyperlink>
       <w:r>
         <w:rPr>
           <w:rFonts w:asciiTheme="majorHAnsi" w:hAnsiTheme="majorHAnsi" w:cstheme="majorHAnsi"/>
@@ -932,40 +833,16 @@
         </w:rPr>
         <w:t xml:space="preserve">Data Structures and Algorithms </w:t>
       </w:r>
-      <w:r>
-        <w:fldChar w:fldCharType="begin"/>
-      </w:r>
-      <w:r>
-        <w:rPr>
-          <w:lang w:val="en-US"/>
-        </w:rPr>
-        <w:instrText xml:space="preserve"> HY</w:instrText>
-      </w:r>
-      <w:r>
-        <w:rPr>
-          <w:lang w:val="en-US"/>
-        </w:rPr>
-        <w:instrText xml:space="preserve">PERLINK "https://stepik.org/certificate/a204bc3f0739560f37a58ba391b5c6d2e86e4183.pdf" </w:instrText>
-      </w:r>
-      <w:r>
-        <w:fldChar w:fldCharType="separate"/>
-      </w:r>
-      <w:r>
-        <w:rPr>
-          <w:rFonts w:asciiTheme="majorHAnsi" w:hAnsiTheme="majorHAnsi" w:cstheme="majorHAnsi"/>
-          <w:color w:val="2E74B5" w:themeColor="accent1" w:themeShade="BF"/>
-          <w:lang w:val="en-US" w:eastAsia="ru-RU"/>
-        </w:rPr>
-        <w:t>Certificate</w:t>
-      </w:r>
-      <w:r>
-        <w:rPr>
-          <w:rFonts w:asciiTheme="majorHAnsi" w:hAnsiTheme="majorHAnsi" w:cstheme="majorHAnsi"/>
-          <w:color w:val="2E74B5" w:themeColor="accent1" w:themeShade="BF"/>
-          <w:lang w:val="en-US" w:eastAsia="ru-RU"/>
-        </w:rPr>
-        <w:fldChar w:fldCharType="end"/>
-      </w:r>
+      <w:hyperlink r:id="rId16" w:history="1">
+        <w:r>
+          <w:rPr>
+            <w:rFonts w:asciiTheme="majorHAnsi" w:hAnsiTheme="majorHAnsi" w:cstheme="majorHAnsi"/>
+            <w:color w:val="2E74B5" w:themeColor="accent1" w:themeShade="BF"/>
+            <w:lang w:val="en-US" w:eastAsia="ru-RU"/>
+          </w:rPr>
+          <w:t>Certificate</w:t>
+        </w:r>
+      </w:hyperlink>
       <w:r>
         <w:rPr>
           <w:rFonts w:asciiTheme="majorHAnsi" w:hAnsiTheme="majorHAnsi" w:cstheme="majorHAnsi"/>
@@ -973,34 +850,16 @@
         </w:rPr>
         <w:t>, </w:t>
       </w:r>
-      <w:r>
-        <w:fldChar w:fldCharType="begin"/>
-      </w:r>
-      <w:r>
-        <w:rPr>
-          <w:lang w:val="en-US"/>
-        </w:rPr>
-        <w:instrText xml:space="preserve"> HYPERLINK "https://compscicenter.ru/about/" </w:instrText>
-      </w:r>
-      <w:r>
-        <w:fldChar w:fldCharType="separate"/>
-      </w:r>
-      <w:r>
-        <w:rPr>
-          <w:rFonts w:asciiTheme="majorHAnsi" w:hAnsiTheme="majorHAnsi" w:cstheme="majorHAnsi"/>
-          <w:color w:val="2E74B5" w:themeColor="accent1" w:themeShade="BF"/>
-          <w:lang w:val="en-US" w:eastAsia="ru-RU"/>
-        </w:rPr>
-        <w:t>Computer Science Center</w:t>
-      </w:r>
-      <w:r>
-        <w:rPr>
-          <w:rFonts w:asciiTheme="majorHAnsi" w:hAnsiTheme="majorHAnsi" w:cstheme="majorHAnsi"/>
-          <w:color w:val="2E74B5" w:themeColor="accent1" w:themeShade="BF"/>
-          <w:lang w:val="en-US" w:eastAsia="ru-RU"/>
-        </w:rPr>
-        <w:fldChar w:fldCharType="end"/>
-      </w:r>
+      <w:hyperlink r:id="rId17" w:history="1">
+        <w:r>
+          <w:rPr>
+            <w:rFonts w:asciiTheme="majorHAnsi" w:hAnsiTheme="majorHAnsi" w:cstheme="majorHAnsi"/>
+            <w:color w:val="2E74B5" w:themeColor="accent1" w:themeShade="BF"/>
+            <w:lang w:val="en-US" w:eastAsia="ru-RU"/>
+          </w:rPr>
+          <w:t>Computer Science Center</w:t>
+        </w:r>
+      </w:hyperlink>
       <w:r>
         <w:rPr>
           <w:rFonts w:asciiTheme="majorHAnsi" w:hAnsiTheme="majorHAnsi" w:cstheme="majorHAnsi"/>
@@ -1024,34 +883,16 @@
         </w:rPr>
         <w:t xml:space="preserve">Introduction to architecture of a computer. Elements of operating systems </w:t>
       </w:r>
-      <w:r>
-        <w:fldChar w:fldCharType="begin"/>
-      </w:r>
-      <w:r>
-        <w:rPr>
-          <w:lang w:val="en-US"/>
-        </w:rPr>
-        <w:instrText xml:space="preserve"> HYPERLINK "https://stepik.org/certificate/2ca3d3551973197610c474402e2811fa9d6f2064.pdf" </w:instrText>
-      </w:r>
-      <w:r>
-        <w:fldChar w:fldCharType="separate"/>
-      </w:r>
-      <w:r>
-        <w:rPr>
-          <w:rFonts w:asciiTheme="majorHAnsi" w:hAnsiTheme="majorHAnsi" w:cstheme="majorHAnsi"/>
-          <w:color w:val="2E74B5" w:themeColor="accent1" w:themeShade="BF"/>
-          <w:lang w:val="en-US" w:eastAsia="ru-RU"/>
-        </w:rPr>
-        <w:t>Certificate</w:t>
-      </w:r>
-      <w:r>
-        <w:rPr>
-          <w:rFonts w:asciiTheme="majorHAnsi" w:hAnsiTheme="majorHAnsi" w:cstheme="majorHAnsi"/>
-          <w:color w:val="2E74B5" w:themeColor="accent1" w:themeShade="BF"/>
-          <w:lang w:val="en-US" w:eastAsia="ru-RU"/>
-        </w:rPr>
-        <w:fldChar w:fldCharType="end"/>
-      </w:r>
+      <w:hyperlink r:id="rId18" w:history="1">
+        <w:r>
+          <w:rPr>
+            <w:rFonts w:asciiTheme="majorHAnsi" w:hAnsiTheme="majorHAnsi" w:cstheme="majorHAnsi"/>
+            <w:color w:val="2E74B5" w:themeColor="accent1" w:themeShade="BF"/>
+            <w:lang w:val="en-US" w:eastAsia="ru-RU"/>
+          </w:rPr>
+          <w:t>Certificate</w:t>
+        </w:r>
+      </w:hyperlink>
       <w:r>
         <w:rPr>
           <w:rFonts w:asciiTheme="majorHAnsi" w:hAnsiTheme="majorHAnsi" w:cstheme="majorHAnsi"/>
@@ -1059,34 +900,16 @@
         </w:rPr>
         <w:t>, </w:t>
       </w:r>
-      <w:r>
-        <w:fldChar w:fldCharType="begin"/>
-      </w:r>
-      <w:r>
-        <w:rPr>
-          <w:lang w:val="en-US"/>
-        </w:rPr>
-        <w:instrText xml:space="preserve"> HYPERLINK "https://compscicenter.ru/about/" </w:instrText>
-      </w:r>
-      <w:r>
-        <w:fldChar w:fldCharType="separate"/>
-      </w:r>
-      <w:r>
-        <w:rPr>
-          <w:rFonts w:asciiTheme="majorHAnsi" w:hAnsiTheme="majorHAnsi" w:cstheme="majorHAnsi"/>
-          <w:color w:val="2E74B5" w:themeColor="accent1" w:themeShade="BF"/>
-          <w:lang w:val="en-US" w:eastAsia="ru-RU"/>
-        </w:rPr>
-        <w:t>Computer Science Center</w:t>
-      </w:r>
-      <w:r>
-        <w:rPr>
-          <w:rFonts w:asciiTheme="majorHAnsi" w:hAnsiTheme="majorHAnsi" w:cstheme="majorHAnsi"/>
-          <w:color w:val="2E74B5" w:themeColor="accent1" w:themeShade="BF"/>
-          <w:lang w:val="en-US" w:eastAsia="ru-RU"/>
-        </w:rPr>
-        <w:fldChar w:fldCharType="end"/>
-      </w:r>
+      <w:hyperlink r:id="rId19" w:history="1">
+        <w:r>
+          <w:rPr>
+            <w:rFonts w:asciiTheme="majorHAnsi" w:hAnsiTheme="majorHAnsi" w:cstheme="majorHAnsi"/>
+            <w:color w:val="2E74B5" w:themeColor="accent1" w:themeShade="BF"/>
+            <w:lang w:val="en-US" w:eastAsia="ru-RU"/>
+          </w:rPr>
+          <w:t>Computer Science Center</w:t>
+        </w:r>
+      </w:hyperlink>
       <w:r>
         <w:rPr>
           <w:rFonts w:asciiTheme="majorHAnsi" w:hAnsiTheme="majorHAnsi" w:cstheme="majorHAnsi"/>
@@ -1110,40 +933,16 @@
         </w:rPr>
         <w:t xml:space="preserve">Programming language C++ </w:t>
       </w:r>
-      <w:r>
-        <w:fldChar w:fldCharType="begin"/>
-      </w:r>
-      <w:r>
-        <w:rPr>
-          <w:lang w:val="en-US"/>
-        </w:rPr>
-        <w:instrText xml:space="preserve"> HYPERLINK "https://stepik.org/certificate</w:instrText>
-      </w:r>
-      <w:r>
-        <w:rPr>
-          <w:lang w:val="en-US"/>
-        </w:rPr>
-        <w:instrText xml:space="preserve">/2010aad0961b0b9fe5172d005399aad3c7a21b2a.pdf" </w:instrText>
-      </w:r>
-      <w:r>
-        <w:fldChar w:fldCharType="separate"/>
-      </w:r>
-      <w:r>
-        <w:rPr>
-          <w:rFonts w:asciiTheme="majorHAnsi" w:hAnsiTheme="majorHAnsi" w:cstheme="majorHAnsi"/>
-          <w:color w:val="2E74B5" w:themeColor="accent1" w:themeShade="BF"/>
-          <w:lang w:val="en-US" w:eastAsia="ru-RU"/>
-        </w:rPr>
-        <w:t>Certificate</w:t>
-      </w:r>
-      <w:r>
-        <w:rPr>
-          <w:rFonts w:asciiTheme="majorHAnsi" w:hAnsiTheme="majorHAnsi" w:cstheme="majorHAnsi"/>
-          <w:color w:val="2E74B5" w:themeColor="accent1" w:themeShade="BF"/>
-          <w:lang w:val="en-US" w:eastAsia="ru-RU"/>
-        </w:rPr>
-        <w:fldChar w:fldCharType="end"/>
-      </w:r>
+      <w:hyperlink r:id="rId20" w:history="1">
+        <w:r>
+          <w:rPr>
+            <w:rFonts w:asciiTheme="majorHAnsi" w:hAnsiTheme="majorHAnsi" w:cstheme="majorHAnsi"/>
+            <w:color w:val="2E74B5" w:themeColor="accent1" w:themeShade="BF"/>
+            <w:lang w:val="en-US" w:eastAsia="ru-RU"/>
+          </w:rPr>
+          <w:t>Certificate</w:t>
+        </w:r>
+      </w:hyperlink>
       <w:r>
         <w:rPr>
           <w:rFonts w:asciiTheme="majorHAnsi" w:hAnsiTheme="majorHAnsi" w:cstheme="majorHAnsi"/>
@@ -1151,34 +950,16 @@
         </w:rPr>
         <w:t>, </w:t>
       </w:r>
-      <w:r>
-        <w:fldChar w:fldCharType="begin"/>
-      </w:r>
-      <w:r>
-        <w:rPr>
-          <w:lang w:val="en-US"/>
-        </w:rPr>
-        <w:instrText xml:space="preserve"> HYPERLINK "https://compscicenter.ru/about/" </w:instrText>
-      </w:r>
-      <w:r>
-        <w:fldChar w:fldCharType="separate"/>
-      </w:r>
-      <w:r>
-        <w:rPr>
-          <w:rFonts w:asciiTheme="majorHAnsi" w:hAnsiTheme="majorHAnsi" w:cstheme="majorHAnsi"/>
-          <w:color w:val="2E74B5" w:themeColor="accent1" w:themeShade="BF"/>
-          <w:lang w:val="en-US" w:eastAsia="ru-RU"/>
-        </w:rPr>
-        <w:t>Computer Science Center</w:t>
-      </w:r>
-      <w:r>
-        <w:rPr>
-          <w:rFonts w:asciiTheme="majorHAnsi" w:hAnsiTheme="majorHAnsi" w:cstheme="majorHAnsi"/>
-          <w:color w:val="2E74B5" w:themeColor="accent1" w:themeShade="BF"/>
-          <w:lang w:val="en-US" w:eastAsia="ru-RU"/>
-        </w:rPr>
-        <w:fldChar w:fldCharType="end"/>
-      </w:r>
+      <w:hyperlink r:id="rId21" w:history="1">
+        <w:r>
+          <w:rPr>
+            <w:rFonts w:asciiTheme="majorHAnsi" w:hAnsiTheme="majorHAnsi" w:cstheme="majorHAnsi"/>
+            <w:color w:val="2E74B5" w:themeColor="accent1" w:themeShade="BF"/>
+            <w:lang w:val="en-US" w:eastAsia="ru-RU"/>
+          </w:rPr>
+          <w:t>Computer Science Center</w:t>
+        </w:r>
+      </w:hyperlink>
       <w:r>
         <w:rPr>
           <w:rFonts w:asciiTheme="majorHAnsi" w:hAnsiTheme="majorHAnsi" w:cstheme="majorHAnsi"/>
@@ -1202,34 +983,16 @@
         </w:rPr>
         <w:t xml:space="preserve">Introduction to operating systems </w:t>
       </w:r>
-      <w:r>
-        <w:fldChar w:fldCharType="begin"/>
-      </w:r>
-      <w:r>
-        <w:rPr>
-          <w:lang w:val="en-US"/>
-        </w:rPr>
-        <w:instrText xml:space="preserve"> HYPERLINK "http://old.intuit.ru/diplom/xAajksbKIr44/P00184009" </w:instrText>
-      </w:r>
-      <w:r>
-        <w:fldChar w:fldCharType="separate"/>
-      </w:r>
-      <w:r>
-        <w:rPr>
-          <w:rFonts w:asciiTheme="majorHAnsi" w:hAnsiTheme="majorHAnsi" w:cstheme="majorHAnsi"/>
-          <w:color w:val="2E74B5" w:themeColor="accent1" w:themeShade="BF"/>
-          <w:lang w:val="en-US" w:eastAsia="ru-RU"/>
-        </w:rPr>
-        <w:t>Certificate</w:t>
-      </w:r>
-      <w:r>
-        <w:rPr>
-          <w:rFonts w:asciiTheme="majorHAnsi" w:hAnsiTheme="majorHAnsi" w:cstheme="majorHAnsi"/>
-          <w:color w:val="2E74B5" w:themeColor="accent1" w:themeShade="BF"/>
-          <w:lang w:val="en-US" w:eastAsia="ru-RU"/>
-        </w:rPr>
-        <w:fldChar w:fldCharType="end"/>
-      </w:r>
+      <w:hyperlink r:id="rId22" w:history="1">
+        <w:r>
+          <w:rPr>
+            <w:rFonts w:asciiTheme="majorHAnsi" w:hAnsiTheme="majorHAnsi" w:cstheme="majorHAnsi"/>
+            <w:color w:val="2E74B5" w:themeColor="accent1" w:themeShade="BF"/>
+            <w:lang w:val="en-US" w:eastAsia="ru-RU"/>
+          </w:rPr>
+          <w:t>Certificate</w:t>
+        </w:r>
+      </w:hyperlink>
       <w:r>
         <w:rPr>
           <w:rFonts w:asciiTheme="majorHAnsi" w:hAnsiTheme="majorHAnsi" w:cstheme="majorHAnsi"/>
@@ -1237,34 +1000,16 @@
         </w:rPr>
         <w:t>, </w:t>
       </w:r>
-      <w:r>
-        <w:fldChar w:fldCharType="begin"/>
-      </w:r>
-      <w:r>
-        <w:rPr>
-          <w:lang w:val="en-US"/>
-        </w:rPr>
-        <w:instrText xml:space="preserve"> HYPERLINK "https://www.intuit.ru/" </w:instrText>
-      </w:r>
-      <w:r>
-        <w:fldChar w:fldCharType="separate"/>
-      </w:r>
-      <w:r>
-        <w:rPr>
-          <w:rFonts w:asciiTheme="majorHAnsi" w:hAnsiTheme="majorHAnsi" w:cstheme="majorHAnsi"/>
-          <w:color w:val="2E74B5" w:themeColor="accent1" w:themeShade="BF"/>
-          <w:lang w:val="en-US" w:eastAsia="ru-RU"/>
-        </w:rPr>
-        <w:t>NOU INTUIN</w:t>
-      </w:r>
-      <w:r>
-        <w:rPr>
-          <w:rFonts w:asciiTheme="majorHAnsi" w:hAnsiTheme="majorHAnsi" w:cstheme="majorHAnsi"/>
-          <w:color w:val="2E74B5" w:themeColor="accent1" w:themeShade="BF"/>
-          <w:lang w:val="en-US" w:eastAsia="ru-RU"/>
-        </w:rPr>
-        <w:fldChar w:fldCharType="end"/>
-      </w:r>
+      <w:hyperlink r:id="rId23" w:history="1">
+        <w:r>
+          <w:rPr>
+            <w:rFonts w:asciiTheme="majorHAnsi" w:hAnsiTheme="majorHAnsi" w:cstheme="majorHAnsi"/>
+            <w:color w:val="2E74B5" w:themeColor="accent1" w:themeShade="BF"/>
+            <w:lang w:val="en-US" w:eastAsia="ru-RU"/>
+          </w:rPr>
+          <w:t>NOU INTUIN</w:t>
+        </w:r>
+      </w:hyperlink>
       <w:r>
         <w:rPr>
           <w:rFonts w:asciiTheme="majorHAnsi" w:hAnsiTheme="majorHAnsi" w:cstheme="majorHAnsi"/>
@@ -1288,34 +1033,16 @@
         </w:rPr>
         <w:t xml:space="preserve">Programming language C++ </w:t>
       </w:r>
-      <w:r>
-        <w:fldChar w:fldCharType="begin"/>
-      </w:r>
-      <w:r>
-        <w:rPr>
-          <w:lang w:val="en-US"/>
-        </w:rPr>
-        <w:instrText xml:space="preserve"> HYPERLINK "http://old.intuit.ru/diplom/xAajksbKIr44/P00074822" </w:instrText>
-      </w:r>
-      <w:r>
-        <w:fldChar w:fldCharType="separate"/>
-      </w:r>
-      <w:r>
-        <w:rPr>
-          <w:rFonts w:asciiTheme="majorHAnsi" w:hAnsiTheme="majorHAnsi" w:cstheme="majorHAnsi"/>
-          <w:color w:val="2E74B5" w:themeColor="accent1" w:themeShade="BF"/>
-          <w:lang w:val="en-US" w:eastAsia="ru-RU"/>
-        </w:rPr>
-        <w:t>Certificate</w:t>
-      </w:r>
-      <w:r>
-        <w:rPr>
-          <w:rFonts w:asciiTheme="majorHAnsi" w:hAnsiTheme="majorHAnsi" w:cstheme="majorHAnsi"/>
-          <w:color w:val="2E74B5" w:themeColor="accent1" w:themeShade="BF"/>
-          <w:lang w:val="en-US" w:eastAsia="ru-RU"/>
-        </w:rPr>
-        <w:fldChar w:fldCharType="end"/>
-      </w:r>
+      <w:hyperlink r:id="rId24" w:history="1">
+        <w:r>
+          <w:rPr>
+            <w:rFonts w:asciiTheme="majorHAnsi" w:hAnsiTheme="majorHAnsi" w:cstheme="majorHAnsi"/>
+            <w:color w:val="2E74B5" w:themeColor="accent1" w:themeShade="BF"/>
+            <w:lang w:val="en-US" w:eastAsia="ru-RU"/>
+          </w:rPr>
+          <w:t>Certificate</w:t>
+        </w:r>
+      </w:hyperlink>
       <w:r>
         <w:rPr>
           <w:rFonts w:asciiTheme="majorHAnsi" w:hAnsiTheme="majorHAnsi" w:cstheme="majorHAnsi"/>
@@ -1323,34 +1050,16 @@
         </w:rPr>
         <w:t>, </w:t>
       </w:r>
-      <w:r>
-        <w:fldChar w:fldCharType="begin"/>
-      </w:r>
-      <w:r>
-        <w:rPr>
-          <w:lang w:val="en-US"/>
-        </w:rPr>
-        <w:instrText xml:space="preserve"> HYPERLINK "https://www.intuit.ru/" </w:instrText>
-      </w:r>
-      <w:r>
-        <w:fldChar w:fldCharType="separate"/>
-      </w:r>
-      <w:r>
-        <w:rPr>
-          <w:rFonts w:asciiTheme="majorHAnsi" w:hAnsiTheme="majorHAnsi" w:cstheme="majorHAnsi"/>
-          <w:color w:val="2E74B5" w:themeColor="accent1" w:themeShade="BF"/>
-          <w:lang w:val="en-US" w:eastAsia="ru-RU"/>
-        </w:rPr>
-        <w:t>NOU INTUIN</w:t>
-      </w:r>
-      <w:r>
-        <w:rPr>
-          <w:rFonts w:asciiTheme="majorHAnsi" w:hAnsiTheme="majorHAnsi" w:cstheme="majorHAnsi"/>
-          <w:color w:val="2E74B5" w:themeColor="accent1" w:themeShade="BF"/>
-          <w:lang w:val="en-US" w:eastAsia="ru-RU"/>
-        </w:rPr>
-        <w:fldChar w:fldCharType="end"/>
-      </w:r>
+      <w:hyperlink r:id="rId25" w:history="1">
+        <w:r>
+          <w:rPr>
+            <w:rFonts w:asciiTheme="majorHAnsi" w:hAnsiTheme="majorHAnsi" w:cstheme="majorHAnsi"/>
+            <w:color w:val="2E74B5" w:themeColor="accent1" w:themeShade="BF"/>
+            <w:lang w:val="en-US" w:eastAsia="ru-RU"/>
+          </w:rPr>
+          <w:t>NOU INTUIN</w:t>
+        </w:r>
+      </w:hyperlink>
       <w:r>
         <w:rPr>
           <w:rFonts w:asciiTheme="majorHAnsi" w:hAnsiTheme="majorHAnsi" w:cstheme="majorHAnsi"/>
@@ -3174,44 +2883,26 @@
         </w:rPr>
         <w:t xml:space="preserve">Nov 2016 — present, </w:t>
       </w:r>
-      <w:r>
-        <w:fldChar w:fldCharType="begin"/>
-      </w:r>
-      <w:r>
-        <w:rPr>
-          <w:lang w:val="en-US"/>
-        </w:rPr>
-        <w:instrText xml:space="preserve"> HYPERLINK "http://www.openwaygroup.com/" \t "_blank" </w:instrText>
-      </w:r>
-      <w:r>
-        <w:fldChar w:fldCharType="separate"/>
-      </w:r>
-      <w:proofErr w:type="spellStart"/>
-      <w:r>
-        <w:rPr>
-          <w:rFonts w:asciiTheme="majorHAnsi" w:hAnsiTheme="majorHAnsi"/>
-          <w:color w:val="2E74B5" w:themeColor="accent1" w:themeShade="BF"/>
-          <w:lang w:val="en-US" w:eastAsia="ru-RU"/>
-        </w:rPr>
-        <w:t>OpenWay</w:t>
-      </w:r>
-      <w:proofErr w:type="spellEnd"/>
-      <w:r>
-        <w:rPr>
-          <w:rFonts w:asciiTheme="majorHAnsi" w:hAnsiTheme="majorHAnsi"/>
-          <w:color w:val="2E74B5" w:themeColor="accent1" w:themeShade="BF"/>
-          <w:lang w:val="en-US" w:eastAsia="ru-RU"/>
-        </w:rPr>
-        <w:t xml:space="preserve"> Group</w:t>
-      </w:r>
-      <w:r>
-        <w:rPr>
-          <w:rFonts w:asciiTheme="majorHAnsi" w:hAnsiTheme="majorHAnsi"/>
-          <w:color w:val="2E74B5" w:themeColor="accent1" w:themeShade="BF"/>
-          <w:lang w:val="en-US" w:eastAsia="ru-RU"/>
-        </w:rPr>
-        <w:fldChar w:fldCharType="end"/>
-      </w:r>
+      <w:hyperlink r:id="rId26" w:tgtFrame="_blank" w:history="1">
+        <w:proofErr w:type="spellStart"/>
+        <w:r>
+          <w:rPr>
+            <w:rFonts w:asciiTheme="majorHAnsi" w:hAnsiTheme="majorHAnsi"/>
+            <w:color w:val="2E74B5" w:themeColor="accent1" w:themeShade="BF"/>
+            <w:lang w:val="en-US" w:eastAsia="ru-RU"/>
+          </w:rPr>
+          <w:t>OpenWay</w:t>
+        </w:r>
+        <w:proofErr w:type="spellEnd"/>
+        <w:r>
+          <w:rPr>
+            <w:rFonts w:asciiTheme="majorHAnsi" w:hAnsiTheme="majorHAnsi"/>
+            <w:color w:val="2E74B5" w:themeColor="accent1" w:themeShade="BF"/>
+            <w:lang w:val="en-US" w:eastAsia="ru-RU"/>
+          </w:rPr>
+          <w:t xml:space="preserve"> Group</w:t>
+        </w:r>
+      </w:hyperlink>
       <w:r>
         <w:rPr>
           <w:rFonts w:asciiTheme="majorHAnsi" w:hAnsiTheme="majorHAnsi"/>
@@ -3498,44 +3189,26 @@
         </w:rPr>
         <w:t xml:space="preserve">Feb 2015 — Nov 2016, </w:t>
       </w:r>
-      <w:r>
-        <w:fldChar w:fldCharType="begin"/>
-      </w:r>
-      <w:r>
-        <w:rPr>
-          <w:lang w:val="en-US"/>
-        </w:rPr>
-        <w:instrText xml:space="preserve"> HYPERLINK "http://www.i-free.com/en" \t "_blank" </w:instrText>
-      </w:r>
-      <w:r>
-        <w:fldChar w:fldCharType="separate"/>
-      </w:r>
-      <w:proofErr w:type="spellStart"/>
-      <w:r>
-        <w:rPr>
-          <w:rFonts w:asciiTheme="majorHAnsi" w:hAnsiTheme="majorHAnsi"/>
-          <w:color w:val="2E74B5" w:themeColor="accent1" w:themeShade="BF"/>
-          <w:lang w:val="en-US" w:eastAsia="ru-RU"/>
-        </w:rPr>
-        <w:t>i</w:t>
-      </w:r>
-      <w:proofErr w:type="spellEnd"/>
-      <w:r>
-        <w:rPr>
-          <w:rFonts w:asciiTheme="majorHAnsi" w:hAnsiTheme="majorHAnsi"/>
-          <w:color w:val="2E74B5" w:themeColor="accent1" w:themeShade="BF"/>
-          <w:lang w:val="en-US" w:eastAsia="ru-RU"/>
-        </w:rPr>
-        <w:t>-Free</w:t>
-      </w:r>
-      <w:r>
-        <w:rPr>
-          <w:rFonts w:asciiTheme="majorHAnsi" w:hAnsiTheme="majorHAnsi"/>
-          <w:color w:val="2E74B5" w:themeColor="accent1" w:themeShade="BF"/>
-          <w:lang w:val="en-US" w:eastAsia="ru-RU"/>
-        </w:rPr>
-        <w:fldChar w:fldCharType="end"/>
-      </w:r>
+      <w:hyperlink r:id="rId27" w:tgtFrame="_blank" w:history="1">
+        <w:proofErr w:type="spellStart"/>
+        <w:r>
+          <w:rPr>
+            <w:rFonts w:asciiTheme="majorHAnsi" w:hAnsiTheme="majorHAnsi"/>
+            <w:color w:val="2E74B5" w:themeColor="accent1" w:themeShade="BF"/>
+            <w:lang w:val="en-US" w:eastAsia="ru-RU"/>
+          </w:rPr>
+          <w:t>i</w:t>
+        </w:r>
+        <w:proofErr w:type="spellEnd"/>
+        <w:r>
+          <w:rPr>
+            <w:rFonts w:asciiTheme="majorHAnsi" w:hAnsiTheme="majorHAnsi"/>
+            <w:color w:val="2E74B5" w:themeColor="accent1" w:themeShade="BF"/>
+            <w:lang w:val="en-US" w:eastAsia="ru-RU"/>
+          </w:rPr>
+          <w:t>-Free</w:t>
+        </w:r>
+      </w:hyperlink>
       <w:r>
         <w:rPr>
           <w:rFonts w:asciiTheme="majorHAnsi" w:hAnsiTheme="majorHAnsi"/>
@@ -3895,23 +3568,30 @@
           <w:rFonts w:asciiTheme="majorHAnsi" w:hAnsiTheme="majorHAnsi"/>
           <w:lang w:val="en-US" w:eastAsia="ru-RU"/>
         </w:rPr>
-        <w:t xml:space="preserve">JS, Dart, Typescript, </w:t>
-      </w:r>
-      <w:proofErr w:type="gramStart"/>
-      <w:r>
-        <w:rPr>
-          <w:rFonts w:asciiTheme="majorHAnsi" w:hAnsiTheme="majorHAnsi"/>
-          <w:lang w:val="en-US" w:eastAsia="ru-RU"/>
-        </w:rPr>
-        <w:t>Angular(</w:t>
-      </w:r>
-      <w:proofErr w:type="gramEnd"/>
-      <w:r>
-        <w:rPr>
-          <w:rFonts w:asciiTheme="majorHAnsi" w:hAnsiTheme="majorHAnsi"/>
-          <w:lang w:val="en-US" w:eastAsia="ru-RU"/>
-        </w:rPr>
-        <w:t>1,2), Backbone.js, Polymer, Ampersand</w:t>
+        <w:t>JS, Dart, Typescript, Angular(1,2)</w:t>
+      </w:r>
+      <w:r>
+        <w:rPr>
+          <w:rFonts w:asciiTheme="majorHAnsi" w:hAnsiTheme="majorHAnsi"/>
+          <w:lang w:val="en-US" w:eastAsia="ru-RU"/>
+        </w:rPr>
+        <w:t xml:space="preserve">, </w:t>
+      </w:r>
+      <w:r>
+        <w:rPr>
+          <w:rFonts w:asciiTheme="majorHAnsi" w:hAnsiTheme="majorHAnsi"/>
+          <w:lang w:val="en-US" w:eastAsia="ru-RU"/>
+        </w:rPr>
+        <w:t>React</w:t>
+      </w:r>
+      <w:bookmarkStart w:id="0" w:name="_GoBack"/>
+      <w:bookmarkEnd w:id="0"/>
+      <w:r>
+        <w:rPr>
+          <w:rFonts w:asciiTheme="majorHAnsi" w:hAnsiTheme="majorHAnsi"/>
+          <w:lang w:val="en-US" w:eastAsia="ru-RU"/>
+        </w:rPr>
+        <w:t>, Backbone.js, Polymer, Ampersand</w:t>
       </w:r>
       <w:r>
         <w:rPr>
@@ -4023,44 +3703,26 @@
         </w:rPr>
         <w:t xml:space="preserve">Sep 2014 — Feb 2015, </w:t>
       </w:r>
-      <w:r>
-        <w:fldChar w:fldCharType="begin"/>
-      </w:r>
-      <w:r>
-        <w:rPr>
-          <w:lang w:val="en-US"/>
-        </w:rPr>
-        <w:instrText xml:space="preserve"> HYPERLINK "http://www.i-free.com/en" \t "_blank" </w:instrText>
-      </w:r>
-      <w:r>
-        <w:fldChar w:fldCharType="separate"/>
-      </w:r>
-      <w:proofErr w:type="spellStart"/>
-      <w:r>
-        <w:rPr>
-          <w:rFonts w:asciiTheme="majorHAnsi" w:hAnsiTheme="majorHAnsi"/>
-          <w:color w:val="2E74B5" w:themeColor="accent1" w:themeShade="BF"/>
-          <w:lang w:val="en-US" w:eastAsia="ru-RU"/>
-        </w:rPr>
-        <w:t>i</w:t>
-      </w:r>
-      <w:proofErr w:type="spellEnd"/>
-      <w:r>
-        <w:rPr>
-          <w:rFonts w:asciiTheme="majorHAnsi" w:hAnsiTheme="majorHAnsi"/>
-          <w:color w:val="2E74B5" w:themeColor="accent1" w:themeShade="BF"/>
-          <w:lang w:val="en-US" w:eastAsia="ru-RU"/>
-        </w:rPr>
-        <w:t>-Free</w:t>
-      </w:r>
-      <w:r>
-        <w:rPr>
-          <w:rFonts w:asciiTheme="majorHAnsi" w:hAnsiTheme="majorHAnsi"/>
-          <w:color w:val="2E74B5" w:themeColor="accent1" w:themeShade="BF"/>
-          <w:lang w:val="en-US" w:eastAsia="ru-RU"/>
-        </w:rPr>
-        <w:fldChar w:fldCharType="end"/>
-      </w:r>
+      <w:hyperlink r:id="rId28" w:tgtFrame="_blank" w:history="1">
+        <w:proofErr w:type="spellStart"/>
+        <w:r>
+          <w:rPr>
+            <w:rFonts w:asciiTheme="majorHAnsi" w:hAnsiTheme="majorHAnsi"/>
+            <w:color w:val="2E74B5" w:themeColor="accent1" w:themeShade="BF"/>
+            <w:lang w:val="en-US" w:eastAsia="ru-RU"/>
+          </w:rPr>
+          <w:t>i</w:t>
+        </w:r>
+        <w:proofErr w:type="spellEnd"/>
+        <w:r>
+          <w:rPr>
+            <w:rFonts w:asciiTheme="majorHAnsi" w:hAnsiTheme="majorHAnsi"/>
+            <w:color w:val="2E74B5" w:themeColor="accent1" w:themeShade="BF"/>
+            <w:lang w:val="en-US" w:eastAsia="ru-RU"/>
+          </w:rPr>
+          <w:t>-Free</w:t>
+        </w:r>
+      </w:hyperlink>
       <w:r>
         <w:rPr>
           <w:rFonts w:asciiTheme="majorHAnsi" w:hAnsiTheme="majorHAnsi"/>
@@ -4433,41 +4095,24 @@
         </w:rPr>
         <w:t xml:space="preserve">, </w:t>
       </w:r>
-      <w:r>
-        <w:fldChar w:fldCharType="begin"/>
-      </w:r>
-      <w:r>
-        <w:rPr>
-          <w:lang w:val="en-US"/>
-        </w:rPr>
-        <w:instrText xml:space="preserve"> HYPERLINK "http://www.i-free.com/en" \t "_blank" </w:instrText>
-      </w:r>
-      <w:r>
-        <w:fldChar w:fldCharType="separate"/>
-      </w:r>
-      <w:proofErr w:type="spellStart"/>
-      <w:r>
-        <w:rPr>
-          <w:color w:val="2E74B5" w:themeColor="accent1" w:themeShade="BF"/>
-          <w:lang w:val="en-US" w:eastAsia="ru-RU"/>
-        </w:rPr>
-        <w:t>i</w:t>
-      </w:r>
-      <w:proofErr w:type="spellEnd"/>
-      <w:r>
-        <w:rPr>
-          <w:color w:val="2E74B5" w:themeColor="accent1" w:themeShade="BF"/>
-          <w:lang w:val="en-US" w:eastAsia="ru-RU"/>
-        </w:rPr>
-        <w:t>-Free</w:t>
-      </w:r>
-      <w:r>
-        <w:rPr>
-          <w:color w:val="2E74B5" w:themeColor="accent1" w:themeShade="BF"/>
-          <w:lang w:val="en-US" w:eastAsia="ru-RU"/>
-        </w:rPr>
-        <w:fldChar w:fldCharType="end"/>
-      </w:r>
+      <w:hyperlink r:id="rId29" w:tgtFrame="_blank" w:history="1">
+        <w:proofErr w:type="spellStart"/>
+        <w:r>
+          <w:rPr>
+            <w:color w:val="2E74B5" w:themeColor="accent1" w:themeShade="BF"/>
+            <w:lang w:val="en-US" w:eastAsia="ru-RU"/>
+          </w:rPr>
+          <w:t>i</w:t>
+        </w:r>
+        <w:proofErr w:type="spellEnd"/>
+        <w:r>
+          <w:rPr>
+            <w:color w:val="2E74B5" w:themeColor="accent1" w:themeShade="BF"/>
+            <w:lang w:val="en-US" w:eastAsia="ru-RU"/>
+          </w:rPr>
+          <w:t>-Free</w:t>
+        </w:r>
+      </w:hyperlink>
       <w:r>
         <w:rPr>
           <w:lang w:val="en-US" w:eastAsia="ru-RU"/>
@@ -5034,34 +4679,16 @@
         </w:rPr>
         <w:t xml:space="preserve">, </w:t>
       </w:r>
-      <w:r>
-        <w:fldChar w:fldCharType="begin"/>
-      </w:r>
-      <w:r>
-        <w:rPr>
-          <w:lang w:val="en-US"/>
-        </w:rPr>
-        <w:instrText xml:space="preserve"> HYPERLINK "https://www.majordomo.ru/" \t "_blank" </w:instrText>
-      </w:r>
-      <w:r>
-        <w:fldChar w:fldCharType="separate"/>
-      </w:r>
-      <w:r>
-        <w:rPr>
-          <w:rFonts w:asciiTheme="majorHAnsi" w:hAnsiTheme="majorHAnsi"/>
-          <w:color w:val="2E74B5" w:themeColor="accent1" w:themeShade="BF"/>
-          <w:lang w:val="en-US" w:eastAsia="ru-RU"/>
-        </w:rPr>
-        <w:t>Majordomo</w:t>
-      </w:r>
-      <w:r>
-        <w:rPr>
-          <w:rFonts w:asciiTheme="majorHAnsi" w:hAnsiTheme="majorHAnsi"/>
-          <w:color w:val="2E74B5" w:themeColor="accent1" w:themeShade="BF"/>
-          <w:lang w:val="en-US" w:eastAsia="ru-RU"/>
-        </w:rPr>
-        <w:fldChar w:fldCharType="end"/>
-      </w:r>
+      <w:hyperlink r:id="rId30" w:tgtFrame="_blank" w:history="1">
+        <w:r>
+          <w:rPr>
+            <w:rFonts w:asciiTheme="majorHAnsi" w:hAnsiTheme="majorHAnsi"/>
+            <w:color w:val="2E74B5" w:themeColor="accent1" w:themeShade="BF"/>
+            <w:lang w:val="en-US" w:eastAsia="ru-RU"/>
+          </w:rPr>
+          <w:t>Majordomo</w:t>
+        </w:r>
+      </w:hyperlink>
       <w:r>
         <w:rPr>
           <w:rFonts w:asciiTheme="majorHAnsi" w:hAnsiTheme="majorHAnsi"/>
@@ -6457,7 +6084,7 @@
 </file>
 
 <file path=customXml/itemProps1.xml><?xml version="1.0" encoding="utf-8"?>
-<ds:datastoreItem xmlns:ds="http://schemas.openxmlformats.org/officeDocument/2006/customXml" ds:itemID="{4F0C2DC9-174D-4B20-B094-7E90DE821313}">
+<ds:datastoreItem xmlns:ds="http://schemas.openxmlformats.org/officeDocument/2006/customXml" ds:itemID="{E40AE0B2-57FA-49F7-95F9-B806FB1CA2B7}">
   <ds:schemaRefs>
     <ds:schemaRef ds:uri="http://schemas.openxmlformats.org/officeDocument/2006/bibliography"/>
   </ds:schemaRefs>

--- a/assets/vgorbachev_cv.docx
+++ b/assets/vgorbachev_cv.docx
@@ -121,17 +121,36 @@
         </w:rPr>
         <w:t xml:space="preserve">Site: </w:t>
       </w:r>
-      <w:hyperlink r:id="rId7" w:history="1">
-        <w:r>
-          <w:rPr>
-            <w:rStyle w:val="Hyperlink"/>
-            <w:rFonts w:asciiTheme="majorHAnsi" w:hAnsiTheme="majorHAnsi" w:cstheme="majorHAnsi"/>
-            <w:color w:val="2E74B5" w:themeColor="accent1" w:themeShade="BF"/>
-            <w:lang w:val="en-US" w:eastAsia="ru-RU"/>
-          </w:rPr>
-          <w:t>https://bmsdave.github.io</w:t>
-        </w:r>
-      </w:hyperlink>
+      <w:r>
+        <w:fldChar w:fldCharType="begin"/>
+      </w:r>
+      <w:r>
+        <w:rPr>
+          <w:lang w:val="en-US"/>
+        </w:rPr>
+        <w:instrText xml:space="preserve"> HYPERLINK "https://bmsdave.github.io" </w:instrText>
+      </w:r>
+      <w:r>
+        <w:fldChar w:fldCharType="separate"/>
+      </w:r>
+      <w:r>
+        <w:rPr>
+          <w:rStyle w:val="Hyperlink"/>
+          <w:rFonts w:asciiTheme="majorHAnsi" w:hAnsiTheme="majorHAnsi" w:cstheme="majorHAnsi"/>
+          <w:color w:val="2E74B5" w:themeColor="accent1" w:themeShade="BF"/>
+          <w:lang w:val="en-US" w:eastAsia="ru-RU"/>
+        </w:rPr>
+        <w:t>https://bmsdave.github.io</w:t>
+      </w:r>
+      <w:r>
+        <w:rPr>
+          <w:rStyle w:val="Hyperlink"/>
+          <w:rFonts w:asciiTheme="majorHAnsi" w:hAnsiTheme="majorHAnsi" w:cstheme="majorHAnsi"/>
+          <w:color w:val="2E74B5" w:themeColor="accent1" w:themeShade="BF"/>
+          <w:lang w:val="en-US" w:eastAsia="ru-RU"/>
+        </w:rPr>
+        <w:fldChar w:fldCharType="end"/>
+      </w:r>
     </w:p>
     <w:p>
       <w:pPr>
@@ -173,17 +192,36 @@
         </w:rPr>
         <w:t xml:space="preserve">E-mail: </w:t>
       </w:r>
-      <w:hyperlink r:id="rId8" w:history="1">
-        <w:r>
-          <w:rPr>
-            <w:rStyle w:val="Hyperlink"/>
-            <w:rFonts w:asciiTheme="majorHAnsi" w:hAnsiTheme="majorHAnsi" w:cstheme="majorHAnsi"/>
-            <w:color w:val="2E74B5" w:themeColor="accent1" w:themeShade="BF"/>
-            <w:lang w:val="en-US" w:eastAsia="ru-RU"/>
-          </w:rPr>
-          <w:t>bmsdave@gmail.com</w:t>
-        </w:r>
-      </w:hyperlink>
+      <w:r>
+        <w:fldChar w:fldCharType="begin"/>
+      </w:r>
+      <w:r>
+        <w:rPr>
+          <w:lang w:val="en-US"/>
+        </w:rPr>
+        <w:instrText xml:space="preserve"> HYPERLINK "mailto:bmsdave@gmail.com" </w:instrText>
+      </w:r>
+      <w:r>
+        <w:fldChar w:fldCharType="separate"/>
+      </w:r>
+      <w:r>
+        <w:rPr>
+          <w:rStyle w:val="Hyperlink"/>
+          <w:rFonts w:asciiTheme="majorHAnsi" w:hAnsiTheme="majorHAnsi" w:cstheme="majorHAnsi"/>
+          <w:color w:val="2E74B5" w:themeColor="accent1" w:themeShade="BF"/>
+          <w:lang w:val="en-US" w:eastAsia="ru-RU"/>
+        </w:rPr>
+        <w:t>bmsdave@gmail.com</w:t>
+      </w:r>
+      <w:r>
+        <w:rPr>
+          <w:rStyle w:val="Hyperlink"/>
+          <w:rFonts w:asciiTheme="majorHAnsi" w:hAnsiTheme="majorHAnsi" w:cstheme="majorHAnsi"/>
+          <w:color w:val="2E74B5" w:themeColor="accent1" w:themeShade="BF"/>
+          <w:lang w:val="en-US" w:eastAsia="ru-RU"/>
+        </w:rPr>
+        <w:fldChar w:fldCharType="end"/>
+      </w:r>
     </w:p>
     <w:p>
       <w:pPr>
@@ -378,7 +416,7 @@
         </w:rPr>
         <w:t xml:space="preserve"> – monthly JavaScript Meetup in Saint Petersburg, volunteer as a mentor at </w:t>
       </w:r>
-      <w:hyperlink r:id="rId9" w:history="1">
+      <w:hyperlink r:id="rId7" w:history="1">
         <w:proofErr w:type="spellStart"/>
         <w:r>
           <w:rPr>
@@ -457,7 +495,7 @@
         </w:rPr>
         <w:t> program committee. Previously I served as a mentor at </w:t>
       </w:r>
-      <w:hyperlink r:id="rId10" w:history="1">
+      <w:hyperlink r:id="rId8" w:history="1">
         <w:r>
           <w:rPr>
             <w:rStyle w:val="Hyperlink"/>
@@ -578,34 +616,58 @@
           <w:lang w:val="en-US" w:eastAsia="ru-RU"/>
         </w:rPr>
       </w:pPr>
-      <w:hyperlink r:id="rId11" w:tgtFrame="_blank" w:history="1">
-        <w:r>
-          <w:rPr>
-            <w:rFonts w:asciiTheme="majorHAnsi" w:hAnsiTheme="majorHAnsi" w:cstheme="majorHAnsi"/>
-            <w:color w:val="2E74B5" w:themeColor="accent1" w:themeShade="BF"/>
-            <w:lang w:val="en-US" w:eastAsia="ru-RU"/>
-          </w:rPr>
-          <w:t xml:space="preserve">Peter the Great </w:t>
-        </w:r>
-        <w:proofErr w:type="spellStart"/>
-        <w:r>
-          <w:rPr>
-            <w:rFonts w:asciiTheme="majorHAnsi" w:hAnsiTheme="majorHAnsi" w:cstheme="majorHAnsi"/>
-            <w:color w:val="2E74B5" w:themeColor="accent1" w:themeShade="BF"/>
-            <w:lang w:val="en-US" w:eastAsia="ru-RU"/>
-          </w:rPr>
-          <w:t>St.Petersburg</w:t>
-        </w:r>
-        <w:proofErr w:type="spellEnd"/>
-        <w:r>
-          <w:rPr>
-            <w:rFonts w:asciiTheme="majorHAnsi" w:hAnsiTheme="majorHAnsi" w:cstheme="majorHAnsi"/>
-            <w:color w:val="2E74B5" w:themeColor="accent1" w:themeShade="BF"/>
-            <w:lang w:val="en-US" w:eastAsia="ru-RU"/>
-          </w:rPr>
-          <w:t xml:space="preserve"> Polytechnic University</w:t>
-        </w:r>
-      </w:hyperlink>
+      <w:r>
+        <w:fldChar w:fldCharType="begin"/>
+      </w:r>
+      <w:r>
+        <w:rPr>
+          <w:lang w:val="en-US"/>
+        </w:rPr>
+        <w:instrText xml:space="preserve"> HYPERLINK "http://englis</w:instrText>
+      </w:r>
+      <w:r>
+        <w:rPr>
+          <w:lang w:val="en-US"/>
+        </w:rPr>
+        <w:instrText xml:space="preserve">h.spbstu.ru/" \t "_blank" </w:instrText>
+      </w:r>
+      <w:r>
+        <w:fldChar w:fldCharType="separate"/>
+      </w:r>
+      <w:r>
+        <w:rPr>
+          <w:rFonts w:asciiTheme="majorHAnsi" w:hAnsiTheme="majorHAnsi" w:cstheme="majorHAnsi"/>
+          <w:color w:val="2E74B5" w:themeColor="accent1" w:themeShade="BF"/>
+          <w:lang w:val="en-US" w:eastAsia="ru-RU"/>
+        </w:rPr>
+        <w:t xml:space="preserve">Peter the Great </w:t>
+      </w:r>
+      <w:proofErr w:type="spellStart"/>
+      <w:r>
+        <w:rPr>
+          <w:rFonts w:asciiTheme="majorHAnsi" w:hAnsiTheme="majorHAnsi" w:cstheme="majorHAnsi"/>
+          <w:color w:val="2E74B5" w:themeColor="accent1" w:themeShade="BF"/>
+          <w:lang w:val="en-US" w:eastAsia="ru-RU"/>
+        </w:rPr>
+        <w:t>St.Petersburg</w:t>
+      </w:r>
+      <w:proofErr w:type="spellEnd"/>
+      <w:r>
+        <w:rPr>
+          <w:rFonts w:asciiTheme="majorHAnsi" w:hAnsiTheme="majorHAnsi" w:cstheme="majorHAnsi"/>
+          <w:color w:val="2E74B5" w:themeColor="accent1" w:themeShade="BF"/>
+          <w:lang w:val="en-US" w:eastAsia="ru-RU"/>
+        </w:rPr>
+        <w:t xml:space="preserve"> Polytechnic University</w:t>
+      </w:r>
+      <w:r>
+        <w:rPr>
+          <w:rFonts w:asciiTheme="majorHAnsi" w:hAnsiTheme="majorHAnsi" w:cstheme="majorHAnsi"/>
+          <w:color w:val="2E74B5" w:themeColor="accent1" w:themeShade="BF"/>
+          <w:lang w:val="en-US" w:eastAsia="ru-RU"/>
+        </w:rPr>
+        <w:fldChar w:fldCharType="end"/>
+      </w:r>
       <w:r>
         <w:rPr>
           <w:rFonts w:asciiTheme="majorHAnsi" w:hAnsiTheme="majorHAnsi" w:cstheme="majorHAnsi"/>
@@ -637,16 +699,34 @@
           <w:lang w:val="en-US" w:eastAsia="ru-RU"/>
         </w:rPr>
       </w:pPr>
-      <w:hyperlink r:id="rId12" w:tgtFrame="_blank" w:history="1">
-        <w:r>
-          <w:rPr>
-            <w:rFonts w:asciiTheme="majorHAnsi" w:hAnsiTheme="majorHAnsi" w:cstheme="majorHAnsi"/>
-            <w:color w:val="2E74B5" w:themeColor="accent1" w:themeShade="BF"/>
-            <w:lang w:val="en-US" w:eastAsia="ru-RU"/>
-          </w:rPr>
-          <w:t>Belarusian-Russian University</w:t>
-        </w:r>
-      </w:hyperlink>
+      <w:r>
+        <w:fldChar w:fldCharType="begin"/>
+      </w:r>
+      <w:r>
+        <w:rPr>
+          <w:lang w:val="en-US"/>
+        </w:rPr>
+        <w:instrText xml:space="preserve"> HYPERLINK "http://en.bru.by/" \t "_blank" </w:instrText>
+      </w:r>
+      <w:r>
+        <w:fldChar w:fldCharType="separate"/>
+      </w:r>
+      <w:r>
+        <w:rPr>
+          <w:rFonts w:asciiTheme="majorHAnsi" w:hAnsiTheme="majorHAnsi" w:cstheme="majorHAnsi"/>
+          <w:color w:val="2E74B5" w:themeColor="accent1" w:themeShade="BF"/>
+          <w:lang w:val="en-US" w:eastAsia="ru-RU"/>
+        </w:rPr>
+        <w:t>Belarusian-Russian University</w:t>
+      </w:r>
+      <w:r>
+        <w:rPr>
+          <w:rFonts w:asciiTheme="majorHAnsi" w:hAnsiTheme="majorHAnsi" w:cstheme="majorHAnsi"/>
+          <w:color w:val="2E74B5" w:themeColor="accent1" w:themeShade="BF"/>
+          <w:lang w:val="en-US" w:eastAsia="ru-RU"/>
+        </w:rPr>
+        <w:fldChar w:fldCharType="end"/>
+      </w:r>
       <w:r>
         <w:rPr>
           <w:rFonts w:asciiTheme="majorHAnsi" w:hAnsiTheme="majorHAnsi" w:cstheme="majorHAnsi"/>
@@ -693,7 +773,7 @@
         </w:rPr>
         <w:t xml:space="preserve">Analysis of security of web projects </w:t>
       </w:r>
-      <w:hyperlink r:id="rId13" w:history="1">
+      <w:hyperlink r:id="rId9" w:history="1">
         <w:r>
           <w:rPr>
             <w:rFonts w:asciiTheme="majorHAnsi" w:hAnsiTheme="majorHAnsi" w:cstheme="majorHAnsi"/>
@@ -783,16 +863,34 @@
         </w:rPr>
         <w:t xml:space="preserve">Fundamentals of statistics </w:t>
       </w:r>
-      <w:hyperlink r:id="rId14" w:history="1">
-        <w:r>
-          <w:rPr>
-            <w:rFonts w:asciiTheme="majorHAnsi" w:hAnsiTheme="majorHAnsi" w:cstheme="majorHAnsi"/>
-            <w:color w:val="2E74B5" w:themeColor="accent1" w:themeShade="BF"/>
-            <w:lang w:val="en-US" w:eastAsia="ru-RU"/>
-          </w:rPr>
-          <w:t>Certificate</w:t>
-        </w:r>
-      </w:hyperlink>
+      <w:r>
+        <w:fldChar w:fldCharType="begin"/>
+      </w:r>
+      <w:r>
+        <w:rPr>
+          <w:lang w:val="en-US"/>
+        </w:rPr>
+        <w:instrText xml:space="preserve"> HYPERLINK "https://stepik.org/certificate/91851414de232aa0a9824789593703254006ab8b.pdf" </w:instrText>
+      </w:r>
+      <w:r>
+        <w:fldChar w:fldCharType="separate"/>
+      </w:r>
+      <w:r>
+        <w:rPr>
+          <w:rFonts w:asciiTheme="majorHAnsi" w:hAnsiTheme="majorHAnsi" w:cstheme="majorHAnsi"/>
+          <w:color w:val="2E74B5" w:themeColor="accent1" w:themeShade="BF"/>
+          <w:lang w:val="en-US" w:eastAsia="ru-RU"/>
+        </w:rPr>
+        <w:t>Certificate</w:t>
+      </w:r>
+      <w:r>
+        <w:rPr>
+          <w:rFonts w:asciiTheme="majorHAnsi" w:hAnsiTheme="majorHAnsi" w:cstheme="majorHAnsi"/>
+          <w:color w:val="2E74B5" w:themeColor="accent1" w:themeShade="BF"/>
+          <w:lang w:val="en-US" w:eastAsia="ru-RU"/>
+        </w:rPr>
+        <w:fldChar w:fldCharType="end"/>
+      </w:r>
       <w:r>
         <w:rPr>
           <w:rFonts w:asciiTheme="majorHAnsi" w:hAnsiTheme="majorHAnsi" w:cstheme="majorHAnsi"/>
@@ -800,16 +898,34 @@
         </w:rPr>
         <w:t>, </w:t>
       </w:r>
-      <w:hyperlink r:id="rId15" w:history="1">
-        <w:r>
-          <w:rPr>
-            <w:rFonts w:asciiTheme="majorHAnsi" w:hAnsiTheme="majorHAnsi" w:cstheme="majorHAnsi"/>
-            <w:color w:val="2E74B5" w:themeColor="accent1" w:themeShade="BF"/>
-            <w:lang w:val="en-US" w:eastAsia="ru-RU"/>
-          </w:rPr>
-          <w:t>Bioinformatics Institute</w:t>
-        </w:r>
-      </w:hyperlink>
+      <w:r>
+        <w:fldChar w:fldCharType="begin"/>
+      </w:r>
+      <w:r>
+        <w:rPr>
+          <w:lang w:val="en-US"/>
+        </w:rPr>
+        <w:instrText xml:space="preserve"> HYPERLINK "http://bioinformaticsinstitute.ru/en" </w:instrText>
+      </w:r>
+      <w:r>
+        <w:fldChar w:fldCharType="separate"/>
+      </w:r>
+      <w:r>
+        <w:rPr>
+          <w:rFonts w:asciiTheme="majorHAnsi" w:hAnsiTheme="majorHAnsi" w:cstheme="majorHAnsi"/>
+          <w:color w:val="2E74B5" w:themeColor="accent1" w:themeShade="BF"/>
+          <w:lang w:val="en-US" w:eastAsia="ru-RU"/>
+        </w:rPr>
+        <w:t>Bioinformatics Institute</w:t>
+      </w:r>
+      <w:r>
+        <w:rPr>
+          <w:rFonts w:asciiTheme="majorHAnsi" w:hAnsiTheme="majorHAnsi" w:cstheme="majorHAnsi"/>
+          <w:color w:val="2E74B5" w:themeColor="accent1" w:themeShade="BF"/>
+          <w:lang w:val="en-US" w:eastAsia="ru-RU"/>
+        </w:rPr>
+        <w:fldChar w:fldCharType="end"/>
+      </w:r>
       <w:r>
         <w:rPr>
           <w:rFonts w:asciiTheme="majorHAnsi" w:hAnsiTheme="majorHAnsi" w:cstheme="majorHAnsi"/>
@@ -833,16 +949,40 @@
         </w:rPr>
         <w:t xml:space="preserve">Data Structures and Algorithms </w:t>
       </w:r>
-      <w:hyperlink r:id="rId16" w:history="1">
-        <w:r>
-          <w:rPr>
-            <w:rFonts w:asciiTheme="majorHAnsi" w:hAnsiTheme="majorHAnsi" w:cstheme="majorHAnsi"/>
-            <w:color w:val="2E74B5" w:themeColor="accent1" w:themeShade="BF"/>
-            <w:lang w:val="en-US" w:eastAsia="ru-RU"/>
-          </w:rPr>
-          <w:t>Certificate</w:t>
-        </w:r>
-      </w:hyperlink>
+      <w:r>
+        <w:fldChar w:fldCharType="begin"/>
+      </w:r>
+      <w:r>
+        <w:rPr>
+          <w:lang w:val="en-US"/>
+        </w:rPr>
+        <w:instrText xml:space="preserve"> HY</w:instrText>
+      </w:r>
+      <w:r>
+        <w:rPr>
+          <w:lang w:val="en-US"/>
+        </w:rPr>
+        <w:instrText xml:space="preserve">PERLINK "https://stepik.org/certificate/a204bc3f0739560f37a58ba391b5c6d2e86e4183.pdf" </w:instrText>
+      </w:r>
+      <w:r>
+        <w:fldChar w:fldCharType="separate"/>
+      </w:r>
+      <w:r>
+        <w:rPr>
+          <w:rFonts w:asciiTheme="majorHAnsi" w:hAnsiTheme="majorHAnsi" w:cstheme="majorHAnsi"/>
+          <w:color w:val="2E74B5" w:themeColor="accent1" w:themeShade="BF"/>
+          <w:lang w:val="en-US" w:eastAsia="ru-RU"/>
+        </w:rPr>
+        <w:t>Certificate</w:t>
+      </w:r>
+      <w:r>
+        <w:rPr>
+          <w:rFonts w:asciiTheme="majorHAnsi" w:hAnsiTheme="majorHAnsi" w:cstheme="majorHAnsi"/>
+          <w:color w:val="2E74B5" w:themeColor="accent1" w:themeShade="BF"/>
+          <w:lang w:val="en-US" w:eastAsia="ru-RU"/>
+        </w:rPr>
+        <w:fldChar w:fldCharType="end"/>
+      </w:r>
       <w:r>
         <w:rPr>
           <w:rFonts w:asciiTheme="majorHAnsi" w:hAnsiTheme="majorHAnsi" w:cstheme="majorHAnsi"/>
@@ -850,16 +990,34 @@
         </w:rPr>
         <w:t>, </w:t>
       </w:r>
-      <w:hyperlink r:id="rId17" w:history="1">
-        <w:r>
-          <w:rPr>
-            <w:rFonts w:asciiTheme="majorHAnsi" w:hAnsiTheme="majorHAnsi" w:cstheme="majorHAnsi"/>
-            <w:color w:val="2E74B5" w:themeColor="accent1" w:themeShade="BF"/>
-            <w:lang w:val="en-US" w:eastAsia="ru-RU"/>
-          </w:rPr>
-          <w:t>Computer Science Center</w:t>
-        </w:r>
-      </w:hyperlink>
+      <w:r>
+        <w:fldChar w:fldCharType="begin"/>
+      </w:r>
+      <w:r>
+        <w:rPr>
+          <w:lang w:val="en-US"/>
+        </w:rPr>
+        <w:instrText xml:space="preserve"> HYPERLINK "https://compscicenter.ru/about/" </w:instrText>
+      </w:r>
+      <w:r>
+        <w:fldChar w:fldCharType="separate"/>
+      </w:r>
+      <w:r>
+        <w:rPr>
+          <w:rFonts w:asciiTheme="majorHAnsi" w:hAnsiTheme="majorHAnsi" w:cstheme="majorHAnsi"/>
+          <w:color w:val="2E74B5" w:themeColor="accent1" w:themeShade="BF"/>
+          <w:lang w:val="en-US" w:eastAsia="ru-RU"/>
+        </w:rPr>
+        <w:t>Computer Science Center</w:t>
+      </w:r>
+      <w:r>
+        <w:rPr>
+          <w:rFonts w:asciiTheme="majorHAnsi" w:hAnsiTheme="majorHAnsi" w:cstheme="majorHAnsi"/>
+          <w:color w:val="2E74B5" w:themeColor="accent1" w:themeShade="BF"/>
+          <w:lang w:val="en-US" w:eastAsia="ru-RU"/>
+        </w:rPr>
+        <w:fldChar w:fldCharType="end"/>
+      </w:r>
       <w:r>
         <w:rPr>
           <w:rFonts w:asciiTheme="majorHAnsi" w:hAnsiTheme="majorHAnsi" w:cstheme="majorHAnsi"/>
@@ -883,16 +1041,34 @@
         </w:rPr>
         <w:t xml:space="preserve">Introduction to architecture of a computer. Elements of operating systems </w:t>
       </w:r>
-      <w:hyperlink r:id="rId18" w:history="1">
-        <w:r>
-          <w:rPr>
-            <w:rFonts w:asciiTheme="majorHAnsi" w:hAnsiTheme="majorHAnsi" w:cstheme="majorHAnsi"/>
-            <w:color w:val="2E74B5" w:themeColor="accent1" w:themeShade="BF"/>
-            <w:lang w:val="en-US" w:eastAsia="ru-RU"/>
-          </w:rPr>
-          <w:t>Certificate</w:t>
-        </w:r>
-      </w:hyperlink>
+      <w:r>
+        <w:fldChar w:fldCharType="begin"/>
+      </w:r>
+      <w:r>
+        <w:rPr>
+          <w:lang w:val="en-US"/>
+        </w:rPr>
+        <w:instrText xml:space="preserve"> HYPERLINK "https://stepik.org/certificate/2ca3d3551973197610c474402e2811fa9d6f2064.pdf" </w:instrText>
+      </w:r>
+      <w:r>
+        <w:fldChar w:fldCharType="separate"/>
+      </w:r>
+      <w:r>
+        <w:rPr>
+          <w:rFonts w:asciiTheme="majorHAnsi" w:hAnsiTheme="majorHAnsi" w:cstheme="majorHAnsi"/>
+          <w:color w:val="2E74B5" w:themeColor="accent1" w:themeShade="BF"/>
+          <w:lang w:val="en-US" w:eastAsia="ru-RU"/>
+        </w:rPr>
+        <w:t>Certificate</w:t>
+      </w:r>
+      <w:r>
+        <w:rPr>
+          <w:rFonts w:asciiTheme="majorHAnsi" w:hAnsiTheme="majorHAnsi" w:cstheme="majorHAnsi"/>
+          <w:color w:val="2E74B5" w:themeColor="accent1" w:themeShade="BF"/>
+          <w:lang w:val="en-US" w:eastAsia="ru-RU"/>
+        </w:rPr>
+        <w:fldChar w:fldCharType="end"/>
+      </w:r>
       <w:r>
         <w:rPr>
           <w:rFonts w:asciiTheme="majorHAnsi" w:hAnsiTheme="majorHAnsi" w:cstheme="majorHAnsi"/>
@@ -900,16 +1076,34 @@
         </w:rPr>
         <w:t>, </w:t>
       </w:r>
-      <w:hyperlink r:id="rId19" w:history="1">
-        <w:r>
-          <w:rPr>
-            <w:rFonts w:asciiTheme="majorHAnsi" w:hAnsiTheme="majorHAnsi" w:cstheme="majorHAnsi"/>
-            <w:color w:val="2E74B5" w:themeColor="accent1" w:themeShade="BF"/>
-            <w:lang w:val="en-US" w:eastAsia="ru-RU"/>
-          </w:rPr>
-          <w:t>Computer Science Center</w:t>
-        </w:r>
-      </w:hyperlink>
+      <w:r>
+        <w:fldChar w:fldCharType="begin"/>
+      </w:r>
+      <w:r>
+        <w:rPr>
+          <w:lang w:val="en-US"/>
+        </w:rPr>
+        <w:instrText xml:space="preserve"> HYPERLINK "https://compscicenter.ru/about/" </w:instrText>
+      </w:r>
+      <w:r>
+        <w:fldChar w:fldCharType="separate"/>
+      </w:r>
+      <w:r>
+        <w:rPr>
+          <w:rFonts w:asciiTheme="majorHAnsi" w:hAnsiTheme="majorHAnsi" w:cstheme="majorHAnsi"/>
+          <w:color w:val="2E74B5" w:themeColor="accent1" w:themeShade="BF"/>
+          <w:lang w:val="en-US" w:eastAsia="ru-RU"/>
+        </w:rPr>
+        <w:t>Computer Science Center</w:t>
+      </w:r>
+      <w:r>
+        <w:rPr>
+          <w:rFonts w:asciiTheme="majorHAnsi" w:hAnsiTheme="majorHAnsi" w:cstheme="majorHAnsi"/>
+          <w:color w:val="2E74B5" w:themeColor="accent1" w:themeShade="BF"/>
+          <w:lang w:val="en-US" w:eastAsia="ru-RU"/>
+        </w:rPr>
+        <w:fldChar w:fldCharType="end"/>
+      </w:r>
       <w:r>
         <w:rPr>
           <w:rFonts w:asciiTheme="majorHAnsi" w:hAnsiTheme="majorHAnsi" w:cstheme="majorHAnsi"/>
@@ -933,16 +1127,40 @@
         </w:rPr>
         <w:t xml:space="preserve">Programming language C++ </w:t>
       </w:r>
-      <w:hyperlink r:id="rId20" w:history="1">
-        <w:r>
-          <w:rPr>
-            <w:rFonts w:asciiTheme="majorHAnsi" w:hAnsiTheme="majorHAnsi" w:cstheme="majorHAnsi"/>
-            <w:color w:val="2E74B5" w:themeColor="accent1" w:themeShade="BF"/>
-            <w:lang w:val="en-US" w:eastAsia="ru-RU"/>
-          </w:rPr>
-          <w:t>Certificate</w:t>
-        </w:r>
-      </w:hyperlink>
+      <w:r>
+        <w:fldChar w:fldCharType="begin"/>
+      </w:r>
+      <w:r>
+        <w:rPr>
+          <w:lang w:val="en-US"/>
+        </w:rPr>
+        <w:instrText xml:space="preserve"> HYPERLINK "https://stepik.org/certificate</w:instrText>
+      </w:r>
+      <w:r>
+        <w:rPr>
+          <w:lang w:val="en-US"/>
+        </w:rPr>
+        <w:instrText xml:space="preserve">/2010aad0961b0b9fe5172d005399aad3c7a21b2a.pdf" </w:instrText>
+      </w:r>
+      <w:r>
+        <w:fldChar w:fldCharType="separate"/>
+      </w:r>
+      <w:r>
+        <w:rPr>
+          <w:rFonts w:asciiTheme="majorHAnsi" w:hAnsiTheme="majorHAnsi" w:cstheme="majorHAnsi"/>
+          <w:color w:val="2E74B5" w:themeColor="accent1" w:themeShade="BF"/>
+          <w:lang w:val="en-US" w:eastAsia="ru-RU"/>
+        </w:rPr>
+        <w:t>Certificate</w:t>
+      </w:r>
+      <w:r>
+        <w:rPr>
+          <w:rFonts w:asciiTheme="majorHAnsi" w:hAnsiTheme="majorHAnsi" w:cstheme="majorHAnsi"/>
+          <w:color w:val="2E74B5" w:themeColor="accent1" w:themeShade="BF"/>
+          <w:lang w:val="en-US" w:eastAsia="ru-RU"/>
+        </w:rPr>
+        <w:fldChar w:fldCharType="end"/>
+      </w:r>
       <w:r>
         <w:rPr>
           <w:rFonts w:asciiTheme="majorHAnsi" w:hAnsiTheme="majorHAnsi" w:cstheme="majorHAnsi"/>
@@ -950,16 +1168,34 @@
         </w:rPr>
         <w:t>, </w:t>
       </w:r>
-      <w:hyperlink r:id="rId21" w:history="1">
-        <w:r>
-          <w:rPr>
-            <w:rFonts w:asciiTheme="majorHAnsi" w:hAnsiTheme="majorHAnsi" w:cstheme="majorHAnsi"/>
-            <w:color w:val="2E74B5" w:themeColor="accent1" w:themeShade="BF"/>
-            <w:lang w:val="en-US" w:eastAsia="ru-RU"/>
-          </w:rPr>
-          <w:t>Computer Science Center</w:t>
-        </w:r>
-      </w:hyperlink>
+      <w:r>
+        <w:fldChar w:fldCharType="begin"/>
+      </w:r>
+      <w:r>
+        <w:rPr>
+          <w:lang w:val="en-US"/>
+        </w:rPr>
+        <w:instrText xml:space="preserve"> HYPERLINK "https://compscicenter.ru/about/" </w:instrText>
+      </w:r>
+      <w:r>
+        <w:fldChar w:fldCharType="separate"/>
+      </w:r>
+      <w:r>
+        <w:rPr>
+          <w:rFonts w:asciiTheme="majorHAnsi" w:hAnsiTheme="majorHAnsi" w:cstheme="majorHAnsi"/>
+          <w:color w:val="2E74B5" w:themeColor="accent1" w:themeShade="BF"/>
+          <w:lang w:val="en-US" w:eastAsia="ru-RU"/>
+        </w:rPr>
+        <w:t>Computer Science Center</w:t>
+      </w:r>
+      <w:r>
+        <w:rPr>
+          <w:rFonts w:asciiTheme="majorHAnsi" w:hAnsiTheme="majorHAnsi" w:cstheme="majorHAnsi"/>
+          <w:color w:val="2E74B5" w:themeColor="accent1" w:themeShade="BF"/>
+          <w:lang w:val="en-US" w:eastAsia="ru-RU"/>
+        </w:rPr>
+        <w:fldChar w:fldCharType="end"/>
+      </w:r>
       <w:r>
         <w:rPr>
           <w:rFonts w:asciiTheme="majorHAnsi" w:hAnsiTheme="majorHAnsi" w:cstheme="majorHAnsi"/>
@@ -983,16 +1219,34 @@
         </w:rPr>
         <w:t xml:space="preserve">Introduction to operating systems </w:t>
       </w:r>
-      <w:hyperlink r:id="rId22" w:history="1">
-        <w:r>
-          <w:rPr>
-            <w:rFonts w:asciiTheme="majorHAnsi" w:hAnsiTheme="majorHAnsi" w:cstheme="majorHAnsi"/>
-            <w:color w:val="2E74B5" w:themeColor="accent1" w:themeShade="BF"/>
-            <w:lang w:val="en-US" w:eastAsia="ru-RU"/>
-          </w:rPr>
-          <w:t>Certificate</w:t>
-        </w:r>
-      </w:hyperlink>
+      <w:r>
+        <w:fldChar w:fldCharType="begin"/>
+      </w:r>
+      <w:r>
+        <w:rPr>
+          <w:lang w:val="en-US"/>
+        </w:rPr>
+        <w:instrText xml:space="preserve"> HYPERLINK "http://old.intuit.ru/diplom/xAajksbKIr44/P00184009" </w:instrText>
+      </w:r>
+      <w:r>
+        <w:fldChar w:fldCharType="separate"/>
+      </w:r>
+      <w:r>
+        <w:rPr>
+          <w:rFonts w:asciiTheme="majorHAnsi" w:hAnsiTheme="majorHAnsi" w:cstheme="majorHAnsi"/>
+          <w:color w:val="2E74B5" w:themeColor="accent1" w:themeShade="BF"/>
+          <w:lang w:val="en-US" w:eastAsia="ru-RU"/>
+        </w:rPr>
+        <w:t>Certificate</w:t>
+      </w:r>
+      <w:r>
+        <w:rPr>
+          <w:rFonts w:asciiTheme="majorHAnsi" w:hAnsiTheme="majorHAnsi" w:cstheme="majorHAnsi"/>
+          <w:color w:val="2E74B5" w:themeColor="accent1" w:themeShade="BF"/>
+          <w:lang w:val="en-US" w:eastAsia="ru-RU"/>
+        </w:rPr>
+        <w:fldChar w:fldCharType="end"/>
+      </w:r>
       <w:r>
         <w:rPr>
           <w:rFonts w:asciiTheme="majorHAnsi" w:hAnsiTheme="majorHAnsi" w:cstheme="majorHAnsi"/>
@@ -1000,16 +1254,34 @@
         </w:rPr>
         <w:t>, </w:t>
       </w:r>
-      <w:hyperlink r:id="rId23" w:history="1">
-        <w:r>
-          <w:rPr>
-            <w:rFonts w:asciiTheme="majorHAnsi" w:hAnsiTheme="majorHAnsi" w:cstheme="majorHAnsi"/>
-            <w:color w:val="2E74B5" w:themeColor="accent1" w:themeShade="BF"/>
-            <w:lang w:val="en-US" w:eastAsia="ru-RU"/>
-          </w:rPr>
-          <w:t>NOU INTUIN</w:t>
-        </w:r>
-      </w:hyperlink>
+      <w:r>
+        <w:fldChar w:fldCharType="begin"/>
+      </w:r>
+      <w:r>
+        <w:rPr>
+          <w:lang w:val="en-US"/>
+        </w:rPr>
+        <w:instrText xml:space="preserve"> HYPERLINK "https://www.intuit.ru/" </w:instrText>
+      </w:r>
+      <w:r>
+        <w:fldChar w:fldCharType="separate"/>
+      </w:r>
+      <w:r>
+        <w:rPr>
+          <w:rFonts w:asciiTheme="majorHAnsi" w:hAnsiTheme="majorHAnsi" w:cstheme="majorHAnsi"/>
+          <w:color w:val="2E74B5" w:themeColor="accent1" w:themeShade="BF"/>
+          <w:lang w:val="en-US" w:eastAsia="ru-RU"/>
+        </w:rPr>
+        <w:t>NOU INTUIN</w:t>
+      </w:r>
+      <w:r>
+        <w:rPr>
+          <w:rFonts w:asciiTheme="majorHAnsi" w:hAnsiTheme="majorHAnsi" w:cstheme="majorHAnsi"/>
+          <w:color w:val="2E74B5" w:themeColor="accent1" w:themeShade="BF"/>
+          <w:lang w:val="en-US" w:eastAsia="ru-RU"/>
+        </w:rPr>
+        <w:fldChar w:fldCharType="end"/>
+      </w:r>
       <w:r>
         <w:rPr>
           <w:rFonts w:asciiTheme="majorHAnsi" w:hAnsiTheme="majorHAnsi" w:cstheme="majorHAnsi"/>
@@ -1033,16 +1305,34 @@
         </w:rPr>
         <w:t xml:space="preserve">Programming language C++ </w:t>
       </w:r>
-      <w:hyperlink r:id="rId24" w:history="1">
-        <w:r>
-          <w:rPr>
-            <w:rFonts w:asciiTheme="majorHAnsi" w:hAnsiTheme="majorHAnsi" w:cstheme="majorHAnsi"/>
-            <w:color w:val="2E74B5" w:themeColor="accent1" w:themeShade="BF"/>
-            <w:lang w:val="en-US" w:eastAsia="ru-RU"/>
-          </w:rPr>
-          <w:t>Certificate</w:t>
-        </w:r>
-      </w:hyperlink>
+      <w:r>
+        <w:fldChar w:fldCharType="begin"/>
+      </w:r>
+      <w:r>
+        <w:rPr>
+          <w:lang w:val="en-US"/>
+        </w:rPr>
+        <w:instrText xml:space="preserve"> HYPERLINK "http://old.intuit.ru/diplom/xAajksbKIr44/P00074822" </w:instrText>
+      </w:r>
+      <w:r>
+        <w:fldChar w:fldCharType="separate"/>
+      </w:r>
+      <w:r>
+        <w:rPr>
+          <w:rFonts w:asciiTheme="majorHAnsi" w:hAnsiTheme="majorHAnsi" w:cstheme="majorHAnsi"/>
+          <w:color w:val="2E74B5" w:themeColor="accent1" w:themeShade="BF"/>
+          <w:lang w:val="en-US" w:eastAsia="ru-RU"/>
+        </w:rPr>
+        <w:t>Certificate</w:t>
+      </w:r>
+      <w:r>
+        <w:rPr>
+          <w:rFonts w:asciiTheme="majorHAnsi" w:hAnsiTheme="majorHAnsi" w:cstheme="majorHAnsi"/>
+          <w:color w:val="2E74B5" w:themeColor="accent1" w:themeShade="BF"/>
+          <w:lang w:val="en-US" w:eastAsia="ru-RU"/>
+        </w:rPr>
+        <w:fldChar w:fldCharType="end"/>
+      </w:r>
       <w:r>
         <w:rPr>
           <w:rFonts w:asciiTheme="majorHAnsi" w:hAnsiTheme="majorHAnsi" w:cstheme="majorHAnsi"/>
@@ -1050,16 +1340,34 @@
         </w:rPr>
         <w:t>, </w:t>
       </w:r>
-      <w:hyperlink r:id="rId25" w:history="1">
-        <w:r>
-          <w:rPr>
-            <w:rFonts w:asciiTheme="majorHAnsi" w:hAnsiTheme="majorHAnsi" w:cstheme="majorHAnsi"/>
-            <w:color w:val="2E74B5" w:themeColor="accent1" w:themeShade="BF"/>
-            <w:lang w:val="en-US" w:eastAsia="ru-RU"/>
-          </w:rPr>
-          <w:t>NOU INTUIN</w:t>
-        </w:r>
-      </w:hyperlink>
+      <w:r>
+        <w:fldChar w:fldCharType="begin"/>
+      </w:r>
+      <w:r>
+        <w:rPr>
+          <w:lang w:val="en-US"/>
+        </w:rPr>
+        <w:instrText xml:space="preserve"> HYPERLINK "https://www.intuit.ru/" </w:instrText>
+      </w:r>
+      <w:r>
+        <w:fldChar w:fldCharType="separate"/>
+      </w:r>
+      <w:r>
+        <w:rPr>
+          <w:rFonts w:asciiTheme="majorHAnsi" w:hAnsiTheme="majorHAnsi" w:cstheme="majorHAnsi"/>
+          <w:color w:val="2E74B5" w:themeColor="accent1" w:themeShade="BF"/>
+          <w:lang w:val="en-US" w:eastAsia="ru-RU"/>
+        </w:rPr>
+        <w:t>NOU INTUIN</w:t>
+      </w:r>
+      <w:r>
+        <w:rPr>
+          <w:rFonts w:asciiTheme="majorHAnsi" w:hAnsiTheme="majorHAnsi" w:cstheme="majorHAnsi"/>
+          <w:color w:val="2E74B5" w:themeColor="accent1" w:themeShade="BF"/>
+          <w:lang w:val="en-US" w:eastAsia="ru-RU"/>
+        </w:rPr>
+        <w:fldChar w:fldCharType="end"/>
+      </w:r>
       <w:r>
         <w:rPr>
           <w:rFonts w:asciiTheme="majorHAnsi" w:hAnsiTheme="majorHAnsi" w:cstheme="majorHAnsi"/>
@@ -1086,6 +1394,14 @@
     </w:p>
     <w:p>
       <w:pPr>
+        <w:rPr>
+          <w:rFonts w:asciiTheme="majorHAnsi" w:hAnsiTheme="majorHAnsi" w:cstheme="majorHAnsi"/>
+          <w:lang w:val="en-US"/>
+        </w:rPr>
+      </w:pPr>
+    </w:p>
+    <w:p>
+      <w:pPr>
         <w:pStyle w:val="Heading2"/>
         <w:rPr>
           <w:lang w:val="en-US"/>
@@ -1095,6 +1411,7 @@
         <w:rPr>
           <w:lang w:val="en-US"/>
         </w:rPr>
+        <w:lastRenderedPageBreak/>
         <w:t>Awards</w:t>
       </w:r>
     </w:p>
@@ -1110,7 +1427,6 @@
           <w:rFonts w:asciiTheme="majorHAnsi" w:hAnsiTheme="majorHAnsi"/>
           <w:lang w:val="en-US" w:eastAsia="ru-RU"/>
         </w:rPr>
-        <w:lastRenderedPageBreak/>
         <w:t>Feb 2007, First-round winner of the regional Olympiad in mathematics conducted between the students of the St. Petersburg universities</w:t>
       </w:r>
     </w:p>
@@ -2883,26 +3199,44 @@
         </w:rPr>
         <w:t xml:space="preserve">Nov 2016 — present, </w:t>
       </w:r>
-      <w:hyperlink r:id="rId26" w:tgtFrame="_blank" w:history="1">
-        <w:proofErr w:type="spellStart"/>
-        <w:r>
-          <w:rPr>
-            <w:rFonts w:asciiTheme="majorHAnsi" w:hAnsiTheme="majorHAnsi"/>
-            <w:color w:val="2E74B5" w:themeColor="accent1" w:themeShade="BF"/>
-            <w:lang w:val="en-US" w:eastAsia="ru-RU"/>
-          </w:rPr>
-          <w:t>OpenWay</w:t>
-        </w:r>
-        <w:proofErr w:type="spellEnd"/>
-        <w:r>
-          <w:rPr>
-            <w:rFonts w:asciiTheme="majorHAnsi" w:hAnsiTheme="majorHAnsi"/>
-            <w:color w:val="2E74B5" w:themeColor="accent1" w:themeShade="BF"/>
-            <w:lang w:val="en-US" w:eastAsia="ru-RU"/>
-          </w:rPr>
-          <w:t xml:space="preserve"> Group</w:t>
-        </w:r>
-      </w:hyperlink>
+      <w:r>
+        <w:fldChar w:fldCharType="begin"/>
+      </w:r>
+      <w:r>
+        <w:rPr>
+          <w:lang w:val="en-US"/>
+        </w:rPr>
+        <w:instrText xml:space="preserve"> HYPERLINK "http://www.openwaygroup.com/" \t "_blank" </w:instrText>
+      </w:r>
+      <w:r>
+        <w:fldChar w:fldCharType="separate"/>
+      </w:r>
+      <w:proofErr w:type="spellStart"/>
+      <w:r>
+        <w:rPr>
+          <w:rFonts w:asciiTheme="majorHAnsi" w:hAnsiTheme="majorHAnsi"/>
+          <w:color w:val="2E74B5" w:themeColor="accent1" w:themeShade="BF"/>
+          <w:lang w:val="en-US" w:eastAsia="ru-RU"/>
+        </w:rPr>
+        <w:t>OpenWay</w:t>
+      </w:r>
+      <w:proofErr w:type="spellEnd"/>
+      <w:r>
+        <w:rPr>
+          <w:rFonts w:asciiTheme="majorHAnsi" w:hAnsiTheme="majorHAnsi"/>
+          <w:color w:val="2E74B5" w:themeColor="accent1" w:themeShade="BF"/>
+          <w:lang w:val="en-US" w:eastAsia="ru-RU"/>
+        </w:rPr>
+        <w:t xml:space="preserve"> Group</w:t>
+      </w:r>
+      <w:r>
+        <w:rPr>
+          <w:rFonts w:asciiTheme="majorHAnsi" w:hAnsiTheme="majorHAnsi"/>
+          <w:color w:val="2E74B5" w:themeColor="accent1" w:themeShade="BF"/>
+          <w:lang w:val="en-US" w:eastAsia="ru-RU"/>
+        </w:rPr>
+        <w:fldChar w:fldCharType="end"/>
+      </w:r>
       <w:r>
         <w:rPr>
           <w:rFonts w:asciiTheme="majorHAnsi" w:hAnsiTheme="majorHAnsi"/>
@@ -3189,26 +3523,44 @@
         </w:rPr>
         <w:t xml:space="preserve">Feb 2015 — Nov 2016, </w:t>
       </w:r>
-      <w:hyperlink r:id="rId27" w:tgtFrame="_blank" w:history="1">
-        <w:proofErr w:type="spellStart"/>
-        <w:r>
-          <w:rPr>
-            <w:rFonts w:asciiTheme="majorHAnsi" w:hAnsiTheme="majorHAnsi"/>
-            <w:color w:val="2E74B5" w:themeColor="accent1" w:themeShade="BF"/>
-            <w:lang w:val="en-US" w:eastAsia="ru-RU"/>
-          </w:rPr>
-          <w:t>i</w:t>
-        </w:r>
-        <w:proofErr w:type="spellEnd"/>
-        <w:r>
-          <w:rPr>
-            <w:rFonts w:asciiTheme="majorHAnsi" w:hAnsiTheme="majorHAnsi"/>
-            <w:color w:val="2E74B5" w:themeColor="accent1" w:themeShade="BF"/>
-            <w:lang w:val="en-US" w:eastAsia="ru-RU"/>
-          </w:rPr>
-          <w:t>-Free</w:t>
-        </w:r>
-      </w:hyperlink>
+      <w:r>
+        <w:fldChar w:fldCharType="begin"/>
+      </w:r>
+      <w:r>
+        <w:rPr>
+          <w:lang w:val="en-US"/>
+        </w:rPr>
+        <w:instrText xml:space="preserve"> HYPERLINK "http://www.i-free.com/en" \t "_blank" </w:instrText>
+      </w:r>
+      <w:r>
+        <w:fldChar w:fldCharType="separate"/>
+      </w:r>
+      <w:proofErr w:type="spellStart"/>
+      <w:r>
+        <w:rPr>
+          <w:rFonts w:asciiTheme="majorHAnsi" w:hAnsiTheme="majorHAnsi"/>
+          <w:color w:val="2E74B5" w:themeColor="accent1" w:themeShade="BF"/>
+          <w:lang w:val="en-US" w:eastAsia="ru-RU"/>
+        </w:rPr>
+        <w:t>i</w:t>
+      </w:r>
+      <w:proofErr w:type="spellEnd"/>
+      <w:r>
+        <w:rPr>
+          <w:rFonts w:asciiTheme="majorHAnsi" w:hAnsiTheme="majorHAnsi"/>
+          <w:color w:val="2E74B5" w:themeColor="accent1" w:themeShade="BF"/>
+          <w:lang w:val="en-US" w:eastAsia="ru-RU"/>
+        </w:rPr>
+        <w:t>-Free</w:t>
+      </w:r>
+      <w:r>
+        <w:rPr>
+          <w:rFonts w:asciiTheme="majorHAnsi" w:hAnsiTheme="majorHAnsi"/>
+          <w:color w:val="2E74B5" w:themeColor="accent1" w:themeShade="BF"/>
+          <w:lang w:val="en-US" w:eastAsia="ru-RU"/>
+        </w:rPr>
+        <w:fldChar w:fldCharType="end"/>
+      </w:r>
       <w:r>
         <w:rPr>
           <w:rFonts w:asciiTheme="majorHAnsi" w:hAnsiTheme="majorHAnsi"/>
@@ -3237,7 +3589,6 @@
           <w:b/>
           <w:lang w:val="en-GB"/>
         </w:rPr>
-        <w:lastRenderedPageBreak/>
         <w:t>Project</w:t>
       </w:r>
       <w:r>
@@ -3584,8 +3935,6 @@
         </w:rPr>
         <w:t>React</w:t>
       </w:r>
-      <w:bookmarkStart w:id="0" w:name="_GoBack"/>
-      <w:bookmarkEnd w:id="0"/>
       <w:r>
         <w:rPr>
           <w:rFonts w:asciiTheme="majorHAnsi" w:hAnsiTheme="majorHAnsi"/>
@@ -3703,26 +4052,44 @@
         </w:rPr>
         <w:t xml:space="preserve">Sep 2014 — Feb 2015, </w:t>
       </w:r>
-      <w:hyperlink r:id="rId28" w:tgtFrame="_blank" w:history="1">
-        <w:proofErr w:type="spellStart"/>
-        <w:r>
-          <w:rPr>
-            <w:rFonts w:asciiTheme="majorHAnsi" w:hAnsiTheme="majorHAnsi"/>
-            <w:color w:val="2E74B5" w:themeColor="accent1" w:themeShade="BF"/>
-            <w:lang w:val="en-US" w:eastAsia="ru-RU"/>
-          </w:rPr>
-          <w:t>i</w:t>
-        </w:r>
-        <w:proofErr w:type="spellEnd"/>
-        <w:r>
-          <w:rPr>
-            <w:rFonts w:asciiTheme="majorHAnsi" w:hAnsiTheme="majorHAnsi"/>
-            <w:color w:val="2E74B5" w:themeColor="accent1" w:themeShade="BF"/>
-            <w:lang w:val="en-US" w:eastAsia="ru-RU"/>
-          </w:rPr>
-          <w:t>-Free</w:t>
-        </w:r>
-      </w:hyperlink>
+      <w:r>
+        <w:fldChar w:fldCharType="begin"/>
+      </w:r>
+      <w:r>
+        <w:rPr>
+          <w:lang w:val="en-US"/>
+        </w:rPr>
+        <w:instrText xml:space="preserve"> HYPERLINK "http://www.i-free.com/en" \t "_blank" </w:instrText>
+      </w:r>
+      <w:r>
+        <w:fldChar w:fldCharType="separate"/>
+      </w:r>
+      <w:proofErr w:type="spellStart"/>
+      <w:r>
+        <w:rPr>
+          <w:rFonts w:asciiTheme="majorHAnsi" w:hAnsiTheme="majorHAnsi"/>
+          <w:color w:val="2E74B5" w:themeColor="accent1" w:themeShade="BF"/>
+          <w:lang w:val="en-US" w:eastAsia="ru-RU"/>
+        </w:rPr>
+        <w:t>i</w:t>
+      </w:r>
+      <w:proofErr w:type="spellEnd"/>
+      <w:r>
+        <w:rPr>
+          <w:rFonts w:asciiTheme="majorHAnsi" w:hAnsiTheme="majorHAnsi"/>
+          <w:color w:val="2E74B5" w:themeColor="accent1" w:themeShade="BF"/>
+          <w:lang w:val="en-US" w:eastAsia="ru-RU"/>
+        </w:rPr>
+        <w:t>-Free</w:t>
+      </w:r>
+      <w:r>
+        <w:rPr>
+          <w:rFonts w:asciiTheme="majorHAnsi" w:hAnsiTheme="majorHAnsi"/>
+          <w:color w:val="2E74B5" w:themeColor="accent1" w:themeShade="BF"/>
+          <w:lang w:val="en-US" w:eastAsia="ru-RU"/>
+        </w:rPr>
+        <w:fldChar w:fldCharType="end"/>
+      </w:r>
       <w:r>
         <w:rPr>
           <w:rFonts w:asciiTheme="majorHAnsi" w:hAnsiTheme="majorHAnsi"/>
@@ -4095,24 +4462,41 @@
         </w:rPr>
         <w:t xml:space="preserve">, </w:t>
       </w:r>
-      <w:hyperlink r:id="rId29" w:tgtFrame="_blank" w:history="1">
-        <w:proofErr w:type="spellStart"/>
-        <w:r>
-          <w:rPr>
-            <w:color w:val="2E74B5" w:themeColor="accent1" w:themeShade="BF"/>
-            <w:lang w:val="en-US" w:eastAsia="ru-RU"/>
-          </w:rPr>
-          <w:t>i</w:t>
-        </w:r>
-        <w:proofErr w:type="spellEnd"/>
-        <w:r>
-          <w:rPr>
-            <w:color w:val="2E74B5" w:themeColor="accent1" w:themeShade="BF"/>
-            <w:lang w:val="en-US" w:eastAsia="ru-RU"/>
-          </w:rPr>
-          <w:t>-Free</w:t>
-        </w:r>
-      </w:hyperlink>
+      <w:r>
+        <w:fldChar w:fldCharType="begin"/>
+      </w:r>
+      <w:r>
+        <w:rPr>
+          <w:lang w:val="en-US"/>
+        </w:rPr>
+        <w:instrText xml:space="preserve"> HYPERLINK "http://www.i-free.com/en" \t "_blank" </w:instrText>
+      </w:r>
+      <w:r>
+        <w:fldChar w:fldCharType="separate"/>
+      </w:r>
+      <w:proofErr w:type="spellStart"/>
+      <w:r>
+        <w:rPr>
+          <w:color w:val="2E74B5" w:themeColor="accent1" w:themeShade="BF"/>
+          <w:lang w:val="en-US" w:eastAsia="ru-RU"/>
+        </w:rPr>
+        <w:t>i</w:t>
+      </w:r>
+      <w:proofErr w:type="spellEnd"/>
+      <w:r>
+        <w:rPr>
+          <w:color w:val="2E74B5" w:themeColor="accent1" w:themeShade="BF"/>
+          <w:lang w:val="en-US" w:eastAsia="ru-RU"/>
+        </w:rPr>
+        <w:t>-Free</w:t>
+      </w:r>
+      <w:r>
+        <w:rPr>
+          <w:color w:val="2E74B5" w:themeColor="accent1" w:themeShade="BF"/>
+          <w:lang w:val="en-US" w:eastAsia="ru-RU"/>
+        </w:rPr>
+        <w:fldChar w:fldCharType="end"/>
+      </w:r>
       <w:r>
         <w:rPr>
           <w:lang w:val="en-US" w:eastAsia="ru-RU"/>
@@ -4679,16 +5063,34 @@
         </w:rPr>
         <w:t xml:space="preserve">, </w:t>
       </w:r>
-      <w:hyperlink r:id="rId30" w:tgtFrame="_blank" w:history="1">
-        <w:r>
-          <w:rPr>
-            <w:rFonts w:asciiTheme="majorHAnsi" w:hAnsiTheme="majorHAnsi"/>
-            <w:color w:val="2E74B5" w:themeColor="accent1" w:themeShade="BF"/>
-            <w:lang w:val="en-US" w:eastAsia="ru-RU"/>
-          </w:rPr>
-          <w:t>Majordomo</w:t>
-        </w:r>
-      </w:hyperlink>
+      <w:r>
+        <w:fldChar w:fldCharType="begin"/>
+      </w:r>
+      <w:r>
+        <w:rPr>
+          <w:lang w:val="en-US"/>
+        </w:rPr>
+        <w:instrText xml:space="preserve"> HYPERLINK "https://www.majordomo.ru/" \t "_blank" </w:instrText>
+      </w:r>
+      <w:r>
+        <w:fldChar w:fldCharType="separate"/>
+      </w:r>
+      <w:r>
+        <w:rPr>
+          <w:rFonts w:asciiTheme="majorHAnsi" w:hAnsiTheme="majorHAnsi"/>
+          <w:color w:val="2E74B5" w:themeColor="accent1" w:themeShade="BF"/>
+          <w:lang w:val="en-US" w:eastAsia="ru-RU"/>
+        </w:rPr>
+        <w:t>Majordomo</w:t>
+      </w:r>
+      <w:r>
+        <w:rPr>
+          <w:rFonts w:asciiTheme="majorHAnsi" w:hAnsiTheme="majorHAnsi"/>
+          <w:color w:val="2E74B5" w:themeColor="accent1" w:themeShade="BF"/>
+          <w:lang w:val="en-US" w:eastAsia="ru-RU"/>
+        </w:rPr>
+        <w:fldChar w:fldCharType="end"/>
+      </w:r>
       <w:r>
         <w:rPr>
           <w:rFonts w:asciiTheme="majorHAnsi" w:hAnsiTheme="majorHAnsi"/>
@@ -4964,6 +5366,8 @@
           <w:lang w:val="en-US"/>
         </w:rPr>
       </w:pPr>
+      <w:bookmarkStart w:id="0" w:name="_GoBack"/>
+      <w:bookmarkEnd w:id="0"/>
     </w:p>
     <w:p>
       <w:pPr>
@@ -6084,7 +6488,7 @@
 </file>
 
 <file path=customXml/itemProps1.xml><?xml version="1.0" encoding="utf-8"?>
-<ds:datastoreItem xmlns:ds="http://schemas.openxmlformats.org/officeDocument/2006/customXml" ds:itemID="{E40AE0B2-57FA-49F7-95F9-B806FB1CA2B7}">
+<ds:datastoreItem xmlns:ds="http://schemas.openxmlformats.org/officeDocument/2006/customXml" ds:itemID="{709462A8-94DD-45B8-8F48-36A3778E16F3}">
   <ds:schemaRefs>
     <ds:schemaRef ds:uri="http://schemas.openxmlformats.org/officeDocument/2006/bibliography"/>
   </ds:schemaRefs>
